--- a/chess setups.DOCX
+++ b/chess setups.DOCX
@@ -5174,13 +5174,8 @@
       </w:r>
       <w:proofErr w:type="spellEnd"/>
       <w:r>
-        <w:t xml:space="preserve"> </w:t>
-      </w:r>
-      <w:proofErr w:type="spellStart"/>
-      <w:r>
-        <w:t>fight</w:t>
-      </w:r>
-      <w:proofErr w:type="spellEnd"/>
+        <w:t xml:space="preserve"> fight</w:t>
+      </w:r>
     </w:p>
     <w:p/>
     <w:p>
@@ -6793,6 +6788,3458 @@
       <w:r>
         <w:t>();</w:t>
       </w:r>
+    </w:p>
+    <w:p>
+      <w:pPr>
+        <w:pStyle w:val="Nadpis3"/>
+      </w:pPr>
+      <w:r>
+        <w:t>Test</w:t>
+      </w:r>
+    </w:p>
+    <w:p>
+      <w:pPr>
+        <w:rPr>
+          <w:lang w:val="en-GB"/>
+        </w:rPr>
+      </w:pPr>
+      <w:r>
+        <w:rPr>
+          <w:lang w:val="en-GB"/>
+        </w:rPr>
+        <w:t xml:space="preserve">       //</w:t>
+      </w:r>
+      <w:proofErr w:type="spellStart"/>
+      <w:r>
+        <w:rPr>
+          <w:lang w:val="en-GB"/>
+        </w:rPr>
+        <w:t>inicializace</w:t>
+      </w:r>
+      <w:proofErr w:type="spellEnd"/>
+      <w:r>
+        <w:rPr>
+          <w:lang w:val="en-GB"/>
+        </w:rPr>
+        <w:t xml:space="preserve"> </w:t>
+      </w:r>
+      <w:proofErr w:type="spellStart"/>
+      <w:r>
+        <w:rPr>
+          <w:lang w:val="en-GB"/>
+        </w:rPr>
+        <w:t>hráčů</w:t>
+      </w:r>
+      <w:proofErr w:type="spellEnd"/>
+      <w:r>
+        <w:rPr>
+          <w:lang w:val="en-GB"/>
+        </w:rPr>
+        <w:br/>
+      </w:r>
+      <w:r>
+        <w:rPr>
+          <w:lang w:val="en-GB"/>
+        </w:rPr>
+        <w:br/>
+        <w:t xml:space="preserve">        Player player1 = new Player("Bílý",Colour.</w:t>
+      </w:r>
+      <w:r>
+        <w:rPr>
+          <w:i/>
+          <w:iCs/>
+          <w:lang w:val="en-GB"/>
+        </w:rPr>
+        <w:t>White</w:t>
+      </w:r>
+      <w:r>
+        <w:rPr>
+          <w:lang w:val="en-GB"/>
+        </w:rPr>
+        <w:t>,600);</w:t>
+      </w:r>
+      <w:r>
+        <w:rPr>
+          <w:lang w:val="en-GB"/>
+        </w:rPr>
+        <w:br/>
+        <w:t xml:space="preserve">        Player player2 = new Player("Černý",Colour.</w:t>
+      </w:r>
+      <w:r>
+        <w:rPr>
+          <w:i/>
+          <w:iCs/>
+          <w:lang w:val="en-GB"/>
+        </w:rPr>
+        <w:t>Black</w:t>
+      </w:r>
+      <w:r>
+        <w:rPr>
+          <w:lang w:val="en-GB"/>
+        </w:rPr>
+        <w:t>,600);</w:t>
+      </w:r>
+      <w:r>
+        <w:rPr>
+          <w:lang w:val="en-GB"/>
+        </w:rPr>
+        <w:br/>
+      </w:r>
+      <w:r>
+        <w:rPr>
+          <w:lang w:val="en-GB"/>
+        </w:rPr>
+        <w:br/>
+      </w:r>
+      <w:r>
+        <w:rPr>
+          <w:lang w:val="en-GB"/>
+        </w:rPr>
+        <w:br/>
+        <w:t>//</w:t>
+      </w:r>
+      <w:proofErr w:type="spellStart"/>
+      <w:r>
+        <w:rPr>
+          <w:lang w:val="en-GB"/>
+        </w:rPr>
+        <w:t>konec</w:t>
+      </w:r>
+      <w:proofErr w:type="spellEnd"/>
+      <w:r>
+        <w:rPr>
+          <w:lang w:val="en-GB"/>
+        </w:rPr>
+        <w:t xml:space="preserve"> </w:t>
+      </w:r>
+      <w:proofErr w:type="spellStart"/>
+      <w:r>
+        <w:rPr>
+          <w:lang w:val="en-GB"/>
+        </w:rPr>
+        <w:t>inicializace</w:t>
+      </w:r>
+      <w:proofErr w:type="spellEnd"/>
+      <w:r>
+        <w:rPr>
+          <w:lang w:val="en-GB"/>
+        </w:rPr>
+        <w:t xml:space="preserve"> </w:t>
+      </w:r>
+      <w:proofErr w:type="spellStart"/>
+      <w:r>
+        <w:rPr>
+          <w:lang w:val="en-GB"/>
+        </w:rPr>
+        <w:t>hráčů</w:t>
+      </w:r>
+      <w:proofErr w:type="spellEnd"/>
+      <w:r>
+        <w:rPr>
+          <w:lang w:val="en-GB"/>
+        </w:rPr>
+        <w:br/>
+      </w:r>
+      <w:r>
+        <w:rPr>
+          <w:lang w:val="en-GB"/>
+        </w:rPr>
+        <w:br/>
+        <w:t>//</w:t>
+      </w:r>
+      <w:proofErr w:type="spellStart"/>
+      <w:r>
+        <w:rPr>
+          <w:lang w:val="en-GB"/>
+        </w:rPr>
+        <w:t>inicializace</w:t>
+      </w:r>
+      <w:proofErr w:type="spellEnd"/>
+      <w:r>
+        <w:rPr>
+          <w:lang w:val="en-GB"/>
+        </w:rPr>
+        <w:t xml:space="preserve"> </w:t>
+      </w:r>
+      <w:proofErr w:type="spellStart"/>
+      <w:r>
+        <w:rPr>
+          <w:lang w:val="en-GB"/>
+        </w:rPr>
+        <w:t>figur</w:t>
+      </w:r>
+      <w:proofErr w:type="spellEnd"/>
+      <w:r>
+        <w:rPr>
+          <w:lang w:val="en-GB"/>
+        </w:rPr>
+        <w:br/>
+      </w:r>
+      <w:r>
+        <w:rPr>
+          <w:lang w:val="en-GB"/>
+        </w:rPr>
+        <w:br/>
+        <w:t xml:space="preserve">        </w:t>
+      </w:r>
+      <w:proofErr w:type="spellStart"/>
+      <w:r>
+        <w:rPr>
+          <w:lang w:val="en-GB"/>
+        </w:rPr>
+        <w:t>ArrayList</w:t>
+      </w:r>
+      <w:proofErr w:type="spellEnd"/>
+      <w:r>
+        <w:rPr>
+          <w:lang w:val="en-GB"/>
+        </w:rPr>
+        <w:t xml:space="preserve">&lt;Pawn&gt; pawns= new </w:t>
+      </w:r>
+      <w:proofErr w:type="spellStart"/>
+      <w:r>
+        <w:rPr>
+          <w:lang w:val="en-GB"/>
+        </w:rPr>
+        <w:t>ArrayList</w:t>
+      </w:r>
+      <w:proofErr w:type="spellEnd"/>
+      <w:r>
+        <w:rPr>
+          <w:lang w:val="en-GB"/>
+        </w:rPr>
+        <w:t>&lt;&gt;();</w:t>
+      </w:r>
+      <w:r>
+        <w:rPr>
+          <w:lang w:val="en-GB"/>
+        </w:rPr>
+        <w:br/>
+      </w:r>
+      <w:r>
+        <w:rPr>
+          <w:lang w:val="en-GB"/>
+        </w:rPr>
+        <w:br/>
+        <w:t xml:space="preserve">        for (int </w:t>
+      </w:r>
+      <w:proofErr w:type="spellStart"/>
+      <w:r>
+        <w:rPr>
+          <w:lang w:val="en-GB"/>
+        </w:rPr>
+        <w:t>i</w:t>
+      </w:r>
+      <w:proofErr w:type="spellEnd"/>
+      <w:r>
+        <w:rPr>
+          <w:lang w:val="en-GB"/>
+        </w:rPr>
+        <w:t xml:space="preserve"> = 0; </w:t>
+      </w:r>
+      <w:proofErr w:type="spellStart"/>
+      <w:r>
+        <w:rPr>
+          <w:lang w:val="en-GB"/>
+        </w:rPr>
+        <w:t>i</w:t>
+      </w:r>
+      <w:proofErr w:type="spellEnd"/>
+      <w:r>
+        <w:rPr>
+          <w:lang w:val="en-GB"/>
+        </w:rPr>
+        <w:t xml:space="preserve"> &lt; 9; </w:t>
+      </w:r>
+      <w:proofErr w:type="spellStart"/>
+      <w:r>
+        <w:rPr>
+          <w:lang w:val="en-GB"/>
+        </w:rPr>
+        <w:t>i</w:t>
+      </w:r>
+      <w:proofErr w:type="spellEnd"/>
+      <w:r>
+        <w:rPr>
+          <w:lang w:val="en-GB"/>
+        </w:rPr>
+        <w:t>++) {</w:t>
+      </w:r>
+      <w:r>
+        <w:rPr>
+          <w:lang w:val="en-GB"/>
+        </w:rPr>
+        <w:br/>
+        <w:t xml:space="preserve">            </w:t>
+      </w:r>
+      <w:proofErr w:type="spellStart"/>
+      <w:r>
+        <w:rPr>
+          <w:lang w:val="en-GB"/>
+        </w:rPr>
+        <w:t>pawns.add</w:t>
+      </w:r>
+      <w:proofErr w:type="spellEnd"/>
+      <w:r>
+        <w:rPr>
+          <w:lang w:val="en-GB"/>
+        </w:rPr>
+        <w:t xml:space="preserve">(new Pawn("White Pawn", </w:t>
+      </w:r>
+      <w:proofErr w:type="spellStart"/>
+      <w:r>
+        <w:rPr>
+          <w:lang w:val="en-GB"/>
+        </w:rPr>
+        <w:t>i</w:t>
+      </w:r>
+      <w:proofErr w:type="spellEnd"/>
+      <w:r>
+        <w:rPr>
+          <w:lang w:val="en-GB"/>
+        </w:rPr>
+        <w:t xml:space="preserve">, 6, </w:t>
+      </w:r>
+      <w:proofErr w:type="spellStart"/>
+      <w:r>
+        <w:rPr>
+          <w:lang w:val="en-GB"/>
+        </w:rPr>
+        <w:t>Colour.</w:t>
+      </w:r>
+      <w:r>
+        <w:rPr>
+          <w:i/>
+          <w:iCs/>
+          <w:lang w:val="en-GB"/>
+        </w:rPr>
+        <w:t>White</w:t>
+      </w:r>
+      <w:proofErr w:type="spellEnd"/>
+      <w:r>
+        <w:rPr>
+          <w:lang w:val="en-GB"/>
+        </w:rPr>
+        <w:t>, 0));</w:t>
+      </w:r>
+      <w:r>
+        <w:rPr>
+          <w:lang w:val="en-GB"/>
+        </w:rPr>
+        <w:br/>
+        <w:t xml:space="preserve">            </w:t>
+      </w:r>
+      <w:proofErr w:type="spellStart"/>
+      <w:r>
+        <w:rPr>
+          <w:lang w:val="en-GB"/>
+        </w:rPr>
+        <w:t>pawns.add</w:t>
+      </w:r>
+      <w:proofErr w:type="spellEnd"/>
+      <w:r>
+        <w:rPr>
+          <w:lang w:val="en-GB"/>
+        </w:rPr>
+        <w:t xml:space="preserve">(new Pawn("Black Pawn", </w:t>
+      </w:r>
+      <w:proofErr w:type="spellStart"/>
+      <w:r>
+        <w:rPr>
+          <w:lang w:val="en-GB"/>
+        </w:rPr>
+        <w:t>i</w:t>
+      </w:r>
+      <w:proofErr w:type="spellEnd"/>
+      <w:r>
+        <w:rPr>
+          <w:lang w:val="en-GB"/>
+        </w:rPr>
+        <w:t xml:space="preserve">, 2, </w:t>
+      </w:r>
+      <w:proofErr w:type="spellStart"/>
+      <w:r>
+        <w:rPr>
+          <w:lang w:val="en-GB"/>
+        </w:rPr>
+        <w:t>Colour.</w:t>
+      </w:r>
+      <w:r>
+        <w:rPr>
+          <w:i/>
+          <w:iCs/>
+          <w:lang w:val="en-GB"/>
+        </w:rPr>
+        <w:t>Black</w:t>
+      </w:r>
+      <w:proofErr w:type="spellEnd"/>
+      <w:r>
+        <w:rPr>
+          <w:lang w:val="en-GB"/>
+        </w:rPr>
+        <w:t>, 2));</w:t>
+      </w:r>
+      <w:r>
+        <w:rPr>
+          <w:lang w:val="en-GB"/>
+        </w:rPr>
+        <w:br/>
+        <w:t xml:space="preserve">        }</w:t>
+      </w:r>
+      <w:r>
+        <w:rPr>
+          <w:lang w:val="en-GB"/>
+        </w:rPr>
+        <w:br/>
+      </w:r>
+      <w:r>
+        <w:rPr>
+          <w:lang w:val="en-GB"/>
+        </w:rPr>
+        <w:br/>
+        <w:t xml:space="preserve">        Bishop wbishop1 = new Bishop("White Bishop",1,8,Colour.</w:t>
+      </w:r>
+      <w:r>
+        <w:rPr>
+          <w:i/>
+          <w:iCs/>
+          <w:lang w:val="en-GB"/>
+        </w:rPr>
+        <w:t>White</w:t>
+      </w:r>
+      <w:r>
+        <w:rPr>
+          <w:lang w:val="en-GB"/>
+        </w:rPr>
+        <w:t>);</w:t>
+      </w:r>
+      <w:r>
+        <w:rPr>
+          <w:lang w:val="en-GB"/>
+        </w:rPr>
+        <w:br/>
+        <w:t xml:space="preserve">        Bishop wbishop2 = new Bishop("White Bishop",2,8,Colour.</w:t>
+      </w:r>
+      <w:r>
+        <w:rPr>
+          <w:i/>
+          <w:iCs/>
+          <w:lang w:val="en-GB"/>
+        </w:rPr>
+        <w:t>White</w:t>
+      </w:r>
+      <w:r>
+        <w:rPr>
+          <w:lang w:val="en-GB"/>
+        </w:rPr>
+        <w:t>);</w:t>
+      </w:r>
+      <w:r>
+        <w:rPr>
+          <w:lang w:val="en-GB"/>
+        </w:rPr>
+        <w:br/>
+        <w:t xml:space="preserve">        Bishop wbishop3 = new Bishop("White Bishop",6,8,Colour.</w:t>
+      </w:r>
+      <w:r>
+        <w:rPr>
+          <w:i/>
+          <w:iCs/>
+          <w:lang w:val="en-GB"/>
+        </w:rPr>
+        <w:t>White</w:t>
+      </w:r>
+      <w:r>
+        <w:rPr>
+          <w:lang w:val="en-GB"/>
+        </w:rPr>
+        <w:t>);</w:t>
+      </w:r>
+      <w:r>
+        <w:rPr>
+          <w:lang w:val="en-GB"/>
+        </w:rPr>
+        <w:br/>
+        <w:t xml:space="preserve">        Bishop wbishop4 = new Bishop("White Bishop",7,8,Colour.</w:t>
+      </w:r>
+      <w:r>
+        <w:rPr>
+          <w:i/>
+          <w:iCs/>
+          <w:lang w:val="en-GB"/>
+        </w:rPr>
+        <w:t>White</w:t>
+      </w:r>
+      <w:r>
+        <w:rPr>
+          <w:lang w:val="en-GB"/>
+        </w:rPr>
+        <w:t>);</w:t>
+      </w:r>
+      <w:r>
+        <w:rPr>
+          <w:lang w:val="en-GB"/>
+        </w:rPr>
+        <w:br/>
+      </w:r>
+      <w:r>
+        <w:rPr>
+          <w:lang w:val="en-GB"/>
+        </w:rPr>
+        <w:br/>
+        <w:t xml:space="preserve">        Bishop bbishop1 = new Bishop("Black Bishop",1,0,Colour.</w:t>
+      </w:r>
+      <w:r>
+        <w:rPr>
+          <w:i/>
+          <w:iCs/>
+          <w:lang w:val="en-GB"/>
+        </w:rPr>
+        <w:t>Black</w:t>
+      </w:r>
+      <w:r>
+        <w:rPr>
+          <w:lang w:val="en-GB"/>
+        </w:rPr>
+        <w:t>);</w:t>
+      </w:r>
+      <w:r>
+        <w:rPr>
+          <w:lang w:val="en-GB"/>
+        </w:rPr>
+        <w:br/>
+        <w:t xml:space="preserve">        Bishop bbishop2 = new Bishop("Black Bishop",2,0,Colour.</w:t>
+      </w:r>
+      <w:r>
+        <w:rPr>
+          <w:i/>
+          <w:iCs/>
+          <w:lang w:val="en-GB"/>
+        </w:rPr>
+        <w:t>Black</w:t>
+      </w:r>
+      <w:r>
+        <w:rPr>
+          <w:lang w:val="en-GB"/>
+        </w:rPr>
+        <w:t>);</w:t>
+      </w:r>
+      <w:r>
+        <w:rPr>
+          <w:lang w:val="en-GB"/>
+        </w:rPr>
+        <w:br/>
+        <w:t xml:space="preserve">        Bishop bbishop3 = new Bishop("Black Bishop",6,0,Colour.</w:t>
+      </w:r>
+      <w:r>
+        <w:rPr>
+          <w:i/>
+          <w:iCs/>
+          <w:lang w:val="en-GB"/>
+        </w:rPr>
+        <w:t>Black</w:t>
+      </w:r>
+      <w:r>
+        <w:rPr>
+          <w:lang w:val="en-GB"/>
+        </w:rPr>
+        <w:t>);</w:t>
+      </w:r>
+      <w:r>
+        <w:rPr>
+          <w:lang w:val="en-GB"/>
+        </w:rPr>
+        <w:br/>
+        <w:t xml:space="preserve">        Bishop bbishop4 = new Bishop("Black Bishop",7,0,Colour.</w:t>
+      </w:r>
+      <w:r>
+        <w:rPr>
+          <w:i/>
+          <w:iCs/>
+          <w:lang w:val="en-GB"/>
+        </w:rPr>
+        <w:t>Black</w:t>
+      </w:r>
+      <w:r>
+        <w:rPr>
+          <w:lang w:val="en-GB"/>
+        </w:rPr>
+        <w:t>);</w:t>
+      </w:r>
+      <w:r>
+        <w:rPr>
+          <w:lang w:val="en-GB"/>
+        </w:rPr>
+        <w:br/>
+      </w:r>
+      <w:r>
+        <w:rPr>
+          <w:lang w:val="en-GB"/>
+        </w:rPr>
+        <w:br/>
+        <w:t xml:space="preserve">       Emperor </w:t>
+      </w:r>
+      <w:proofErr w:type="spellStart"/>
+      <w:r>
+        <w:rPr>
+          <w:lang w:val="en-GB"/>
+        </w:rPr>
+        <w:t>wemperor</w:t>
+      </w:r>
+      <w:proofErr w:type="spellEnd"/>
+      <w:r>
+        <w:rPr>
+          <w:lang w:val="en-GB"/>
+        </w:rPr>
+        <w:t xml:space="preserve"> = new Emperor("White Emperor",4,8,Colour.</w:t>
+      </w:r>
+      <w:r>
+        <w:rPr>
+          <w:i/>
+          <w:iCs/>
+          <w:lang w:val="en-GB"/>
+        </w:rPr>
+        <w:t>White</w:t>
+      </w:r>
+      <w:r>
+        <w:rPr>
+          <w:lang w:val="en-GB"/>
+        </w:rPr>
+        <w:t>);</w:t>
+      </w:r>
+      <w:r>
+        <w:rPr>
+          <w:lang w:val="en-GB"/>
+        </w:rPr>
+        <w:br/>
+        <w:t xml:space="preserve">        Emperor </w:t>
+      </w:r>
+      <w:proofErr w:type="spellStart"/>
+      <w:r>
+        <w:rPr>
+          <w:lang w:val="en-GB"/>
+        </w:rPr>
+        <w:t>bemperor</w:t>
+      </w:r>
+      <w:proofErr w:type="spellEnd"/>
+      <w:r>
+        <w:rPr>
+          <w:lang w:val="en-GB"/>
+        </w:rPr>
+        <w:t xml:space="preserve"> = new Emperor("Black Emperor",4,0,Colour.</w:t>
+      </w:r>
+      <w:r>
+        <w:rPr>
+          <w:i/>
+          <w:iCs/>
+          <w:lang w:val="en-GB"/>
+        </w:rPr>
+        <w:t>Black</w:t>
+      </w:r>
+      <w:r>
+        <w:rPr>
+          <w:lang w:val="en-GB"/>
+        </w:rPr>
+        <w:t>);</w:t>
+      </w:r>
+      <w:r>
+        <w:rPr>
+          <w:lang w:val="en-GB"/>
+        </w:rPr>
+        <w:br/>
+      </w:r>
+      <w:r>
+        <w:rPr>
+          <w:lang w:val="en-GB"/>
+        </w:rPr>
+        <w:br/>
+        <w:t xml:space="preserve">        </w:t>
+      </w:r>
+      <w:proofErr w:type="spellStart"/>
+      <w:r>
+        <w:rPr>
+          <w:lang w:val="en-GB"/>
+        </w:rPr>
+        <w:t>LandCarrier</w:t>
+      </w:r>
+      <w:proofErr w:type="spellEnd"/>
+      <w:r>
+        <w:rPr>
+          <w:lang w:val="en-GB"/>
+        </w:rPr>
+        <w:t xml:space="preserve"> wlandCarrier1 = new </w:t>
+      </w:r>
+      <w:proofErr w:type="spellStart"/>
+      <w:r>
+        <w:rPr>
+          <w:lang w:val="en-GB"/>
+        </w:rPr>
+        <w:t>LandCarrier</w:t>
+      </w:r>
+      <w:proofErr w:type="spellEnd"/>
+      <w:r>
+        <w:rPr>
+          <w:lang w:val="en-GB"/>
+        </w:rPr>
+        <w:t>("w Land Carrier",1,7,Colour.</w:t>
+      </w:r>
+      <w:r>
+        <w:rPr>
+          <w:i/>
+          <w:iCs/>
+          <w:lang w:val="en-GB"/>
+        </w:rPr>
+        <w:t>White</w:t>
+      </w:r>
+      <w:r>
+        <w:rPr>
+          <w:lang w:val="en-GB"/>
+        </w:rPr>
+        <w:t>);</w:t>
+      </w:r>
+      <w:r>
+        <w:rPr>
+          <w:lang w:val="en-GB"/>
+        </w:rPr>
+        <w:br/>
+      </w:r>
+      <w:r>
+        <w:rPr>
+          <w:lang w:val="en-GB"/>
+        </w:rPr>
+        <w:lastRenderedPageBreak/>
+        <w:t xml:space="preserve">        </w:t>
+      </w:r>
+      <w:proofErr w:type="spellStart"/>
+      <w:r>
+        <w:rPr>
+          <w:lang w:val="en-GB"/>
+        </w:rPr>
+        <w:t>LandCarrier</w:t>
+      </w:r>
+      <w:proofErr w:type="spellEnd"/>
+      <w:r>
+        <w:rPr>
+          <w:lang w:val="en-GB"/>
+        </w:rPr>
+        <w:t xml:space="preserve"> wlandCarrier2 = new </w:t>
+      </w:r>
+      <w:proofErr w:type="spellStart"/>
+      <w:r>
+        <w:rPr>
+          <w:lang w:val="en-GB"/>
+        </w:rPr>
+        <w:t>LandCarrier</w:t>
+      </w:r>
+      <w:proofErr w:type="spellEnd"/>
+      <w:r>
+        <w:rPr>
+          <w:lang w:val="en-GB"/>
+        </w:rPr>
+        <w:t>("w Land Carrier",7,7,Colour.</w:t>
+      </w:r>
+      <w:r>
+        <w:rPr>
+          <w:i/>
+          <w:iCs/>
+          <w:lang w:val="en-GB"/>
+        </w:rPr>
+        <w:t>White</w:t>
+      </w:r>
+      <w:r>
+        <w:rPr>
+          <w:lang w:val="en-GB"/>
+        </w:rPr>
+        <w:t>);</w:t>
+      </w:r>
+      <w:r>
+        <w:rPr>
+          <w:lang w:val="en-GB"/>
+        </w:rPr>
+        <w:br/>
+      </w:r>
+      <w:r>
+        <w:rPr>
+          <w:lang w:val="en-GB"/>
+        </w:rPr>
+        <w:br/>
+        <w:t xml:space="preserve">        </w:t>
+      </w:r>
+      <w:proofErr w:type="spellStart"/>
+      <w:r>
+        <w:rPr>
+          <w:lang w:val="en-GB"/>
+        </w:rPr>
+        <w:t>LandCarrier</w:t>
+      </w:r>
+      <w:proofErr w:type="spellEnd"/>
+      <w:r>
+        <w:rPr>
+          <w:lang w:val="en-GB"/>
+        </w:rPr>
+        <w:t xml:space="preserve"> blandCarrier1 = new </w:t>
+      </w:r>
+      <w:proofErr w:type="spellStart"/>
+      <w:r>
+        <w:rPr>
+          <w:lang w:val="en-GB"/>
+        </w:rPr>
+        <w:t>LandCarrier</w:t>
+      </w:r>
+      <w:proofErr w:type="spellEnd"/>
+      <w:r>
+        <w:rPr>
+          <w:lang w:val="en-GB"/>
+        </w:rPr>
+        <w:t>("b Land Carrier",1,1,Colour.</w:t>
+      </w:r>
+      <w:r>
+        <w:rPr>
+          <w:i/>
+          <w:iCs/>
+          <w:lang w:val="en-GB"/>
+        </w:rPr>
+        <w:t>Black</w:t>
+      </w:r>
+      <w:r>
+        <w:rPr>
+          <w:lang w:val="en-GB"/>
+        </w:rPr>
+        <w:t>);</w:t>
+      </w:r>
+      <w:r>
+        <w:rPr>
+          <w:lang w:val="en-GB"/>
+        </w:rPr>
+        <w:br/>
+        <w:t xml:space="preserve">        </w:t>
+      </w:r>
+      <w:proofErr w:type="spellStart"/>
+      <w:r>
+        <w:rPr>
+          <w:lang w:val="en-GB"/>
+        </w:rPr>
+        <w:t>LandCarrier</w:t>
+      </w:r>
+      <w:proofErr w:type="spellEnd"/>
+      <w:r>
+        <w:rPr>
+          <w:lang w:val="en-GB"/>
+        </w:rPr>
+        <w:t xml:space="preserve"> blandCarrier2 = new </w:t>
+      </w:r>
+      <w:proofErr w:type="spellStart"/>
+      <w:r>
+        <w:rPr>
+          <w:lang w:val="en-GB"/>
+        </w:rPr>
+        <w:t>LandCarrier</w:t>
+      </w:r>
+      <w:proofErr w:type="spellEnd"/>
+      <w:r>
+        <w:rPr>
+          <w:lang w:val="en-GB"/>
+        </w:rPr>
+        <w:t>("b Land Carrier",7,1,Colour.</w:t>
+      </w:r>
+      <w:r>
+        <w:rPr>
+          <w:i/>
+          <w:iCs/>
+          <w:lang w:val="en-GB"/>
+        </w:rPr>
+        <w:t>Black</w:t>
+      </w:r>
+      <w:r>
+        <w:rPr>
+          <w:lang w:val="en-GB"/>
+        </w:rPr>
+        <w:t>);</w:t>
+      </w:r>
+      <w:r>
+        <w:rPr>
+          <w:lang w:val="en-GB"/>
+        </w:rPr>
+        <w:br/>
+      </w:r>
+      <w:r>
+        <w:rPr>
+          <w:lang w:val="en-GB"/>
+        </w:rPr>
+        <w:br/>
+        <w:t xml:space="preserve">        Queen </w:t>
+      </w:r>
+      <w:proofErr w:type="spellStart"/>
+      <w:r>
+        <w:rPr>
+          <w:lang w:val="en-GB"/>
+        </w:rPr>
+        <w:t>wqueen</w:t>
+      </w:r>
+      <w:proofErr w:type="spellEnd"/>
+      <w:r>
+        <w:rPr>
+          <w:lang w:val="en-GB"/>
+        </w:rPr>
+        <w:t xml:space="preserve"> = new Queen("White Queen",4,7,Colour.</w:t>
+      </w:r>
+      <w:r>
+        <w:rPr>
+          <w:i/>
+          <w:iCs/>
+          <w:lang w:val="en-GB"/>
+        </w:rPr>
+        <w:t>White</w:t>
+      </w:r>
+      <w:r>
+        <w:rPr>
+          <w:lang w:val="en-GB"/>
+        </w:rPr>
+        <w:t>);</w:t>
+      </w:r>
+      <w:r>
+        <w:rPr>
+          <w:lang w:val="en-GB"/>
+        </w:rPr>
+        <w:br/>
+        <w:t xml:space="preserve">        Queen </w:t>
+      </w:r>
+      <w:proofErr w:type="spellStart"/>
+      <w:r>
+        <w:rPr>
+          <w:lang w:val="en-GB"/>
+        </w:rPr>
+        <w:t>bqueen</w:t>
+      </w:r>
+      <w:proofErr w:type="spellEnd"/>
+      <w:r>
+        <w:rPr>
+          <w:lang w:val="en-GB"/>
+        </w:rPr>
+        <w:t xml:space="preserve"> = new Queen("Black Queen",4,1,Colour.</w:t>
+      </w:r>
+      <w:r>
+        <w:rPr>
+          <w:i/>
+          <w:iCs/>
+          <w:lang w:val="en-GB"/>
+        </w:rPr>
+        <w:t>Black</w:t>
+      </w:r>
+      <w:r>
+        <w:rPr>
+          <w:lang w:val="en-GB"/>
+        </w:rPr>
+        <w:t>);</w:t>
+      </w:r>
+      <w:r>
+        <w:rPr>
+          <w:lang w:val="en-GB"/>
+        </w:rPr>
+        <w:br/>
+      </w:r>
+      <w:r>
+        <w:rPr>
+          <w:lang w:val="en-GB"/>
+        </w:rPr>
+        <w:br/>
+        <w:t xml:space="preserve">        Torpedo </w:t>
+      </w:r>
+      <w:proofErr w:type="spellStart"/>
+      <w:r>
+        <w:rPr>
+          <w:lang w:val="en-GB"/>
+        </w:rPr>
+        <w:t>wtorpedo</w:t>
+      </w:r>
+      <w:proofErr w:type="spellEnd"/>
+      <w:r>
+        <w:rPr>
+          <w:lang w:val="en-GB"/>
+        </w:rPr>
+        <w:t xml:space="preserve"> = new Torpedo("w Torpedo",3,8,Colour.</w:t>
+      </w:r>
+      <w:r>
+        <w:rPr>
+          <w:i/>
+          <w:iCs/>
+          <w:lang w:val="en-GB"/>
+        </w:rPr>
+        <w:t>White</w:t>
+      </w:r>
+      <w:r>
+        <w:rPr>
+          <w:lang w:val="en-GB"/>
+        </w:rPr>
+        <w:t>,0);</w:t>
+      </w:r>
+      <w:r>
+        <w:rPr>
+          <w:lang w:val="en-GB"/>
+        </w:rPr>
+        <w:br/>
+        <w:t xml:space="preserve">        Torpedo </w:t>
+      </w:r>
+      <w:proofErr w:type="spellStart"/>
+      <w:r>
+        <w:rPr>
+          <w:lang w:val="en-GB"/>
+        </w:rPr>
+        <w:t>btorpedo</w:t>
+      </w:r>
+      <w:proofErr w:type="spellEnd"/>
+      <w:r>
+        <w:rPr>
+          <w:lang w:val="en-GB"/>
+        </w:rPr>
+        <w:t xml:space="preserve"> = new Torpedo("b Torpedo",3,0,Colour.</w:t>
+      </w:r>
+      <w:r>
+        <w:rPr>
+          <w:i/>
+          <w:iCs/>
+          <w:lang w:val="en-GB"/>
+        </w:rPr>
+        <w:t>Black</w:t>
+      </w:r>
+      <w:r>
+        <w:rPr>
+          <w:lang w:val="en-GB"/>
+        </w:rPr>
+        <w:t>,2);</w:t>
+      </w:r>
+      <w:r>
+        <w:rPr>
+          <w:lang w:val="en-GB"/>
+        </w:rPr>
+        <w:br/>
+      </w:r>
+      <w:r>
+        <w:rPr>
+          <w:lang w:val="en-GB"/>
+        </w:rPr>
+        <w:br/>
+        <w:t xml:space="preserve">        Wasp </w:t>
+      </w:r>
+      <w:proofErr w:type="spellStart"/>
+      <w:r>
+        <w:rPr>
+          <w:lang w:val="en-GB"/>
+        </w:rPr>
+        <w:t>wwasp</w:t>
+      </w:r>
+      <w:proofErr w:type="spellEnd"/>
+      <w:r>
+        <w:rPr>
+          <w:lang w:val="en-GB"/>
+        </w:rPr>
+        <w:t xml:space="preserve"> = new Wasp("white wasp",0,7,Colour.</w:t>
+      </w:r>
+      <w:r>
+        <w:rPr>
+          <w:i/>
+          <w:iCs/>
+          <w:lang w:val="en-GB"/>
+        </w:rPr>
+        <w:t>White</w:t>
+      </w:r>
+      <w:r>
+        <w:rPr>
+          <w:lang w:val="en-GB"/>
+        </w:rPr>
+        <w:t>);</w:t>
+      </w:r>
+      <w:r>
+        <w:rPr>
+          <w:lang w:val="en-GB"/>
+        </w:rPr>
+        <w:br/>
+        <w:t xml:space="preserve">        Wasp </w:t>
+      </w:r>
+      <w:proofErr w:type="spellStart"/>
+      <w:r>
+        <w:rPr>
+          <w:lang w:val="en-GB"/>
+        </w:rPr>
+        <w:t>bwasp</w:t>
+      </w:r>
+      <w:proofErr w:type="spellEnd"/>
+      <w:r>
+        <w:rPr>
+          <w:lang w:val="en-GB"/>
+        </w:rPr>
+        <w:t xml:space="preserve"> = new Wasp("black wasp",0,0,Colour.</w:t>
+      </w:r>
+      <w:r>
+        <w:rPr>
+          <w:i/>
+          <w:iCs/>
+          <w:lang w:val="en-GB"/>
+        </w:rPr>
+        <w:t>Black</w:t>
+      </w:r>
+      <w:r>
+        <w:rPr>
+          <w:lang w:val="en-GB"/>
+        </w:rPr>
+        <w:t>);</w:t>
+      </w:r>
+      <w:r>
+        <w:rPr>
+          <w:lang w:val="en-GB"/>
+        </w:rPr>
+        <w:br/>
+      </w:r>
+      <w:r>
+        <w:rPr>
+          <w:lang w:val="en-GB"/>
+        </w:rPr>
+        <w:br/>
+        <w:t xml:space="preserve">        Lifebuoy </w:t>
+      </w:r>
+      <w:proofErr w:type="spellStart"/>
+      <w:r>
+        <w:rPr>
+          <w:lang w:val="en-GB"/>
+        </w:rPr>
+        <w:t>lifebuoy</w:t>
+      </w:r>
+      <w:proofErr w:type="spellEnd"/>
+      <w:r>
+        <w:rPr>
+          <w:lang w:val="en-GB"/>
+        </w:rPr>
+        <w:t xml:space="preserve"> = new Lifebuoy("ability",4,4);</w:t>
+      </w:r>
+      <w:r>
+        <w:rPr>
+          <w:lang w:val="en-GB"/>
+        </w:rPr>
+        <w:br/>
+        <w:t xml:space="preserve">        </w:t>
+      </w:r>
+      <w:proofErr w:type="spellStart"/>
+      <w:r>
+        <w:rPr>
+          <w:lang w:val="en-GB"/>
+        </w:rPr>
+        <w:t>OverClocker</w:t>
+      </w:r>
+      <w:proofErr w:type="spellEnd"/>
+      <w:r>
+        <w:rPr>
+          <w:lang w:val="en-GB"/>
+        </w:rPr>
+        <w:t xml:space="preserve"> </w:t>
+      </w:r>
+      <w:proofErr w:type="spellStart"/>
+      <w:r>
+        <w:rPr>
+          <w:lang w:val="en-GB"/>
+        </w:rPr>
+        <w:t>overClocker</w:t>
+      </w:r>
+      <w:proofErr w:type="spellEnd"/>
+      <w:r>
+        <w:rPr>
+          <w:lang w:val="en-GB"/>
+        </w:rPr>
+        <w:t xml:space="preserve"> = new </w:t>
+      </w:r>
+      <w:proofErr w:type="spellStart"/>
+      <w:r>
+        <w:rPr>
+          <w:lang w:val="en-GB"/>
+        </w:rPr>
+        <w:t>OverClocker</w:t>
+      </w:r>
+      <w:proofErr w:type="spellEnd"/>
+      <w:r>
+        <w:rPr>
+          <w:lang w:val="en-GB"/>
+        </w:rPr>
+        <w:t>("OverClocker",1,4);</w:t>
+      </w:r>
+      <w:r>
+        <w:rPr>
+          <w:lang w:val="en-GB"/>
+        </w:rPr>
+        <w:br/>
+      </w:r>
+      <w:r>
+        <w:rPr>
+          <w:lang w:val="en-GB"/>
+        </w:rPr>
+        <w:br/>
+        <w:t xml:space="preserve">        </w:t>
+      </w:r>
+      <w:proofErr w:type="spellStart"/>
+      <w:r>
+        <w:rPr>
+          <w:lang w:val="en-GB"/>
+        </w:rPr>
+        <w:t>Blocade</w:t>
+      </w:r>
+      <w:proofErr w:type="spellEnd"/>
+      <w:r>
+        <w:rPr>
+          <w:lang w:val="en-GB"/>
+        </w:rPr>
+        <w:t xml:space="preserve"> </w:t>
+      </w:r>
+      <w:proofErr w:type="spellStart"/>
+      <w:r>
+        <w:rPr>
+          <w:lang w:val="en-GB"/>
+        </w:rPr>
+        <w:t>blocade</w:t>
+      </w:r>
+      <w:proofErr w:type="spellEnd"/>
+      <w:r>
+        <w:rPr>
+          <w:lang w:val="en-GB"/>
+        </w:rPr>
+        <w:t xml:space="preserve"> = new </w:t>
+      </w:r>
+      <w:proofErr w:type="spellStart"/>
+      <w:r>
+        <w:rPr>
+          <w:lang w:val="en-GB"/>
+        </w:rPr>
+        <w:t>Blocade</w:t>
+      </w:r>
+      <w:proofErr w:type="spellEnd"/>
+      <w:r>
+        <w:rPr>
+          <w:lang w:val="en-GB"/>
+        </w:rPr>
+        <w:t>("blocade",7,4);</w:t>
+      </w:r>
+      <w:r>
+        <w:rPr>
+          <w:lang w:val="en-GB"/>
+        </w:rPr>
+        <w:br/>
+      </w:r>
+      <w:r>
+        <w:rPr>
+          <w:lang w:val="en-GB"/>
+        </w:rPr>
+        <w:br/>
+      </w:r>
+      <w:r>
+        <w:rPr>
+          <w:lang w:val="en-GB"/>
+        </w:rPr>
+        <w:br/>
+      </w:r>
+      <w:r>
+        <w:rPr>
+          <w:lang w:val="en-GB"/>
+        </w:rPr>
+        <w:br/>
+      </w:r>
+      <w:r>
+        <w:rPr>
+          <w:lang w:val="en-GB"/>
+        </w:rPr>
+        <w:br/>
+        <w:t>//</w:t>
+      </w:r>
+      <w:proofErr w:type="spellStart"/>
+      <w:r>
+        <w:rPr>
+          <w:lang w:val="en-GB"/>
+        </w:rPr>
+        <w:t>konec</w:t>
+      </w:r>
+      <w:proofErr w:type="spellEnd"/>
+      <w:r>
+        <w:rPr>
+          <w:lang w:val="en-GB"/>
+        </w:rPr>
+        <w:t xml:space="preserve"> </w:t>
+      </w:r>
+      <w:proofErr w:type="spellStart"/>
+      <w:r>
+        <w:rPr>
+          <w:lang w:val="en-GB"/>
+        </w:rPr>
+        <w:t>inicializace</w:t>
+      </w:r>
+      <w:proofErr w:type="spellEnd"/>
+      <w:r>
+        <w:rPr>
+          <w:lang w:val="en-GB"/>
+        </w:rPr>
+        <w:t xml:space="preserve"> </w:t>
+      </w:r>
+      <w:proofErr w:type="spellStart"/>
+      <w:r>
+        <w:rPr>
+          <w:lang w:val="en-GB"/>
+        </w:rPr>
+        <w:t>figur</w:t>
+      </w:r>
+      <w:proofErr w:type="spellEnd"/>
+      <w:r>
+        <w:rPr>
+          <w:lang w:val="en-GB"/>
+        </w:rPr>
+        <w:br/>
+      </w:r>
+      <w:r>
+        <w:rPr>
+          <w:lang w:val="en-GB"/>
+        </w:rPr>
+        <w:br/>
+      </w:r>
+      <w:r>
+        <w:rPr>
+          <w:lang w:val="en-GB"/>
+        </w:rPr>
+        <w:br/>
+        <w:t>//</w:t>
+      </w:r>
+      <w:proofErr w:type="spellStart"/>
+      <w:r>
+        <w:rPr>
+          <w:lang w:val="en-GB"/>
+        </w:rPr>
+        <w:t>inicializace</w:t>
+      </w:r>
+      <w:proofErr w:type="spellEnd"/>
+      <w:r>
+        <w:rPr>
+          <w:lang w:val="en-GB"/>
+        </w:rPr>
+        <w:t xml:space="preserve"> </w:t>
+      </w:r>
+      <w:proofErr w:type="spellStart"/>
+      <w:r>
+        <w:rPr>
+          <w:lang w:val="en-GB"/>
+        </w:rPr>
+        <w:t>šachovnice</w:t>
+      </w:r>
+      <w:proofErr w:type="spellEnd"/>
+      <w:r>
+        <w:rPr>
+          <w:lang w:val="en-GB"/>
+        </w:rPr>
+        <w:br/>
+      </w:r>
+      <w:r>
+        <w:rPr>
+          <w:lang w:val="en-GB"/>
+        </w:rPr>
+        <w:br/>
+        <w:t xml:space="preserve">        </w:t>
+      </w:r>
+      <w:proofErr w:type="spellStart"/>
+      <w:r>
+        <w:rPr>
+          <w:lang w:val="en-GB"/>
+        </w:rPr>
+        <w:t>ChessBoard</w:t>
+      </w:r>
+      <w:proofErr w:type="spellEnd"/>
+      <w:r>
+        <w:rPr>
+          <w:lang w:val="en-GB"/>
+        </w:rPr>
+        <w:t xml:space="preserve"> </w:t>
+      </w:r>
+      <w:proofErr w:type="spellStart"/>
+      <w:r>
+        <w:rPr>
+          <w:lang w:val="en-GB"/>
+        </w:rPr>
+        <w:t>chessBoard</w:t>
+      </w:r>
+      <w:proofErr w:type="spellEnd"/>
+      <w:r>
+        <w:rPr>
+          <w:lang w:val="en-GB"/>
+        </w:rPr>
+        <w:t xml:space="preserve"> = new </w:t>
+      </w:r>
+      <w:proofErr w:type="spellStart"/>
+      <w:r>
+        <w:rPr>
+          <w:lang w:val="en-GB"/>
+        </w:rPr>
+        <w:t>ChessBoard</w:t>
+      </w:r>
+      <w:proofErr w:type="spellEnd"/>
+      <w:r>
+        <w:rPr>
+          <w:lang w:val="en-GB"/>
+        </w:rPr>
+        <w:t>(13,9);</w:t>
+      </w:r>
+      <w:r>
+        <w:rPr>
+          <w:lang w:val="en-GB"/>
+        </w:rPr>
+        <w:br/>
+      </w:r>
+      <w:r>
+        <w:rPr>
+          <w:lang w:val="en-GB"/>
+        </w:rPr>
+        <w:br/>
+        <w:t xml:space="preserve">        </w:t>
+      </w:r>
+      <w:proofErr w:type="spellStart"/>
+      <w:r>
+        <w:rPr>
+          <w:lang w:val="en-GB"/>
+        </w:rPr>
+        <w:t>chessBoard.addPlayer</w:t>
+      </w:r>
+      <w:proofErr w:type="spellEnd"/>
+      <w:r>
+        <w:rPr>
+          <w:lang w:val="en-GB"/>
+        </w:rPr>
+        <w:t>(player1);</w:t>
+      </w:r>
+      <w:r>
+        <w:rPr>
+          <w:lang w:val="en-GB"/>
+        </w:rPr>
+        <w:br/>
+        <w:t xml:space="preserve">        </w:t>
+      </w:r>
+      <w:proofErr w:type="spellStart"/>
+      <w:r>
+        <w:rPr>
+          <w:lang w:val="en-GB"/>
+        </w:rPr>
+        <w:t>chessBoard.addPlayer</w:t>
+      </w:r>
+      <w:proofErr w:type="spellEnd"/>
+      <w:r>
+        <w:rPr>
+          <w:lang w:val="en-GB"/>
+        </w:rPr>
+        <w:t>(player2);</w:t>
+      </w:r>
+      <w:r>
+        <w:rPr>
+          <w:lang w:val="en-GB"/>
+        </w:rPr>
+        <w:br/>
+      </w:r>
+      <w:r>
+        <w:rPr>
+          <w:lang w:val="en-GB"/>
+        </w:rPr>
+        <w:br/>
+      </w:r>
+      <w:r>
+        <w:rPr>
+          <w:lang w:val="en-GB"/>
+        </w:rPr>
+        <w:br/>
+        <w:t xml:space="preserve">        for(Pawn p : pawns){</w:t>
+      </w:r>
+      <w:r>
+        <w:rPr>
+          <w:lang w:val="en-GB"/>
+        </w:rPr>
+        <w:br/>
+        <w:t xml:space="preserve">            </w:t>
+      </w:r>
+      <w:proofErr w:type="spellStart"/>
+      <w:r>
+        <w:rPr>
+          <w:lang w:val="en-GB"/>
+        </w:rPr>
+        <w:t>chessBoard.addPiece</w:t>
+      </w:r>
+      <w:proofErr w:type="spellEnd"/>
+      <w:r>
+        <w:rPr>
+          <w:lang w:val="en-GB"/>
+        </w:rPr>
+        <w:t>(p);</w:t>
+      </w:r>
+      <w:r>
+        <w:rPr>
+          <w:lang w:val="en-GB"/>
+        </w:rPr>
+        <w:br/>
+        <w:t xml:space="preserve">        }</w:t>
+      </w:r>
+      <w:r>
+        <w:rPr>
+          <w:lang w:val="en-GB"/>
+        </w:rPr>
+        <w:br/>
+      </w:r>
+      <w:r>
+        <w:rPr>
+          <w:lang w:val="en-GB"/>
+        </w:rPr>
+        <w:br/>
+        <w:t xml:space="preserve">        </w:t>
+      </w:r>
+      <w:proofErr w:type="spellStart"/>
+      <w:r>
+        <w:rPr>
+          <w:lang w:val="en-GB"/>
+        </w:rPr>
+        <w:t>chessBoard.addPiece</w:t>
+      </w:r>
+      <w:proofErr w:type="spellEnd"/>
+      <w:r>
+        <w:rPr>
+          <w:lang w:val="en-GB"/>
+        </w:rPr>
+        <w:t>(wbishop1);</w:t>
+      </w:r>
+      <w:r>
+        <w:rPr>
+          <w:lang w:val="en-GB"/>
+        </w:rPr>
+        <w:br/>
+        <w:t xml:space="preserve">        </w:t>
+      </w:r>
+      <w:proofErr w:type="spellStart"/>
+      <w:r>
+        <w:rPr>
+          <w:lang w:val="en-GB"/>
+        </w:rPr>
+        <w:t>chessBoard.addPiece</w:t>
+      </w:r>
+      <w:proofErr w:type="spellEnd"/>
+      <w:r>
+        <w:rPr>
+          <w:lang w:val="en-GB"/>
+        </w:rPr>
+        <w:t>(wbishop2);</w:t>
+      </w:r>
+      <w:r>
+        <w:rPr>
+          <w:lang w:val="en-GB"/>
+        </w:rPr>
+        <w:br/>
+        <w:t xml:space="preserve">        </w:t>
+      </w:r>
+      <w:proofErr w:type="spellStart"/>
+      <w:r>
+        <w:rPr>
+          <w:lang w:val="en-GB"/>
+        </w:rPr>
+        <w:t>chessBoard.addPiece</w:t>
+      </w:r>
+      <w:proofErr w:type="spellEnd"/>
+      <w:r>
+        <w:rPr>
+          <w:lang w:val="en-GB"/>
+        </w:rPr>
+        <w:t>(wbishop3);</w:t>
+      </w:r>
+      <w:r>
+        <w:rPr>
+          <w:lang w:val="en-GB"/>
+        </w:rPr>
+        <w:br/>
+        <w:t xml:space="preserve">        </w:t>
+      </w:r>
+      <w:proofErr w:type="spellStart"/>
+      <w:r>
+        <w:rPr>
+          <w:lang w:val="en-GB"/>
+        </w:rPr>
+        <w:t>chessBoard.addPiece</w:t>
+      </w:r>
+      <w:proofErr w:type="spellEnd"/>
+      <w:r>
+        <w:rPr>
+          <w:lang w:val="en-GB"/>
+        </w:rPr>
+        <w:t>(wbishop4);</w:t>
+      </w:r>
+      <w:r>
+        <w:rPr>
+          <w:lang w:val="en-GB"/>
+        </w:rPr>
+        <w:br/>
+      </w:r>
+      <w:r>
+        <w:rPr>
+          <w:lang w:val="en-GB"/>
+        </w:rPr>
+        <w:lastRenderedPageBreak/>
+        <w:br/>
+        <w:t xml:space="preserve">        </w:t>
+      </w:r>
+      <w:proofErr w:type="spellStart"/>
+      <w:r>
+        <w:rPr>
+          <w:lang w:val="en-GB"/>
+        </w:rPr>
+        <w:t>chessBoard.addPiece</w:t>
+      </w:r>
+      <w:proofErr w:type="spellEnd"/>
+      <w:r>
+        <w:rPr>
+          <w:lang w:val="en-GB"/>
+        </w:rPr>
+        <w:t>(bbishop1);</w:t>
+      </w:r>
+      <w:r>
+        <w:rPr>
+          <w:lang w:val="en-GB"/>
+        </w:rPr>
+        <w:br/>
+        <w:t xml:space="preserve">        </w:t>
+      </w:r>
+      <w:proofErr w:type="spellStart"/>
+      <w:r>
+        <w:rPr>
+          <w:lang w:val="en-GB"/>
+        </w:rPr>
+        <w:t>chessBoard.addPiece</w:t>
+      </w:r>
+      <w:proofErr w:type="spellEnd"/>
+      <w:r>
+        <w:rPr>
+          <w:lang w:val="en-GB"/>
+        </w:rPr>
+        <w:t>(bbishop2);</w:t>
+      </w:r>
+      <w:r>
+        <w:rPr>
+          <w:lang w:val="en-GB"/>
+        </w:rPr>
+        <w:br/>
+        <w:t xml:space="preserve">        </w:t>
+      </w:r>
+      <w:proofErr w:type="spellStart"/>
+      <w:r>
+        <w:rPr>
+          <w:lang w:val="en-GB"/>
+        </w:rPr>
+        <w:t>chessBoard.addPiece</w:t>
+      </w:r>
+      <w:proofErr w:type="spellEnd"/>
+      <w:r>
+        <w:rPr>
+          <w:lang w:val="en-GB"/>
+        </w:rPr>
+        <w:t>(bbishop3);</w:t>
+      </w:r>
+      <w:r>
+        <w:rPr>
+          <w:lang w:val="en-GB"/>
+        </w:rPr>
+        <w:br/>
+        <w:t xml:space="preserve">        </w:t>
+      </w:r>
+      <w:proofErr w:type="spellStart"/>
+      <w:r>
+        <w:rPr>
+          <w:lang w:val="en-GB"/>
+        </w:rPr>
+        <w:t>chessBoard.addPiece</w:t>
+      </w:r>
+      <w:proofErr w:type="spellEnd"/>
+      <w:r>
+        <w:rPr>
+          <w:lang w:val="en-GB"/>
+        </w:rPr>
+        <w:t>(bbishop4);</w:t>
+      </w:r>
+      <w:r>
+        <w:rPr>
+          <w:lang w:val="en-GB"/>
+        </w:rPr>
+        <w:br/>
+      </w:r>
+      <w:r>
+        <w:rPr>
+          <w:lang w:val="en-GB"/>
+        </w:rPr>
+        <w:br/>
+        <w:t xml:space="preserve">        </w:t>
+      </w:r>
+      <w:proofErr w:type="spellStart"/>
+      <w:r>
+        <w:rPr>
+          <w:lang w:val="en-GB"/>
+        </w:rPr>
+        <w:t>chessBoard.addPiece</w:t>
+      </w:r>
+      <w:proofErr w:type="spellEnd"/>
+      <w:r>
+        <w:rPr>
+          <w:lang w:val="en-GB"/>
+        </w:rPr>
+        <w:t>(</w:t>
+      </w:r>
+      <w:proofErr w:type="spellStart"/>
+      <w:r>
+        <w:rPr>
+          <w:lang w:val="en-GB"/>
+        </w:rPr>
+        <w:t>wemperor</w:t>
+      </w:r>
+      <w:proofErr w:type="spellEnd"/>
+      <w:r>
+        <w:rPr>
+          <w:lang w:val="en-GB"/>
+        </w:rPr>
+        <w:t>);</w:t>
+      </w:r>
+      <w:r>
+        <w:rPr>
+          <w:lang w:val="en-GB"/>
+        </w:rPr>
+        <w:br/>
+        <w:t xml:space="preserve">        </w:t>
+      </w:r>
+      <w:proofErr w:type="spellStart"/>
+      <w:r>
+        <w:rPr>
+          <w:lang w:val="en-GB"/>
+        </w:rPr>
+        <w:t>chessBoard.addPiece</w:t>
+      </w:r>
+      <w:proofErr w:type="spellEnd"/>
+      <w:r>
+        <w:rPr>
+          <w:lang w:val="en-GB"/>
+        </w:rPr>
+        <w:t>(</w:t>
+      </w:r>
+      <w:proofErr w:type="spellStart"/>
+      <w:r>
+        <w:rPr>
+          <w:lang w:val="en-GB"/>
+        </w:rPr>
+        <w:t>bemperor</w:t>
+      </w:r>
+      <w:proofErr w:type="spellEnd"/>
+      <w:r>
+        <w:rPr>
+          <w:lang w:val="en-GB"/>
+        </w:rPr>
+        <w:t>);</w:t>
+      </w:r>
+      <w:r>
+        <w:rPr>
+          <w:lang w:val="en-GB"/>
+        </w:rPr>
+        <w:br/>
+      </w:r>
+      <w:r>
+        <w:rPr>
+          <w:lang w:val="en-GB"/>
+        </w:rPr>
+        <w:br/>
+        <w:t xml:space="preserve">        </w:t>
+      </w:r>
+      <w:proofErr w:type="spellStart"/>
+      <w:r>
+        <w:rPr>
+          <w:lang w:val="en-GB"/>
+        </w:rPr>
+        <w:t>chessBoard.addPiece</w:t>
+      </w:r>
+      <w:proofErr w:type="spellEnd"/>
+      <w:r>
+        <w:rPr>
+          <w:lang w:val="en-GB"/>
+        </w:rPr>
+        <w:t>(wlandCarrier1);</w:t>
+      </w:r>
+      <w:r>
+        <w:rPr>
+          <w:lang w:val="en-GB"/>
+        </w:rPr>
+        <w:br/>
+        <w:t xml:space="preserve">        </w:t>
+      </w:r>
+      <w:proofErr w:type="spellStart"/>
+      <w:r>
+        <w:rPr>
+          <w:lang w:val="en-GB"/>
+        </w:rPr>
+        <w:t>chessBoard.addPiece</w:t>
+      </w:r>
+      <w:proofErr w:type="spellEnd"/>
+      <w:r>
+        <w:rPr>
+          <w:lang w:val="en-GB"/>
+        </w:rPr>
+        <w:t>(wlandCarrier2);</w:t>
+      </w:r>
+      <w:r>
+        <w:rPr>
+          <w:lang w:val="en-GB"/>
+        </w:rPr>
+        <w:br/>
+        <w:t xml:space="preserve">        </w:t>
+      </w:r>
+      <w:proofErr w:type="spellStart"/>
+      <w:r>
+        <w:rPr>
+          <w:lang w:val="en-GB"/>
+        </w:rPr>
+        <w:t>chessBoard.addPiece</w:t>
+      </w:r>
+      <w:proofErr w:type="spellEnd"/>
+      <w:r>
+        <w:rPr>
+          <w:lang w:val="en-GB"/>
+        </w:rPr>
+        <w:t>(blandCarrier1);</w:t>
+      </w:r>
+      <w:r>
+        <w:rPr>
+          <w:lang w:val="en-GB"/>
+        </w:rPr>
+        <w:br/>
+        <w:t xml:space="preserve">        </w:t>
+      </w:r>
+      <w:proofErr w:type="spellStart"/>
+      <w:r>
+        <w:rPr>
+          <w:lang w:val="en-GB"/>
+        </w:rPr>
+        <w:t>chessBoard.addPiece</w:t>
+      </w:r>
+      <w:proofErr w:type="spellEnd"/>
+      <w:r>
+        <w:rPr>
+          <w:lang w:val="en-GB"/>
+        </w:rPr>
+        <w:t>(blandCarrier2);</w:t>
+      </w:r>
+      <w:r>
+        <w:rPr>
+          <w:lang w:val="en-GB"/>
+        </w:rPr>
+        <w:br/>
+      </w:r>
+      <w:r>
+        <w:rPr>
+          <w:lang w:val="en-GB"/>
+        </w:rPr>
+        <w:br/>
+        <w:t xml:space="preserve">        </w:t>
+      </w:r>
+      <w:proofErr w:type="spellStart"/>
+      <w:r>
+        <w:rPr>
+          <w:lang w:val="en-GB"/>
+        </w:rPr>
+        <w:t>chessBoard.addPiece</w:t>
+      </w:r>
+      <w:proofErr w:type="spellEnd"/>
+      <w:r>
+        <w:rPr>
+          <w:lang w:val="en-GB"/>
+        </w:rPr>
+        <w:t>(</w:t>
+      </w:r>
+      <w:proofErr w:type="spellStart"/>
+      <w:r>
+        <w:rPr>
+          <w:lang w:val="en-GB"/>
+        </w:rPr>
+        <w:t>wqueen</w:t>
+      </w:r>
+      <w:proofErr w:type="spellEnd"/>
+      <w:r>
+        <w:rPr>
+          <w:lang w:val="en-GB"/>
+        </w:rPr>
+        <w:t>);</w:t>
+      </w:r>
+      <w:r>
+        <w:rPr>
+          <w:lang w:val="en-GB"/>
+        </w:rPr>
+        <w:br/>
+        <w:t xml:space="preserve">        </w:t>
+      </w:r>
+      <w:proofErr w:type="spellStart"/>
+      <w:r>
+        <w:rPr>
+          <w:lang w:val="en-GB"/>
+        </w:rPr>
+        <w:t>chessBoard.addPiece</w:t>
+      </w:r>
+      <w:proofErr w:type="spellEnd"/>
+      <w:r>
+        <w:rPr>
+          <w:lang w:val="en-GB"/>
+        </w:rPr>
+        <w:t>(</w:t>
+      </w:r>
+      <w:proofErr w:type="spellStart"/>
+      <w:r>
+        <w:rPr>
+          <w:lang w:val="en-GB"/>
+        </w:rPr>
+        <w:t>bqueen</w:t>
+      </w:r>
+      <w:proofErr w:type="spellEnd"/>
+      <w:r>
+        <w:rPr>
+          <w:lang w:val="en-GB"/>
+        </w:rPr>
+        <w:t>);</w:t>
+      </w:r>
+      <w:r>
+        <w:rPr>
+          <w:lang w:val="en-GB"/>
+        </w:rPr>
+        <w:br/>
+      </w:r>
+      <w:r>
+        <w:rPr>
+          <w:lang w:val="en-GB"/>
+        </w:rPr>
+        <w:br/>
+        <w:t xml:space="preserve">        </w:t>
+      </w:r>
+      <w:proofErr w:type="spellStart"/>
+      <w:r>
+        <w:rPr>
+          <w:lang w:val="en-GB"/>
+        </w:rPr>
+        <w:t>chessBoard.addPiece</w:t>
+      </w:r>
+      <w:proofErr w:type="spellEnd"/>
+      <w:r>
+        <w:rPr>
+          <w:lang w:val="en-GB"/>
+        </w:rPr>
+        <w:t>(</w:t>
+      </w:r>
+      <w:proofErr w:type="spellStart"/>
+      <w:r>
+        <w:rPr>
+          <w:lang w:val="en-GB"/>
+        </w:rPr>
+        <w:t>wtorpedo</w:t>
+      </w:r>
+      <w:proofErr w:type="spellEnd"/>
+      <w:r>
+        <w:rPr>
+          <w:lang w:val="en-GB"/>
+        </w:rPr>
+        <w:t>);</w:t>
+      </w:r>
+      <w:r>
+        <w:rPr>
+          <w:lang w:val="en-GB"/>
+        </w:rPr>
+        <w:br/>
+        <w:t xml:space="preserve">        </w:t>
+      </w:r>
+      <w:proofErr w:type="spellStart"/>
+      <w:r>
+        <w:rPr>
+          <w:lang w:val="en-GB"/>
+        </w:rPr>
+        <w:t>chessBoard.addPiece</w:t>
+      </w:r>
+      <w:proofErr w:type="spellEnd"/>
+      <w:r>
+        <w:rPr>
+          <w:lang w:val="en-GB"/>
+        </w:rPr>
+        <w:t>(</w:t>
+      </w:r>
+      <w:proofErr w:type="spellStart"/>
+      <w:r>
+        <w:rPr>
+          <w:lang w:val="en-GB"/>
+        </w:rPr>
+        <w:t>btorpedo</w:t>
+      </w:r>
+      <w:proofErr w:type="spellEnd"/>
+      <w:r>
+        <w:rPr>
+          <w:lang w:val="en-GB"/>
+        </w:rPr>
+        <w:t>);</w:t>
+      </w:r>
+      <w:r>
+        <w:rPr>
+          <w:lang w:val="en-GB"/>
+        </w:rPr>
+        <w:br/>
+      </w:r>
+      <w:r>
+        <w:rPr>
+          <w:lang w:val="en-GB"/>
+        </w:rPr>
+        <w:br/>
+        <w:t xml:space="preserve">        </w:t>
+      </w:r>
+      <w:proofErr w:type="spellStart"/>
+      <w:r>
+        <w:rPr>
+          <w:lang w:val="en-GB"/>
+        </w:rPr>
+        <w:t>chessBoard.addPiece</w:t>
+      </w:r>
+      <w:proofErr w:type="spellEnd"/>
+      <w:r>
+        <w:rPr>
+          <w:lang w:val="en-GB"/>
+        </w:rPr>
+        <w:t>(</w:t>
+      </w:r>
+      <w:proofErr w:type="spellStart"/>
+      <w:r>
+        <w:rPr>
+          <w:lang w:val="en-GB"/>
+        </w:rPr>
+        <w:t>wwasp</w:t>
+      </w:r>
+      <w:proofErr w:type="spellEnd"/>
+      <w:r>
+        <w:rPr>
+          <w:lang w:val="en-GB"/>
+        </w:rPr>
+        <w:t>);</w:t>
+      </w:r>
+      <w:r>
+        <w:rPr>
+          <w:lang w:val="en-GB"/>
+        </w:rPr>
+        <w:br/>
+        <w:t xml:space="preserve">        </w:t>
+      </w:r>
+      <w:proofErr w:type="spellStart"/>
+      <w:r>
+        <w:rPr>
+          <w:lang w:val="en-GB"/>
+        </w:rPr>
+        <w:t>chessBoard.addPiece</w:t>
+      </w:r>
+      <w:proofErr w:type="spellEnd"/>
+      <w:r>
+        <w:rPr>
+          <w:lang w:val="en-GB"/>
+        </w:rPr>
+        <w:t>(</w:t>
+      </w:r>
+      <w:proofErr w:type="spellStart"/>
+      <w:r>
+        <w:rPr>
+          <w:lang w:val="en-GB"/>
+        </w:rPr>
+        <w:t>bwasp</w:t>
+      </w:r>
+      <w:proofErr w:type="spellEnd"/>
+      <w:r>
+        <w:rPr>
+          <w:lang w:val="en-GB"/>
+        </w:rPr>
+        <w:t>);</w:t>
+      </w:r>
+      <w:r>
+        <w:rPr>
+          <w:lang w:val="en-GB"/>
+        </w:rPr>
+        <w:br/>
+      </w:r>
+      <w:r>
+        <w:rPr>
+          <w:lang w:val="en-GB"/>
+        </w:rPr>
+        <w:br/>
+        <w:t xml:space="preserve">        </w:t>
+      </w:r>
+      <w:proofErr w:type="spellStart"/>
+      <w:r>
+        <w:rPr>
+          <w:lang w:val="en-GB"/>
+        </w:rPr>
+        <w:t>chessBoard.addPiece</w:t>
+      </w:r>
+      <w:proofErr w:type="spellEnd"/>
+      <w:r>
+        <w:rPr>
+          <w:lang w:val="en-GB"/>
+        </w:rPr>
+        <w:t>(lifebuoy);</w:t>
+      </w:r>
+      <w:r>
+        <w:rPr>
+          <w:lang w:val="en-GB"/>
+        </w:rPr>
+        <w:br/>
+        <w:t xml:space="preserve">        </w:t>
+      </w:r>
+      <w:proofErr w:type="spellStart"/>
+      <w:r>
+        <w:rPr>
+          <w:lang w:val="en-GB"/>
+        </w:rPr>
+        <w:t>chessBoard.addPiece</w:t>
+      </w:r>
+      <w:proofErr w:type="spellEnd"/>
+      <w:r>
+        <w:rPr>
+          <w:lang w:val="en-GB"/>
+        </w:rPr>
+        <w:t>(</w:t>
+      </w:r>
+      <w:proofErr w:type="spellStart"/>
+      <w:r>
+        <w:rPr>
+          <w:lang w:val="en-GB"/>
+        </w:rPr>
+        <w:t>overClocker</w:t>
+      </w:r>
+      <w:proofErr w:type="spellEnd"/>
+      <w:r>
+        <w:rPr>
+          <w:lang w:val="en-GB"/>
+        </w:rPr>
+        <w:t>);</w:t>
+      </w:r>
+      <w:r>
+        <w:rPr>
+          <w:lang w:val="en-GB"/>
+        </w:rPr>
+        <w:br/>
+        <w:t xml:space="preserve">        </w:t>
+      </w:r>
+      <w:proofErr w:type="spellStart"/>
+      <w:r>
+        <w:rPr>
+          <w:lang w:val="en-GB"/>
+        </w:rPr>
+        <w:t>chessBoard.addPiece</w:t>
+      </w:r>
+      <w:proofErr w:type="spellEnd"/>
+      <w:r>
+        <w:rPr>
+          <w:lang w:val="en-GB"/>
+        </w:rPr>
+        <w:t>(</w:t>
+      </w:r>
+      <w:proofErr w:type="spellStart"/>
+      <w:r>
+        <w:rPr>
+          <w:lang w:val="en-GB"/>
+        </w:rPr>
+        <w:t>blocade</w:t>
+      </w:r>
+      <w:proofErr w:type="spellEnd"/>
+      <w:r>
+        <w:rPr>
+          <w:lang w:val="en-GB"/>
+        </w:rPr>
+        <w:t>);</w:t>
+      </w:r>
+      <w:r>
+        <w:rPr>
+          <w:lang w:val="en-GB"/>
+        </w:rPr>
+        <w:br/>
+      </w:r>
+      <w:r>
+        <w:rPr>
+          <w:lang w:val="en-GB"/>
+        </w:rPr>
+        <w:br/>
+      </w:r>
+      <w:r>
+        <w:rPr>
+          <w:lang w:val="en-GB"/>
+        </w:rPr>
+        <w:br/>
+      </w:r>
+      <w:r>
+        <w:rPr>
+          <w:lang w:val="en-GB"/>
+        </w:rPr>
+        <w:br/>
+        <w:t xml:space="preserve">        for (int </w:t>
+      </w:r>
+      <w:proofErr w:type="spellStart"/>
+      <w:r>
+        <w:rPr>
+          <w:lang w:val="en-GB"/>
+        </w:rPr>
+        <w:t>i</w:t>
+      </w:r>
+      <w:proofErr w:type="spellEnd"/>
+      <w:r>
+        <w:rPr>
+          <w:lang w:val="en-GB"/>
+        </w:rPr>
+        <w:t xml:space="preserve"> = 0; </w:t>
+      </w:r>
+      <w:proofErr w:type="spellStart"/>
+      <w:r>
+        <w:rPr>
+          <w:lang w:val="en-GB"/>
+        </w:rPr>
+        <w:t>i</w:t>
+      </w:r>
+      <w:proofErr w:type="spellEnd"/>
+      <w:r>
+        <w:rPr>
+          <w:lang w:val="en-GB"/>
+        </w:rPr>
+        <w:t xml:space="preserve"> &lt; 9; </w:t>
+      </w:r>
+      <w:proofErr w:type="spellStart"/>
+      <w:r>
+        <w:rPr>
+          <w:lang w:val="en-GB"/>
+        </w:rPr>
+        <w:t>i</w:t>
+      </w:r>
+      <w:proofErr w:type="spellEnd"/>
+      <w:r>
+        <w:rPr>
+          <w:lang w:val="en-GB"/>
+        </w:rPr>
+        <w:t>++) {</w:t>
+      </w:r>
+      <w:r>
+        <w:rPr>
+          <w:lang w:val="en-GB"/>
+        </w:rPr>
+        <w:br/>
+        <w:t xml:space="preserve">            </w:t>
+      </w:r>
+      <w:proofErr w:type="spellStart"/>
+      <w:r>
+        <w:rPr>
+          <w:lang w:val="en-GB"/>
+        </w:rPr>
+        <w:t>chessBoard.addWaterSquares</w:t>
+      </w:r>
+      <w:proofErr w:type="spellEnd"/>
+      <w:r>
+        <w:rPr>
+          <w:lang w:val="en-GB"/>
+        </w:rPr>
+        <w:t>(</w:t>
+      </w:r>
+      <w:proofErr w:type="spellStart"/>
+      <w:r>
+        <w:rPr>
+          <w:lang w:val="en-GB"/>
+        </w:rPr>
+        <w:t>i</w:t>
+      </w:r>
+      <w:proofErr w:type="spellEnd"/>
+      <w:r>
+        <w:rPr>
+          <w:lang w:val="en-GB"/>
+        </w:rPr>
+        <w:t>, 3);</w:t>
+      </w:r>
+      <w:r>
+        <w:rPr>
+          <w:lang w:val="en-GB"/>
+        </w:rPr>
+        <w:br/>
+        <w:t xml:space="preserve">            </w:t>
+      </w:r>
+      <w:proofErr w:type="spellStart"/>
+      <w:r>
+        <w:rPr>
+          <w:lang w:val="en-GB"/>
+        </w:rPr>
+        <w:t>chessBoard.addWaterSquares</w:t>
+      </w:r>
+      <w:proofErr w:type="spellEnd"/>
+      <w:r>
+        <w:rPr>
+          <w:lang w:val="en-GB"/>
+        </w:rPr>
+        <w:t>(</w:t>
+      </w:r>
+      <w:proofErr w:type="spellStart"/>
+      <w:r>
+        <w:rPr>
+          <w:lang w:val="en-GB"/>
+        </w:rPr>
+        <w:t>i</w:t>
+      </w:r>
+      <w:proofErr w:type="spellEnd"/>
+      <w:r>
+        <w:rPr>
+          <w:lang w:val="en-GB"/>
+        </w:rPr>
+        <w:t>, 4);</w:t>
+      </w:r>
+      <w:r>
+        <w:rPr>
+          <w:lang w:val="en-GB"/>
+        </w:rPr>
+        <w:br/>
+        <w:t xml:space="preserve">            </w:t>
+      </w:r>
+      <w:proofErr w:type="spellStart"/>
+      <w:r>
+        <w:rPr>
+          <w:lang w:val="en-GB"/>
+        </w:rPr>
+        <w:t>chessBoard.addWaterSquares</w:t>
+      </w:r>
+      <w:proofErr w:type="spellEnd"/>
+      <w:r>
+        <w:rPr>
+          <w:lang w:val="en-GB"/>
+        </w:rPr>
+        <w:t>(</w:t>
+      </w:r>
+      <w:proofErr w:type="spellStart"/>
+      <w:r>
+        <w:rPr>
+          <w:lang w:val="en-GB"/>
+        </w:rPr>
+        <w:t>i</w:t>
+      </w:r>
+      <w:proofErr w:type="spellEnd"/>
+      <w:r>
+        <w:rPr>
+          <w:lang w:val="en-GB"/>
+        </w:rPr>
+        <w:t>, 5);</w:t>
+      </w:r>
+      <w:r>
+        <w:rPr>
+          <w:lang w:val="en-GB"/>
+        </w:rPr>
+        <w:br/>
+        <w:t xml:space="preserve">        }</w:t>
+      </w:r>
+      <w:r>
+        <w:rPr>
+          <w:lang w:val="en-GB"/>
+        </w:rPr>
+        <w:br/>
+      </w:r>
+      <w:r>
+        <w:rPr>
+          <w:lang w:val="en-GB"/>
+        </w:rPr>
+        <w:br/>
+        <w:t xml:space="preserve">        for (int </w:t>
+      </w:r>
+      <w:proofErr w:type="spellStart"/>
+      <w:r>
+        <w:rPr>
+          <w:lang w:val="en-GB"/>
+        </w:rPr>
+        <w:t>i</w:t>
+      </w:r>
+      <w:proofErr w:type="spellEnd"/>
+      <w:r>
+        <w:rPr>
+          <w:lang w:val="en-GB"/>
+        </w:rPr>
+        <w:t xml:space="preserve"> = 0; </w:t>
+      </w:r>
+      <w:proofErr w:type="spellStart"/>
+      <w:r>
+        <w:rPr>
+          <w:lang w:val="en-GB"/>
+        </w:rPr>
+        <w:t>i</w:t>
+      </w:r>
+      <w:proofErr w:type="spellEnd"/>
+      <w:r>
+        <w:rPr>
+          <w:lang w:val="en-GB"/>
+        </w:rPr>
+        <w:t xml:space="preserve"> &lt; 9; </w:t>
+      </w:r>
+      <w:proofErr w:type="spellStart"/>
+      <w:r>
+        <w:rPr>
+          <w:lang w:val="en-GB"/>
+        </w:rPr>
+        <w:t>i</w:t>
+      </w:r>
+      <w:proofErr w:type="spellEnd"/>
+      <w:r>
+        <w:rPr>
+          <w:lang w:val="en-GB"/>
+        </w:rPr>
+        <w:t>++) {</w:t>
+      </w:r>
+      <w:r>
+        <w:rPr>
+          <w:lang w:val="en-GB"/>
+        </w:rPr>
+        <w:br/>
+        <w:t xml:space="preserve">            </w:t>
+      </w:r>
+      <w:proofErr w:type="spellStart"/>
+      <w:r>
+        <w:rPr>
+          <w:lang w:val="en-GB"/>
+        </w:rPr>
+        <w:t>chessBoard.addPromotionSquares</w:t>
+      </w:r>
+      <w:proofErr w:type="spellEnd"/>
+      <w:r>
+        <w:rPr>
+          <w:lang w:val="en-GB"/>
+        </w:rPr>
+        <w:t>(</w:t>
+      </w:r>
+      <w:proofErr w:type="spellStart"/>
+      <w:r>
+        <w:rPr>
+          <w:lang w:val="en-GB"/>
+        </w:rPr>
+        <w:t>i</w:t>
+      </w:r>
+      <w:proofErr w:type="spellEnd"/>
+      <w:r>
+        <w:rPr>
+          <w:lang w:val="en-GB"/>
+        </w:rPr>
+        <w:t>, 0,Colour.</w:t>
+      </w:r>
+      <w:r>
+        <w:rPr>
+          <w:i/>
+          <w:iCs/>
+          <w:lang w:val="en-GB"/>
+        </w:rPr>
+        <w:t>White</w:t>
+      </w:r>
+      <w:r>
+        <w:rPr>
+          <w:lang w:val="en-GB"/>
+        </w:rPr>
+        <w:t>);</w:t>
+      </w:r>
+      <w:r>
+        <w:rPr>
+          <w:lang w:val="en-GB"/>
+        </w:rPr>
+        <w:br/>
+        <w:t xml:space="preserve">            </w:t>
+      </w:r>
+      <w:proofErr w:type="spellStart"/>
+      <w:r>
+        <w:rPr>
+          <w:lang w:val="en-GB"/>
+        </w:rPr>
+        <w:t>chessBoard.addPromotionSquares</w:t>
+      </w:r>
+      <w:proofErr w:type="spellEnd"/>
+      <w:r>
+        <w:rPr>
+          <w:lang w:val="en-GB"/>
+        </w:rPr>
+        <w:t>(</w:t>
+      </w:r>
+      <w:proofErr w:type="spellStart"/>
+      <w:r>
+        <w:rPr>
+          <w:lang w:val="en-GB"/>
+        </w:rPr>
+        <w:t>i</w:t>
+      </w:r>
+      <w:proofErr w:type="spellEnd"/>
+      <w:r>
+        <w:rPr>
+          <w:lang w:val="en-GB"/>
+        </w:rPr>
+        <w:t>, 8,Colour.</w:t>
+      </w:r>
+      <w:r>
+        <w:rPr>
+          <w:i/>
+          <w:iCs/>
+          <w:lang w:val="en-GB"/>
+        </w:rPr>
+        <w:t>Black</w:t>
+      </w:r>
+      <w:r>
+        <w:rPr>
+          <w:lang w:val="en-GB"/>
+        </w:rPr>
+        <w:t>);</w:t>
+      </w:r>
+      <w:r>
+        <w:rPr>
+          <w:lang w:val="en-GB"/>
+        </w:rPr>
+        <w:br/>
+      </w:r>
+      <w:r>
+        <w:rPr>
+          <w:lang w:val="en-GB"/>
+        </w:rPr>
+        <w:br/>
+        <w:t xml:space="preserve">        }</w:t>
+      </w:r>
+      <w:r>
+        <w:rPr>
+          <w:lang w:val="en-GB"/>
+        </w:rPr>
+        <w:br/>
+      </w:r>
+      <w:r>
+        <w:rPr>
+          <w:lang w:val="en-GB"/>
+        </w:rPr>
+        <w:br/>
+      </w:r>
+      <w:r>
+        <w:rPr>
+          <w:lang w:val="en-GB"/>
+        </w:rPr>
+        <w:lastRenderedPageBreak/>
+        <w:br/>
+      </w:r>
+      <w:r>
+        <w:rPr>
+          <w:lang w:val="en-GB"/>
+        </w:rPr>
+        <w:br/>
+        <w:t xml:space="preserve">        </w:t>
+      </w:r>
+      <w:proofErr w:type="spellStart"/>
+      <w:r>
+        <w:rPr>
+          <w:lang w:val="en-GB"/>
+        </w:rPr>
+        <w:t>chessBoard.printBoard</w:t>
+      </w:r>
+      <w:proofErr w:type="spellEnd"/>
+      <w:r>
+        <w:rPr>
+          <w:lang w:val="en-GB"/>
+        </w:rPr>
+        <w:t>();</w:t>
+      </w:r>
+      <w:r>
+        <w:rPr>
+          <w:lang w:val="en-GB"/>
+        </w:rPr>
+        <w:br/>
+        <w:t>//</w:t>
+      </w:r>
+      <w:proofErr w:type="spellStart"/>
+      <w:r>
+        <w:rPr>
+          <w:lang w:val="en-GB"/>
+        </w:rPr>
+        <w:t>konec</w:t>
+      </w:r>
+      <w:proofErr w:type="spellEnd"/>
+      <w:r>
+        <w:rPr>
+          <w:lang w:val="en-GB"/>
+        </w:rPr>
+        <w:t xml:space="preserve"> </w:t>
+      </w:r>
+      <w:proofErr w:type="spellStart"/>
+      <w:r>
+        <w:rPr>
+          <w:lang w:val="en-GB"/>
+        </w:rPr>
+        <w:t>inicializace</w:t>
+      </w:r>
+      <w:proofErr w:type="spellEnd"/>
+      <w:r>
+        <w:rPr>
+          <w:lang w:val="en-GB"/>
+        </w:rPr>
+        <w:t xml:space="preserve"> </w:t>
+      </w:r>
+      <w:proofErr w:type="spellStart"/>
+      <w:r>
+        <w:rPr>
+          <w:lang w:val="en-GB"/>
+        </w:rPr>
+        <w:t>šachovnice</w:t>
+      </w:r>
+      <w:proofErr w:type="spellEnd"/>
+      <w:r>
+        <w:rPr>
+          <w:lang w:val="en-GB"/>
+        </w:rPr>
+        <w:br/>
+      </w:r>
+      <w:r>
+        <w:rPr>
+          <w:lang w:val="en-GB"/>
+        </w:rPr>
+        <w:br/>
+        <w:t xml:space="preserve">        </w:t>
+      </w:r>
+      <w:proofErr w:type="spellStart"/>
+      <w:r>
+        <w:rPr>
+          <w:lang w:val="en-GB"/>
+        </w:rPr>
+        <w:t>chessBoard.printBoard</w:t>
+      </w:r>
+      <w:proofErr w:type="spellEnd"/>
+      <w:r>
+        <w:rPr>
+          <w:lang w:val="en-GB"/>
+        </w:rPr>
+        <w:t>();</w:t>
+      </w:r>
+      <w:r>
+        <w:rPr>
+          <w:lang w:val="en-GB"/>
+        </w:rPr>
+        <w:br/>
+      </w:r>
+      <w:r>
+        <w:rPr>
+          <w:lang w:val="en-GB"/>
+        </w:rPr>
+        <w:br/>
+        <w:t xml:space="preserve">        </w:t>
+      </w:r>
+      <w:proofErr w:type="spellStart"/>
+      <w:r>
+        <w:rPr>
+          <w:lang w:val="en-GB"/>
+        </w:rPr>
+        <w:t>chessBoard.savePosition</w:t>
+      </w:r>
+      <w:proofErr w:type="spellEnd"/>
+      <w:r>
+        <w:rPr>
+          <w:lang w:val="en-GB"/>
+        </w:rPr>
+        <w:t>("test",player1);</w:t>
+      </w:r>
+    </w:p>
+    <w:p>
+      <w:pPr>
+        <w:pStyle w:val="Nadpis3"/>
+      </w:pPr>
+      <w:r>
+        <w:t>XXL map</w:t>
+      </w:r>
+    </w:p>
+    <w:p>
+      <w:pPr>
+        <w:rPr>
+          <w:lang w:val="en-GB"/>
+        </w:rPr>
+      </w:pPr>
+      <w:r>
+        <w:rPr>
+          <w:lang w:val="en-GB"/>
+        </w:rPr>
+        <w:t xml:space="preserve">        //</w:t>
+      </w:r>
+      <w:proofErr w:type="spellStart"/>
+      <w:r>
+        <w:rPr>
+          <w:lang w:val="en-GB"/>
+        </w:rPr>
+        <w:t>inicializace</w:t>
+      </w:r>
+      <w:proofErr w:type="spellEnd"/>
+      <w:r>
+        <w:rPr>
+          <w:lang w:val="en-GB"/>
+        </w:rPr>
+        <w:t xml:space="preserve"> </w:t>
+      </w:r>
+      <w:proofErr w:type="spellStart"/>
+      <w:r>
+        <w:rPr>
+          <w:lang w:val="en-GB"/>
+        </w:rPr>
+        <w:t>hráčů</w:t>
+      </w:r>
+      <w:proofErr w:type="spellEnd"/>
+      <w:r>
+        <w:rPr>
+          <w:lang w:val="en-GB"/>
+        </w:rPr>
+        <w:br/>
+      </w:r>
+      <w:r>
+        <w:rPr>
+          <w:lang w:val="en-GB"/>
+        </w:rPr>
+        <w:br/>
+        <w:t xml:space="preserve">        Player player1 = new Player("Bílý",Colour.</w:t>
+      </w:r>
+      <w:r>
+        <w:rPr>
+          <w:i/>
+          <w:iCs/>
+          <w:lang w:val="en-GB"/>
+        </w:rPr>
+        <w:t>White</w:t>
+      </w:r>
+      <w:r>
+        <w:rPr>
+          <w:lang w:val="en-GB"/>
+        </w:rPr>
+        <w:t>,600);</w:t>
+      </w:r>
+      <w:r>
+        <w:rPr>
+          <w:lang w:val="en-GB"/>
+        </w:rPr>
+        <w:br/>
+        <w:t xml:space="preserve">        Player player2 = new Player("Černý",Colour.</w:t>
+      </w:r>
+      <w:r>
+        <w:rPr>
+          <w:i/>
+          <w:iCs/>
+          <w:lang w:val="en-GB"/>
+        </w:rPr>
+        <w:t>Black</w:t>
+      </w:r>
+      <w:r>
+        <w:rPr>
+          <w:lang w:val="en-GB"/>
+        </w:rPr>
+        <w:t>,600);</w:t>
+      </w:r>
+      <w:r>
+        <w:rPr>
+          <w:lang w:val="en-GB"/>
+        </w:rPr>
+        <w:br/>
+      </w:r>
+      <w:r>
+        <w:rPr>
+          <w:lang w:val="en-GB"/>
+        </w:rPr>
+        <w:br/>
+      </w:r>
+      <w:r>
+        <w:rPr>
+          <w:lang w:val="en-GB"/>
+        </w:rPr>
+        <w:br/>
+        <w:t>//</w:t>
+      </w:r>
+      <w:proofErr w:type="spellStart"/>
+      <w:r>
+        <w:rPr>
+          <w:lang w:val="en-GB"/>
+        </w:rPr>
+        <w:t>konec</w:t>
+      </w:r>
+      <w:proofErr w:type="spellEnd"/>
+      <w:r>
+        <w:rPr>
+          <w:lang w:val="en-GB"/>
+        </w:rPr>
+        <w:t xml:space="preserve"> </w:t>
+      </w:r>
+      <w:proofErr w:type="spellStart"/>
+      <w:r>
+        <w:rPr>
+          <w:lang w:val="en-GB"/>
+        </w:rPr>
+        <w:t>inicializace</w:t>
+      </w:r>
+      <w:proofErr w:type="spellEnd"/>
+      <w:r>
+        <w:rPr>
+          <w:lang w:val="en-GB"/>
+        </w:rPr>
+        <w:t xml:space="preserve"> </w:t>
+      </w:r>
+      <w:proofErr w:type="spellStart"/>
+      <w:r>
+        <w:rPr>
+          <w:lang w:val="en-GB"/>
+        </w:rPr>
+        <w:t>hráčů</w:t>
+      </w:r>
+      <w:proofErr w:type="spellEnd"/>
+      <w:r>
+        <w:rPr>
+          <w:lang w:val="en-GB"/>
+        </w:rPr>
+        <w:br/>
+      </w:r>
+      <w:r>
+        <w:rPr>
+          <w:lang w:val="en-GB"/>
+        </w:rPr>
+        <w:br/>
+        <w:t>//</w:t>
+      </w:r>
+      <w:proofErr w:type="spellStart"/>
+      <w:r>
+        <w:rPr>
+          <w:lang w:val="en-GB"/>
+        </w:rPr>
+        <w:t>inicializace</w:t>
+      </w:r>
+      <w:proofErr w:type="spellEnd"/>
+      <w:r>
+        <w:rPr>
+          <w:lang w:val="en-GB"/>
+        </w:rPr>
+        <w:t xml:space="preserve"> </w:t>
+      </w:r>
+      <w:proofErr w:type="spellStart"/>
+      <w:r>
+        <w:rPr>
+          <w:lang w:val="en-GB"/>
+        </w:rPr>
+        <w:t>figur</w:t>
+      </w:r>
+      <w:proofErr w:type="spellEnd"/>
+      <w:r>
+        <w:rPr>
+          <w:lang w:val="en-GB"/>
+        </w:rPr>
+        <w:br/>
+      </w:r>
+      <w:r>
+        <w:rPr>
+          <w:lang w:val="en-GB"/>
+        </w:rPr>
+        <w:br/>
+      </w:r>
+      <w:r>
+        <w:rPr>
+          <w:lang w:val="en-GB"/>
+        </w:rPr>
+        <w:br/>
+        <w:t>King king1 = new King("w king",0,0,Colour.</w:t>
+      </w:r>
+      <w:r>
+        <w:rPr>
+          <w:i/>
+          <w:iCs/>
+          <w:lang w:val="en-GB"/>
+        </w:rPr>
+        <w:t>White</w:t>
+      </w:r>
+      <w:r>
+        <w:rPr>
+          <w:lang w:val="en-GB"/>
+        </w:rPr>
+        <w:t>,0);</w:t>
+      </w:r>
+      <w:r>
+        <w:rPr>
+          <w:lang w:val="en-GB"/>
+        </w:rPr>
+        <w:br/>
+        <w:t xml:space="preserve">        King king2 = new King("w king",1,0,Colour.</w:t>
+      </w:r>
+      <w:r>
+        <w:rPr>
+          <w:i/>
+          <w:iCs/>
+          <w:lang w:val="en-GB"/>
+        </w:rPr>
+        <w:t>White</w:t>
+      </w:r>
+      <w:r>
+        <w:rPr>
+          <w:lang w:val="en-GB"/>
+        </w:rPr>
+        <w:t>,0);</w:t>
+      </w:r>
+      <w:r>
+        <w:rPr>
+          <w:lang w:val="en-GB"/>
+        </w:rPr>
+        <w:br/>
+        <w:t xml:space="preserve">        King king3 = new King("b king",4,0,Colour.</w:t>
+      </w:r>
+      <w:r>
+        <w:rPr>
+          <w:i/>
+          <w:iCs/>
+          <w:lang w:val="en-GB"/>
+        </w:rPr>
+        <w:t>Black</w:t>
+      </w:r>
+      <w:r>
+        <w:rPr>
+          <w:lang w:val="en-GB"/>
+        </w:rPr>
+        <w:t>,0);</w:t>
+      </w:r>
+      <w:r>
+        <w:rPr>
+          <w:lang w:val="en-GB"/>
+        </w:rPr>
+        <w:br/>
+        <w:t xml:space="preserve">        King king4 = new King("b king",5,0,Colour.</w:t>
+      </w:r>
+      <w:r>
+        <w:rPr>
+          <w:i/>
+          <w:iCs/>
+          <w:lang w:val="en-GB"/>
+        </w:rPr>
+        <w:t>Black</w:t>
+      </w:r>
+      <w:r>
+        <w:rPr>
+          <w:lang w:val="en-GB"/>
+        </w:rPr>
+        <w:t>,0);</w:t>
+      </w:r>
+      <w:r>
+        <w:rPr>
+          <w:lang w:val="en-GB"/>
+        </w:rPr>
+        <w:br/>
+      </w:r>
+      <w:r>
+        <w:rPr>
+          <w:lang w:val="en-GB"/>
+        </w:rPr>
+        <w:br/>
+      </w:r>
+      <w:r>
+        <w:rPr>
+          <w:lang w:val="en-GB"/>
+        </w:rPr>
+        <w:br/>
+        <w:t>//</w:t>
+      </w:r>
+      <w:proofErr w:type="spellStart"/>
+      <w:r>
+        <w:rPr>
+          <w:lang w:val="en-GB"/>
+        </w:rPr>
+        <w:t>konec</w:t>
+      </w:r>
+      <w:proofErr w:type="spellEnd"/>
+      <w:r>
+        <w:rPr>
+          <w:lang w:val="en-GB"/>
+        </w:rPr>
+        <w:t xml:space="preserve"> </w:t>
+      </w:r>
+      <w:proofErr w:type="spellStart"/>
+      <w:r>
+        <w:rPr>
+          <w:lang w:val="en-GB"/>
+        </w:rPr>
+        <w:t>inicializace</w:t>
+      </w:r>
+      <w:proofErr w:type="spellEnd"/>
+      <w:r>
+        <w:rPr>
+          <w:lang w:val="en-GB"/>
+        </w:rPr>
+        <w:t xml:space="preserve"> </w:t>
+      </w:r>
+      <w:proofErr w:type="spellStart"/>
+      <w:r>
+        <w:rPr>
+          <w:lang w:val="en-GB"/>
+        </w:rPr>
+        <w:t>figur</w:t>
+      </w:r>
+      <w:proofErr w:type="spellEnd"/>
+      <w:r>
+        <w:rPr>
+          <w:lang w:val="en-GB"/>
+        </w:rPr>
+        <w:br/>
+      </w:r>
+      <w:r>
+        <w:rPr>
+          <w:lang w:val="en-GB"/>
+        </w:rPr>
+        <w:br/>
+      </w:r>
+      <w:r>
+        <w:rPr>
+          <w:lang w:val="en-GB"/>
+        </w:rPr>
+        <w:br/>
+        <w:t>//</w:t>
+      </w:r>
+      <w:proofErr w:type="spellStart"/>
+      <w:r>
+        <w:rPr>
+          <w:lang w:val="en-GB"/>
+        </w:rPr>
+        <w:t>inicializace</w:t>
+      </w:r>
+      <w:proofErr w:type="spellEnd"/>
+      <w:r>
+        <w:rPr>
+          <w:lang w:val="en-GB"/>
+        </w:rPr>
+        <w:t xml:space="preserve"> </w:t>
+      </w:r>
+      <w:proofErr w:type="spellStart"/>
+      <w:r>
+        <w:rPr>
+          <w:lang w:val="en-GB"/>
+        </w:rPr>
+        <w:t>šachovnice</w:t>
+      </w:r>
+      <w:proofErr w:type="spellEnd"/>
+      <w:r>
+        <w:rPr>
+          <w:lang w:val="en-GB"/>
+        </w:rPr>
+        <w:br/>
+      </w:r>
+      <w:r>
+        <w:rPr>
+          <w:lang w:val="en-GB"/>
+        </w:rPr>
+        <w:br/>
+        <w:t xml:space="preserve">        </w:t>
+      </w:r>
+      <w:proofErr w:type="spellStart"/>
+      <w:r>
+        <w:rPr>
+          <w:lang w:val="en-GB"/>
+        </w:rPr>
+        <w:t>ChessBoard</w:t>
+      </w:r>
+      <w:proofErr w:type="spellEnd"/>
+      <w:r>
+        <w:rPr>
+          <w:lang w:val="en-GB"/>
+        </w:rPr>
+        <w:t xml:space="preserve"> </w:t>
+      </w:r>
+      <w:proofErr w:type="spellStart"/>
+      <w:r>
+        <w:rPr>
+          <w:lang w:val="en-GB"/>
+        </w:rPr>
+        <w:t>chessBoard</w:t>
+      </w:r>
+      <w:proofErr w:type="spellEnd"/>
+      <w:r>
+        <w:rPr>
+          <w:lang w:val="en-GB"/>
+        </w:rPr>
+        <w:t xml:space="preserve"> = new </w:t>
+      </w:r>
+      <w:proofErr w:type="spellStart"/>
+      <w:r>
+        <w:rPr>
+          <w:lang w:val="en-GB"/>
+        </w:rPr>
+        <w:t>ChessBoard</w:t>
+      </w:r>
+      <w:proofErr w:type="spellEnd"/>
+      <w:r>
+        <w:rPr>
+          <w:lang w:val="en-GB"/>
+        </w:rPr>
+        <w:t>(14,14);</w:t>
+      </w:r>
+      <w:r>
+        <w:rPr>
+          <w:lang w:val="en-GB"/>
+        </w:rPr>
+        <w:br/>
+      </w:r>
+      <w:r>
+        <w:rPr>
+          <w:lang w:val="en-GB"/>
+        </w:rPr>
+        <w:br/>
+        <w:t xml:space="preserve">        </w:t>
+      </w:r>
+      <w:proofErr w:type="spellStart"/>
+      <w:r>
+        <w:rPr>
+          <w:lang w:val="en-GB"/>
+        </w:rPr>
+        <w:t>chessBoard.addPlayer</w:t>
+      </w:r>
+      <w:proofErr w:type="spellEnd"/>
+      <w:r>
+        <w:rPr>
+          <w:lang w:val="en-GB"/>
+        </w:rPr>
+        <w:t>(player1);</w:t>
+      </w:r>
+      <w:r>
+        <w:rPr>
+          <w:lang w:val="en-GB"/>
+        </w:rPr>
+        <w:br/>
+        <w:t xml:space="preserve">        </w:t>
+      </w:r>
+      <w:proofErr w:type="spellStart"/>
+      <w:r>
+        <w:rPr>
+          <w:lang w:val="en-GB"/>
+        </w:rPr>
+        <w:t>chessBoard.addPlayer</w:t>
+      </w:r>
+      <w:proofErr w:type="spellEnd"/>
+      <w:r>
+        <w:rPr>
+          <w:lang w:val="en-GB"/>
+        </w:rPr>
+        <w:t>(player2);</w:t>
+      </w:r>
+      <w:r>
+        <w:rPr>
+          <w:lang w:val="en-GB"/>
+        </w:rPr>
+        <w:br/>
+      </w:r>
+      <w:r>
+        <w:rPr>
+          <w:lang w:val="en-GB"/>
+        </w:rPr>
+        <w:br/>
+      </w:r>
+      <w:r>
+        <w:rPr>
+          <w:lang w:val="en-GB"/>
+        </w:rPr>
+        <w:br/>
+        <w:t xml:space="preserve">        for(int </w:t>
+      </w:r>
+      <w:proofErr w:type="spellStart"/>
+      <w:r>
+        <w:rPr>
+          <w:lang w:val="en-GB"/>
+        </w:rPr>
+        <w:t>i</w:t>
+      </w:r>
+      <w:proofErr w:type="spellEnd"/>
+      <w:r>
+        <w:rPr>
+          <w:lang w:val="en-GB"/>
+        </w:rPr>
+        <w:t xml:space="preserve"> = 0;i&lt;14;i++){</w:t>
+      </w:r>
+      <w:r>
+        <w:rPr>
+          <w:lang w:val="en-GB"/>
+        </w:rPr>
+        <w:br/>
+        <w:t xml:space="preserve">            </w:t>
+      </w:r>
+      <w:proofErr w:type="spellStart"/>
+      <w:r>
+        <w:rPr>
+          <w:lang w:val="en-GB"/>
+        </w:rPr>
+        <w:t>chessBoard.addPiece</w:t>
+      </w:r>
+      <w:proofErr w:type="spellEnd"/>
+      <w:r>
+        <w:rPr>
+          <w:lang w:val="en-GB"/>
+        </w:rPr>
+        <w:t>(new Pawn("w pawn",i,12,Colour.</w:t>
+      </w:r>
+      <w:r>
+        <w:rPr>
+          <w:i/>
+          <w:iCs/>
+          <w:lang w:val="en-GB"/>
+        </w:rPr>
+        <w:t>White</w:t>
+      </w:r>
+      <w:r>
+        <w:rPr>
+          <w:lang w:val="en-GB"/>
+        </w:rPr>
+        <w:t>,0));</w:t>
+      </w:r>
+      <w:r>
+        <w:rPr>
+          <w:lang w:val="en-GB"/>
+        </w:rPr>
+        <w:br/>
+        <w:t xml:space="preserve">            </w:t>
+      </w:r>
+      <w:proofErr w:type="spellStart"/>
+      <w:r>
+        <w:rPr>
+          <w:lang w:val="en-GB"/>
+        </w:rPr>
+        <w:t>chessBoard.addPiece</w:t>
+      </w:r>
+      <w:proofErr w:type="spellEnd"/>
+      <w:r>
+        <w:rPr>
+          <w:lang w:val="en-GB"/>
+        </w:rPr>
+        <w:t>(new Pawn("b pawn",i,1,Colour.</w:t>
+      </w:r>
+      <w:r>
+        <w:rPr>
+          <w:i/>
+          <w:iCs/>
+          <w:lang w:val="en-GB"/>
+        </w:rPr>
+        <w:t>Black</w:t>
+      </w:r>
+      <w:r>
+        <w:rPr>
+          <w:lang w:val="en-GB"/>
+        </w:rPr>
+        <w:t>,2));</w:t>
+      </w:r>
+      <w:r>
+        <w:rPr>
+          <w:lang w:val="en-GB"/>
+        </w:rPr>
+        <w:br/>
+      </w:r>
+      <w:r>
+        <w:rPr>
+          <w:lang w:val="en-GB"/>
+        </w:rPr>
+        <w:lastRenderedPageBreak/>
+        <w:t xml:space="preserve">            </w:t>
+      </w:r>
+      <w:proofErr w:type="spellStart"/>
+      <w:r>
+        <w:rPr>
+          <w:lang w:val="en-GB"/>
+        </w:rPr>
+        <w:t>chessBoard.addPromotionSquares</w:t>
+      </w:r>
+      <w:proofErr w:type="spellEnd"/>
+      <w:r>
+        <w:rPr>
+          <w:lang w:val="en-GB"/>
+        </w:rPr>
+        <w:t>(i,6,Colour.</w:t>
+      </w:r>
+      <w:r>
+        <w:rPr>
+          <w:i/>
+          <w:iCs/>
+          <w:lang w:val="en-GB"/>
+        </w:rPr>
+        <w:t>White</w:t>
+      </w:r>
+      <w:r>
+        <w:rPr>
+          <w:lang w:val="en-GB"/>
+        </w:rPr>
+        <w:t>);</w:t>
+      </w:r>
+      <w:r>
+        <w:rPr>
+          <w:lang w:val="en-GB"/>
+        </w:rPr>
+        <w:br/>
+        <w:t xml:space="preserve">            </w:t>
+      </w:r>
+      <w:proofErr w:type="spellStart"/>
+      <w:r>
+        <w:rPr>
+          <w:lang w:val="en-GB"/>
+        </w:rPr>
+        <w:t>chessBoard.addPromotionSquares</w:t>
+      </w:r>
+      <w:proofErr w:type="spellEnd"/>
+      <w:r>
+        <w:rPr>
+          <w:lang w:val="en-GB"/>
+        </w:rPr>
+        <w:t>(i,7,Colour.</w:t>
+      </w:r>
+      <w:r>
+        <w:rPr>
+          <w:i/>
+          <w:iCs/>
+          <w:lang w:val="en-GB"/>
+        </w:rPr>
+        <w:t>Black</w:t>
+      </w:r>
+      <w:r>
+        <w:rPr>
+          <w:lang w:val="en-GB"/>
+        </w:rPr>
+        <w:t>);</w:t>
+      </w:r>
+      <w:r>
+        <w:rPr>
+          <w:lang w:val="en-GB"/>
+        </w:rPr>
+        <w:br/>
+        <w:t xml:space="preserve">        }</w:t>
+      </w:r>
+      <w:r>
+        <w:rPr>
+          <w:lang w:val="en-GB"/>
+        </w:rPr>
+        <w:br/>
+      </w:r>
+      <w:r>
+        <w:rPr>
+          <w:lang w:val="en-GB"/>
+        </w:rPr>
+        <w:br/>
+        <w:t xml:space="preserve">        </w:t>
+      </w:r>
+      <w:proofErr w:type="spellStart"/>
+      <w:r>
+        <w:rPr>
+          <w:lang w:val="en-GB"/>
+        </w:rPr>
+        <w:t>chessBoard.addPiece</w:t>
+      </w:r>
+      <w:proofErr w:type="spellEnd"/>
+      <w:r>
+        <w:rPr>
+          <w:lang w:val="en-GB"/>
+        </w:rPr>
+        <w:t>(king1);</w:t>
+      </w:r>
+      <w:r>
+        <w:rPr>
+          <w:lang w:val="en-GB"/>
+        </w:rPr>
+        <w:br/>
+        <w:t xml:space="preserve">        </w:t>
+      </w:r>
+      <w:proofErr w:type="spellStart"/>
+      <w:r>
+        <w:rPr>
+          <w:lang w:val="en-GB"/>
+        </w:rPr>
+        <w:t>chessBoard.addPiece</w:t>
+      </w:r>
+      <w:proofErr w:type="spellEnd"/>
+      <w:r>
+        <w:rPr>
+          <w:lang w:val="en-GB"/>
+        </w:rPr>
+        <w:t>(king2);</w:t>
+      </w:r>
+      <w:r>
+        <w:rPr>
+          <w:lang w:val="en-GB"/>
+        </w:rPr>
+        <w:br/>
+        <w:t xml:space="preserve">        </w:t>
+      </w:r>
+      <w:proofErr w:type="spellStart"/>
+      <w:r>
+        <w:rPr>
+          <w:lang w:val="en-GB"/>
+        </w:rPr>
+        <w:t>chessBoard.addPiece</w:t>
+      </w:r>
+      <w:proofErr w:type="spellEnd"/>
+      <w:r>
+        <w:rPr>
+          <w:lang w:val="en-GB"/>
+        </w:rPr>
+        <w:t>(king3);</w:t>
+      </w:r>
+      <w:r>
+        <w:rPr>
+          <w:lang w:val="en-GB"/>
+        </w:rPr>
+        <w:br/>
+        <w:t xml:space="preserve">        </w:t>
+      </w:r>
+      <w:proofErr w:type="spellStart"/>
+      <w:r>
+        <w:rPr>
+          <w:lang w:val="en-GB"/>
+        </w:rPr>
+        <w:t>chessBoard.addPiece</w:t>
+      </w:r>
+      <w:proofErr w:type="spellEnd"/>
+      <w:r>
+        <w:rPr>
+          <w:lang w:val="en-GB"/>
+        </w:rPr>
+        <w:t>(king4);</w:t>
+      </w:r>
+      <w:r>
+        <w:rPr>
+          <w:lang w:val="en-GB"/>
+        </w:rPr>
+        <w:br/>
+      </w:r>
+      <w:r>
+        <w:rPr>
+          <w:lang w:val="en-GB"/>
+        </w:rPr>
+        <w:br/>
+      </w:r>
+      <w:r>
+        <w:rPr>
+          <w:lang w:val="en-GB"/>
+        </w:rPr>
+        <w:br/>
+      </w:r>
+      <w:r>
+        <w:rPr>
+          <w:lang w:val="en-GB"/>
+        </w:rPr>
+        <w:br/>
+        <w:t>//</w:t>
+      </w:r>
+      <w:proofErr w:type="spellStart"/>
+      <w:r>
+        <w:rPr>
+          <w:lang w:val="en-GB"/>
+        </w:rPr>
+        <w:t>konec</w:t>
+      </w:r>
+      <w:proofErr w:type="spellEnd"/>
+      <w:r>
+        <w:rPr>
+          <w:lang w:val="en-GB"/>
+        </w:rPr>
+        <w:t xml:space="preserve"> </w:t>
+      </w:r>
+      <w:proofErr w:type="spellStart"/>
+      <w:r>
+        <w:rPr>
+          <w:lang w:val="en-GB"/>
+        </w:rPr>
+        <w:t>inicializace</w:t>
+      </w:r>
+      <w:proofErr w:type="spellEnd"/>
+      <w:r>
+        <w:rPr>
+          <w:lang w:val="en-GB"/>
+        </w:rPr>
+        <w:t xml:space="preserve"> </w:t>
+      </w:r>
+      <w:proofErr w:type="spellStart"/>
+      <w:r>
+        <w:rPr>
+          <w:lang w:val="en-GB"/>
+        </w:rPr>
+        <w:t>šachovnice</w:t>
+      </w:r>
+      <w:proofErr w:type="spellEnd"/>
     </w:p>
     <w:p/>
     <w:sectPr>

--- a/chess setups.DOCX
+++ b/chess setups.DOCX
@@ -6,14 +6,11 @@
       <w:pPr>
         <w:pStyle w:val="Nadpis3"/>
       </w:pPr>
-      <w:r>
-        <w:t xml:space="preserve">Standard </w:t>
-      </w:r>
-      <w:proofErr w:type="spellStart"/>
-      <w:r>
-        <w:t>chess</w:t>
-      </w:r>
-      <w:proofErr w:type="spellEnd"/>
+      <w:bookmarkStart w:id="0" w:name="_Toc239881626"/>
+      <w:r>
+        <w:t>Standard</w:t>
+      </w:r>
+      <w:bookmarkEnd w:id="0"/>
     </w:p>
     <w:p>
       <w:proofErr w:type="spellStart"/>
@@ -2347,11 +2344,20 @@
       <w:pPr>
         <w:pStyle w:val="Nadpis3"/>
       </w:pPr>
-      <w:r>
-        <w:t>Fighter defense</w:t>
-      </w:r>
+      <w:bookmarkStart w:id="1" w:name="_Toc239881627"/>
+      <w:r>
+        <w:t xml:space="preserve">fighter </w:t>
+      </w:r>
+      <w:proofErr w:type="gramStart"/>
+      <w:r>
+        <w:t>defense - map</w:t>
+      </w:r>
+      <w:proofErr w:type="gramEnd"/>
+      <w:r>
+        <w:t xml:space="preserve"> 1</w:t>
+      </w:r>
+      <w:bookmarkEnd w:id="1"/>
     </w:p>
-    <w:p/>
     <w:p>
       <w:r>
         <w:t>//inicializace hráčů</w:t>
@@ -3021,6 +3027,62 @@
       </w:r>
       <w:r>
         <w:br/>
+        <w:t xml:space="preserve">        </w:t>
+      </w:r>
+      <w:proofErr w:type="spellStart"/>
+      <w:r>
+        <w:t>Airplane</w:t>
+      </w:r>
+      <w:proofErr w:type="spellEnd"/>
+      <w:r>
+        <w:t xml:space="preserve"> wAirplane0 = </w:t>
+      </w:r>
+      <w:proofErr w:type="spellStart"/>
+      <w:r>
+        <w:t>new</w:t>
+      </w:r>
+      <w:proofErr w:type="spellEnd"/>
+      <w:r>
+        <w:t xml:space="preserve"> </w:t>
+      </w:r>
+      <w:proofErr w:type="spellStart"/>
+      <w:r>
+        <w:t>Airplane</w:t>
+      </w:r>
+      <w:proofErr w:type="spellEnd"/>
+      <w:r>
+        <w:t>("wAirplane",3,8,Colour.White,0);</w:t>
+      </w:r>
+      <w:r>
+        <w:br/>
+        <w:t xml:space="preserve">        </w:t>
+      </w:r>
+      <w:proofErr w:type="spellStart"/>
+      <w:r>
+        <w:t>Airplane</w:t>
+      </w:r>
+      <w:proofErr w:type="spellEnd"/>
+      <w:r>
+        <w:t xml:space="preserve"> wAirplane1 = </w:t>
+      </w:r>
+      <w:proofErr w:type="spellStart"/>
+      <w:r>
+        <w:t>new</w:t>
+      </w:r>
+      <w:proofErr w:type="spellEnd"/>
+      <w:r>
+        <w:t xml:space="preserve"> </w:t>
+      </w:r>
+      <w:proofErr w:type="spellStart"/>
+      <w:r>
+        <w:t>Airplane</w:t>
+      </w:r>
+      <w:proofErr w:type="spellEnd"/>
+      <w:r>
+        <w:t>("wAirplane",4,8,Colour.White,0);</w:t>
+      </w:r>
+      <w:r>
+        <w:br/>
       </w:r>
       <w:r>
         <w:lastRenderedPageBreak/>
@@ -3032,7 +3094,7 @@
       </w:r>
       <w:proofErr w:type="spellEnd"/>
       <w:r>
-        <w:t xml:space="preserve"> wAirplane0 = </w:t>
+        <w:t xml:space="preserve"> wAirplane2 = </w:t>
       </w:r>
       <w:proofErr w:type="spellStart"/>
       <w:r>
@@ -3048,7 +3110,7 @@
       </w:r>
       <w:proofErr w:type="spellEnd"/>
       <w:r>
-        <w:t>("wAirplane",3,8,Colour.White,0);</w:t>
+        <w:t>("wAirplane",5,8,Colour.White,0);</w:t>
       </w:r>
       <w:r>
         <w:br/>
@@ -3060,7 +3122,7 @@
       </w:r>
       <w:proofErr w:type="spellEnd"/>
       <w:r>
-        <w:t xml:space="preserve"> wAirplane1 = </w:t>
+        <w:t xml:space="preserve"> wAirplane3 = </w:t>
       </w:r>
       <w:proofErr w:type="spellStart"/>
       <w:r>
@@ -3076,19 +3138,22 @@
       </w:r>
       <w:proofErr w:type="spellEnd"/>
       <w:r>
-        <w:t>("wAirplane",4,8,Colour.White,0);</w:t>
-      </w:r>
-      <w:r>
-        <w:br/>
-        <w:t xml:space="preserve">        </w:t>
-      </w:r>
-      <w:proofErr w:type="spellStart"/>
-      <w:r>
-        <w:t>Airplane</w:t>
-      </w:r>
-      <w:proofErr w:type="spellEnd"/>
-      <w:r>
-        <w:t xml:space="preserve"> wAirplane2 = </w:t>
+        <w:t>("wAirplane",6,8,Colour.White,0);</w:t>
+      </w:r>
+      <w:r>
+        <w:br/>
+      </w:r>
+      <w:r>
+        <w:br/>
+        <w:t xml:space="preserve">        King </w:t>
+      </w:r>
+      <w:proofErr w:type="spellStart"/>
+      <w:r>
+        <w:t>wKing</w:t>
+      </w:r>
+      <w:proofErr w:type="spellEnd"/>
+      <w:r>
+        <w:t xml:space="preserve"> = </w:t>
       </w:r>
       <w:proofErr w:type="spellStart"/>
       <w:r>
@@ -3096,27 +3161,19 @@
       </w:r>
       <w:proofErr w:type="spellEnd"/>
       <w:r>
-        <w:t xml:space="preserve"> </w:t>
-      </w:r>
-      <w:proofErr w:type="spellStart"/>
-      <w:r>
-        <w:t>Airplane</w:t>
-      </w:r>
-      <w:proofErr w:type="spellEnd"/>
-      <w:r>
-        <w:t>("wAirplane",5,8,Colour.White,0);</w:t>
-      </w:r>
-      <w:r>
-        <w:br/>
-        <w:t xml:space="preserve">        </w:t>
-      </w:r>
-      <w:proofErr w:type="spellStart"/>
-      <w:r>
-        <w:t>Airplane</w:t>
-      </w:r>
-      <w:proofErr w:type="spellEnd"/>
-      <w:r>
-        <w:t xml:space="preserve"> wAirplane3 = </w:t>
+        <w:t xml:space="preserve"> King("wKing",5,9,Colour.White,0);</w:t>
+      </w:r>
+      <w:r>
+        <w:br/>
+        <w:t xml:space="preserve">        King </w:t>
+      </w:r>
+      <w:proofErr w:type="spellStart"/>
+      <w:r>
+        <w:t>bKing</w:t>
+      </w:r>
+      <w:proofErr w:type="spellEnd"/>
+      <w:r>
+        <w:t xml:space="preserve"> = </w:t>
       </w:r>
       <w:proofErr w:type="spellStart"/>
       <w:r>
@@ -3124,22 +3181,1371 @@
       </w:r>
       <w:proofErr w:type="spellEnd"/>
       <w:r>
-        <w:t xml:space="preserve"> </w:t>
-      </w:r>
-      <w:proofErr w:type="spellStart"/>
-      <w:r>
-        <w:t>Airplane</w:t>
-      </w:r>
-      <w:proofErr w:type="spellEnd"/>
-      <w:r>
-        <w:t>("wAirplane",6,8,Colour.White,0);</w:t>
-      </w:r>
-      <w:r>
-        <w:br/>
-      </w:r>
-      <w:r>
-        <w:br/>
-        <w:t xml:space="preserve">        King </w:t>
+        <w:t xml:space="preserve"> King("bKing",5,0,Colour.Black,2);</w:t>
+      </w:r>
+      <w:r>
+        <w:br/>
+      </w:r>
+      <w:r>
+        <w:br/>
+        <w:t xml:space="preserve">        </w:t>
+      </w:r>
+      <w:proofErr w:type="spellStart"/>
+      <w:r>
+        <w:t>LandCarrier</w:t>
+      </w:r>
+      <w:proofErr w:type="spellEnd"/>
+      <w:r>
+        <w:t xml:space="preserve"> </w:t>
+      </w:r>
+      <w:proofErr w:type="spellStart"/>
+      <w:r>
+        <w:t>wCarrier</w:t>
+      </w:r>
+      <w:proofErr w:type="spellEnd"/>
+      <w:r>
+        <w:t xml:space="preserve"> = </w:t>
+      </w:r>
+      <w:proofErr w:type="spellStart"/>
+      <w:r>
+        <w:t>new</w:t>
+      </w:r>
+      <w:proofErr w:type="spellEnd"/>
+      <w:r>
+        <w:t xml:space="preserve"> </w:t>
+      </w:r>
+      <w:proofErr w:type="spellStart"/>
+      <w:r>
+        <w:t>LandCarrier</w:t>
+      </w:r>
+      <w:proofErr w:type="spellEnd"/>
+      <w:r>
+        <w:t>("W Land Carrie",1,8,Colour.White);</w:t>
+      </w:r>
+      <w:r>
+        <w:br/>
+        <w:t xml:space="preserve">        </w:t>
+      </w:r>
+      <w:proofErr w:type="spellStart"/>
+      <w:r>
+        <w:t>LandCarrier</w:t>
+      </w:r>
+      <w:proofErr w:type="spellEnd"/>
+      <w:r>
+        <w:t xml:space="preserve"> </w:t>
+      </w:r>
+      <w:proofErr w:type="spellStart"/>
+      <w:r>
+        <w:t>bCarrier</w:t>
+      </w:r>
+      <w:proofErr w:type="spellEnd"/>
+      <w:r>
+        <w:t xml:space="preserve"> = </w:t>
+      </w:r>
+      <w:proofErr w:type="spellStart"/>
+      <w:r>
+        <w:t>new</w:t>
+      </w:r>
+      <w:proofErr w:type="spellEnd"/>
+      <w:r>
+        <w:t xml:space="preserve"> </w:t>
+      </w:r>
+      <w:proofErr w:type="spellStart"/>
+      <w:r>
+        <w:t>LandCarrier</w:t>
+      </w:r>
+      <w:proofErr w:type="spellEnd"/>
+      <w:r>
+        <w:t>("B Land Carrie",1,1,Colour.Black);</w:t>
+      </w:r>
+      <w:r>
+        <w:br/>
+      </w:r>
+      <w:r>
+        <w:br/>
+        <w:t xml:space="preserve">        </w:t>
+      </w:r>
+      <w:proofErr w:type="spellStart"/>
+      <w:r>
+        <w:t>LinebreakerRook</w:t>
+      </w:r>
+      <w:proofErr w:type="spellEnd"/>
+      <w:r>
+        <w:t xml:space="preserve"> </w:t>
+      </w:r>
+      <w:proofErr w:type="spellStart"/>
+      <w:r>
+        <w:t>wLBRook</w:t>
+      </w:r>
+      <w:proofErr w:type="spellEnd"/>
+      <w:r>
+        <w:t xml:space="preserve"> = </w:t>
+      </w:r>
+      <w:proofErr w:type="spellStart"/>
+      <w:r>
+        <w:t>new</w:t>
+      </w:r>
+      <w:proofErr w:type="spellEnd"/>
+      <w:r>
+        <w:t xml:space="preserve"> </w:t>
+      </w:r>
+      <w:proofErr w:type="spellStart"/>
+      <w:r>
+        <w:t>LinebreakerRook</w:t>
+      </w:r>
+      <w:proofErr w:type="spellEnd"/>
+      <w:r>
+        <w:t>("wLBRook",2,8,Colour.White);</w:t>
+      </w:r>
+      <w:r>
+        <w:br/>
+        <w:t xml:space="preserve">        </w:t>
+      </w:r>
+      <w:proofErr w:type="spellStart"/>
+      <w:r>
+        <w:t>LinebreakerRook</w:t>
+      </w:r>
+      <w:proofErr w:type="spellEnd"/>
+      <w:r>
+        <w:t xml:space="preserve"> </w:t>
+      </w:r>
+      <w:proofErr w:type="spellStart"/>
+      <w:r>
+        <w:t>bLBRook</w:t>
+      </w:r>
+      <w:proofErr w:type="spellEnd"/>
+      <w:r>
+        <w:t xml:space="preserve"> = </w:t>
+      </w:r>
+      <w:proofErr w:type="spellStart"/>
+      <w:r>
+        <w:t>new</w:t>
+      </w:r>
+      <w:proofErr w:type="spellEnd"/>
+      <w:r>
+        <w:t xml:space="preserve"> </w:t>
+      </w:r>
+      <w:proofErr w:type="spellStart"/>
+      <w:r>
+        <w:t>LinebreakerRook</w:t>
+      </w:r>
+      <w:proofErr w:type="spellEnd"/>
+      <w:r>
+        <w:t>("bLBRook",2,1,Colour.Black);</w:t>
+      </w:r>
+      <w:r>
+        <w:br/>
+      </w:r>
+      <w:r>
+        <w:br/>
+        <w:t xml:space="preserve">        Queen </w:t>
+      </w:r>
+      <w:proofErr w:type="spellStart"/>
+      <w:r>
+        <w:t>bQueen</w:t>
+      </w:r>
+      <w:proofErr w:type="spellEnd"/>
+      <w:r>
+        <w:t xml:space="preserve"> = </w:t>
+      </w:r>
+      <w:proofErr w:type="spellStart"/>
+      <w:r>
+        <w:t>new</w:t>
+      </w:r>
+      <w:proofErr w:type="spellEnd"/>
+      <w:r>
+        <w:t xml:space="preserve"> Queen("Black Queen", 4, 0, </w:t>
+      </w:r>
+      <w:proofErr w:type="spellStart"/>
+      <w:r>
+        <w:t>Colour.Black</w:t>
+      </w:r>
+      <w:proofErr w:type="spellEnd"/>
+      <w:r>
+        <w:t>);</w:t>
+      </w:r>
+      <w:r>
+        <w:br/>
+        <w:t xml:space="preserve">        Queen </w:t>
+      </w:r>
+      <w:proofErr w:type="spellStart"/>
+      <w:r>
+        <w:t>wQueen</w:t>
+      </w:r>
+      <w:proofErr w:type="spellEnd"/>
+      <w:r>
+        <w:t xml:space="preserve"> = </w:t>
+      </w:r>
+      <w:proofErr w:type="spellStart"/>
+      <w:r>
+        <w:t>new</w:t>
+      </w:r>
+      <w:proofErr w:type="spellEnd"/>
+      <w:r>
+        <w:t xml:space="preserve"> Queen("</w:t>
+      </w:r>
+      <w:proofErr w:type="spellStart"/>
+      <w:r>
+        <w:t>White</w:t>
+      </w:r>
+      <w:proofErr w:type="spellEnd"/>
+      <w:r>
+        <w:t xml:space="preserve"> Queen", 4, 9, </w:t>
+      </w:r>
+      <w:proofErr w:type="spellStart"/>
+      <w:r>
+        <w:t>Colour.White</w:t>
+      </w:r>
+      <w:proofErr w:type="spellEnd"/>
+      <w:r>
+        <w:t>);</w:t>
+      </w:r>
+      <w:r>
+        <w:br/>
+      </w:r>
+      <w:r>
+        <w:br/>
+      </w:r>
+      <w:r>
+        <w:br/>
+        <w:t xml:space="preserve">        Fighter bFighter0 = </w:t>
+      </w:r>
+      <w:proofErr w:type="spellStart"/>
+      <w:r>
+        <w:t>new</w:t>
+      </w:r>
+      <w:proofErr w:type="spellEnd"/>
+      <w:r>
+        <w:t xml:space="preserve"> Fighter("Black Fighter", 3, 0, </w:t>
+      </w:r>
+      <w:proofErr w:type="spellStart"/>
+      <w:r>
+        <w:t>Colour.Black</w:t>
+      </w:r>
+      <w:proofErr w:type="spellEnd"/>
+      <w:r>
+        <w:t>, 2);</w:t>
+      </w:r>
+      <w:r>
+        <w:br/>
+        <w:t xml:space="preserve">        Fighter bFighter1 = </w:t>
+      </w:r>
+      <w:proofErr w:type="spellStart"/>
+      <w:r>
+        <w:t>new</w:t>
+      </w:r>
+      <w:proofErr w:type="spellEnd"/>
+      <w:r>
+        <w:t xml:space="preserve"> Fighter("Black Fighter", 6, 0, </w:t>
+      </w:r>
+      <w:proofErr w:type="spellStart"/>
+      <w:r>
+        <w:t>Colour.Black</w:t>
+      </w:r>
+      <w:proofErr w:type="spellEnd"/>
+      <w:r>
+        <w:t>, 2);</w:t>
+      </w:r>
+      <w:r>
+        <w:br/>
+      </w:r>
+      <w:r>
+        <w:br/>
+      </w:r>
+      <w:r>
+        <w:br/>
+        <w:t xml:space="preserve">        Fighter wFighter0 = </w:t>
+      </w:r>
+      <w:proofErr w:type="spellStart"/>
+      <w:r>
+        <w:t>new</w:t>
+      </w:r>
+      <w:proofErr w:type="spellEnd"/>
+      <w:r>
+        <w:t xml:space="preserve"> Fighter("</w:t>
+      </w:r>
+      <w:proofErr w:type="spellStart"/>
+      <w:r>
+        <w:t>White</w:t>
+      </w:r>
+      <w:proofErr w:type="spellEnd"/>
+      <w:r>
+        <w:t xml:space="preserve"> Fighter", 3, 9, </w:t>
+      </w:r>
+      <w:proofErr w:type="spellStart"/>
+      <w:r>
+        <w:t>Colour.White</w:t>
+      </w:r>
+      <w:proofErr w:type="spellEnd"/>
+      <w:r>
+        <w:t>, 0);</w:t>
+      </w:r>
+      <w:r>
+        <w:br/>
+        <w:t xml:space="preserve">        Fighter wFighter1 = </w:t>
+      </w:r>
+      <w:proofErr w:type="spellStart"/>
+      <w:r>
+        <w:t>new</w:t>
+      </w:r>
+      <w:proofErr w:type="spellEnd"/>
+      <w:r>
+        <w:t xml:space="preserve"> Fighter("</w:t>
+      </w:r>
+      <w:proofErr w:type="spellStart"/>
+      <w:r>
+        <w:t>White</w:t>
+      </w:r>
+      <w:proofErr w:type="spellEnd"/>
+      <w:r>
+        <w:t xml:space="preserve"> Fighter", 6, 9, </w:t>
+      </w:r>
+      <w:proofErr w:type="spellStart"/>
+      <w:r>
+        <w:t>Colour.White</w:t>
+      </w:r>
+      <w:proofErr w:type="spellEnd"/>
+      <w:r>
+        <w:t>, 0);</w:t>
+      </w:r>
+      <w:r>
+        <w:br/>
+      </w:r>
+      <w:r>
+        <w:br/>
+        <w:t xml:space="preserve">        </w:t>
+      </w:r>
+      <w:proofErr w:type="spellStart"/>
+      <w:r>
+        <w:t>Rook</w:t>
+      </w:r>
+      <w:proofErr w:type="spellEnd"/>
+      <w:r>
+        <w:t xml:space="preserve"> bRook0 = </w:t>
+      </w:r>
+      <w:proofErr w:type="spellStart"/>
+      <w:r>
+        <w:t>new</w:t>
+      </w:r>
+      <w:proofErr w:type="spellEnd"/>
+      <w:r>
+        <w:t xml:space="preserve"> </w:t>
+      </w:r>
+      <w:proofErr w:type="spellStart"/>
+      <w:r>
+        <w:t>Rook</w:t>
+      </w:r>
+      <w:proofErr w:type="spellEnd"/>
+      <w:r>
+        <w:t xml:space="preserve">("Black </w:t>
+      </w:r>
+      <w:proofErr w:type="spellStart"/>
+      <w:r>
+        <w:t>Rook</w:t>
+      </w:r>
+      <w:proofErr w:type="spellEnd"/>
+      <w:r>
+        <w:t xml:space="preserve">", 0, 0, </w:t>
+      </w:r>
+      <w:proofErr w:type="spellStart"/>
+      <w:r>
+        <w:t>Colour.Black</w:t>
+      </w:r>
+      <w:proofErr w:type="spellEnd"/>
+      <w:r>
+        <w:t>);</w:t>
+      </w:r>
+      <w:r>
+        <w:br/>
+        <w:t xml:space="preserve">        </w:t>
+      </w:r>
+      <w:proofErr w:type="spellStart"/>
+      <w:r>
+        <w:t>Rook</w:t>
+      </w:r>
+      <w:proofErr w:type="spellEnd"/>
+      <w:r>
+        <w:t xml:space="preserve"> bRook1 = </w:t>
+      </w:r>
+      <w:proofErr w:type="spellStart"/>
+      <w:r>
+        <w:t>new</w:t>
+      </w:r>
+      <w:proofErr w:type="spellEnd"/>
+      <w:r>
+        <w:t xml:space="preserve"> </w:t>
+      </w:r>
+      <w:proofErr w:type="spellStart"/>
+      <w:r>
+        <w:t>Rook</w:t>
+      </w:r>
+      <w:proofErr w:type="spellEnd"/>
+      <w:r>
+        <w:t xml:space="preserve">("Black </w:t>
+      </w:r>
+      <w:proofErr w:type="spellStart"/>
+      <w:r>
+        <w:t>Rook</w:t>
+      </w:r>
+      <w:proofErr w:type="spellEnd"/>
+      <w:r>
+        <w:t xml:space="preserve">", 9, 0, </w:t>
+      </w:r>
+      <w:proofErr w:type="spellStart"/>
+      <w:r>
+        <w:t>Colour.Black</w:t>
+      </w:r>
+      <w:proofErr w:type="spellEnd"/>
+      <w:r>
+        <w:t>);</w:t>
+      </w:r>
+      <w:r>
+        <w:br/>
+        <w:t xml:space="preserve">        </w:t>
+      </w:r>
+      <w:proofErr w:type="spellStart"/>
+      <w:r>
+        <w:t>Rook</w:t>
+      </w:r>
+      <w:proofErr w:type="spellEnd"/>
+      <w:r>
+        <w:t xml:space="preserve"> wRook0 = </w:t>
+      </w:r>
+      <w:proofErr w:type="spellStart"/>
+      <w:r>
+        <w:t>new</w:t>
+      </w:r>
+      <w:proofErr w:type="spellEnd"/>
+      <w:r>
+        <w:t xml:space="preserve"> </w:t>
+      </w:r>
+      <w:proofErr w:type="spellStart"/>
+      <w:r>
+        <w:t>Rook</w:t>
+      </w:r>
+      <w:proofErr w:type="spellEnd"/>
+      <w:r>
+        <w:t>("</w:t>
+      </w:r>
+      <w:proofErr w:type="spellStart"/>
+      <w:r>
+        <w:t>White</w:t>
+      </w:r>
+      <w:proofErr w:type="spellEnd"/>
+      <w:r>
+        <w:t xml:space="preserve"> </w:t>
+      </w:r>
+      <w:proofErr w:type="spellStart"/>
+      <w:r>
+        <w:t>Rook</w:t>
+      </w:r>
+      <w:proofErr w:type="spellEnd"/>
+      <w:r>
+        <w:t xml:space="preserve">", 0, 9, </w:t>
+      </w:r>
+      <w:proofErr w:type="spellStart"/>
+      <w:r>
+        <w:t>Colour.White</w:t>
+      </w:r>
+      <w:proofErr w:type="spellEnd"/>
+      <w:r>
+        <w:t>);</w:t>
+      </w:r>
+      <w:r>
+        <w:br/>
+        <w:t xml:space="preserve">        </w:t>
+      </w:r>
+      <w:proofErr w:type="spellStart"/>
+      <w:r>
+        <w:t>Rook</w:t>
+      </w:r>
+      <w:proofErr w:type="spellEnd"/>
+      <w:r>
+        <w:t xml:space="preserve"> wRook1 = </w:t>
+      </w:r>
+      <w:proofErr w:type="spellStart"/>
+      <w:r>
+        <w:t>new</w:t>
+      </w:r>
+      <w:proofErr w:type="spellEnd"/>
+      <w:r>
+        <w:t xml:space="preserve"> </w:t>
+      </w:r>
+      <w:proofErr w:type="spellStart"/>
+      <w:r>
+        <w:t>Rook</w:t>
+      </w:r>
+      <w:proofErr w:type="spellEnd"/>
+      <w:r>
+        <w:t>("</w:t>
+      </w:r>
+      <w:proofErr w:type="spellStart"/>
+      <w:r>
+        <w:t>White</w:t>
+      </w:r>
+      <w:proofErr w:type="spellEnd"/>
+      <w:r>
+        <w:t xml:space="preserve"> </w:t>
+      </w:r>
+      <w:proofErr w:type="spellStart"/>
+      <w:r>
+        <w:t>Rook</w:t>
+      </w:r>
+      <w:proofErr w:type="spellEnd"/>
+      <w:r>
+        <w:t xml:space="preserve">", 9, 9, </w:t>
+      </w:r>
+      <w:proofErr w:type="spellStart"/>
+      <w:r>
+        <w:t>Colour.White</w:t>
+      </w:r>
+      <w:proofErr w:type="spellEnd"/>
+      <w:r>
+        <w:t>);</w:t>
+      </w:r>
+      <w:r>
+        <w:br/>
+      </w:r>
+      <w:r>
+        <w:br/>
+        <w:t xml:space="preserve">        </w:t>
+      </w:r>
+      <w:proofErr w:type="spellStart"/>
+      <w:r>
+        <w:t>Bishop</w:t>
+      </w:r>
+      <w:proofErr w:type="spellEnd"/>
+      <w:r>
+        <w:t xml:space="preserve"> bBishop0 = </w:t>
+      </w:r>
+      <w:proofErr w:type="spellStart"/>
+      <w:r>
+        <w:t>new</w:t>
+      </w:r>
+      <w:proofErr w:type="spellEnd"/>
+      <w:r>
+        <w:t xml:space="preserve"> </w:t>
+      </w:r>
+      <w:proofErr w:type="spellStart"/>
+      <w:r>
+        <w:t>Bishop</w:t>
+      </w:r>
+      <w:proofErr w:type="spellEnd"/>
+      <w:r>
+        <w:t xml:space="preserve">("Black </w:t>
+      </w:r>
+      <w:proofErr w:type="spellStart"/>
+      <w:r>
+        <w:t>Bishop</w:t>
+      </w:r>
+      <w:proofErr w:type="spellEnd"/>
+      <w:r>
+        <w:t xml:space="preserve">", 2, 0, </w:t>
+      </w:r>
+      <w:proofErr w:type="spellStart"/>
+      <w:r>
+        <w:t>Colour.Black</w:t>
+      </w:r>
+      <w:proofErr w:type="spellEnd"/>
+      <w:r>
+        <w:t>);</w:t>
+      </w:r>
+      <w:r>
+        <w:br/>
+        <w:t xml:space="preserve">        </w:t>
+      </w:r>
+      <w:proofErr w:type="spellStart"/>
+      <w:r>
+        <w:t>Bishop</w:t>
+      </w:r>
+      <w:proofErr w:type="spellEnd"/>
+      <w:r>
+        <w:t xml:space="preserve"> bBishop1 = </w:t>
+      </w:r>
+      <w:proofErr w:type="spellStart"/>
+      <w:r>
+        <w:t>new</w:t>
+      </w:r>
+      <w:proofErr w:type="spellEnd"/>
+      <w:r>
+        <w:t xml:space="preserve"> </w:t>
+      </w:r>
+      <w:proofErr w:type="spellStart"/>
+      <w:r>
+        <w:t>Bishop</w:t>
+      </w:r>
+      <w:proofErr w:type="spellEnd"/>
+      <w:r>
+        <w:t xml:space="preserve">("Black </w:t>
+      </w:r>
+      <w:proofErr w:type="spellStart"/>
+      <w:r>
+        <w:t>Bishop</w:t>
+      </w:r>
+      <w:proofErr w:type="spellEnd"/>
+      <w:r>
+        <w:t xml:space="preserve">", 7, 0, </w:t>
+      </w:r>
+      <w:proofErr w:type="spellStart"/>
+      <w:r>
+        <w:t>Colour.Black</w:t>
+      </w:r>
+      <w:proofErr w:type="spellEnd"/>
+      <w:r>
+        <w:t>);</w:t>
+      </w:r>
+      <w:r>
+        <w:br/>
+        <w:t xml:space="preserve">        </w:t>
+      </w:r>
+      <w:proofErr w:type="spellStart"/>
+      <w:r>
+        <w:t>Bishop</w:t>
+      </w:r>
+      <w:proofErr w:type="spellEnd"/>
+      <w:r>
+        <w:t xml:space="preserve"> wBishop0 = </w:t>
+      </w:r>
+      <w:proofErr w:type="spellStart"/>
+      <w:r>
+        <w:t>new</w:t>
+      </w:r>
+      <w:proofErr w:type="spellEnd"/>
+      <w:r>
+        <w:t xml:space="preserve"> </w:t>
+      </w:r>
+      <w:proofErr w:type="spellStart"/>
+      <w:r>
+        <w:t>Bishop</w:t>
+      </w:r>
+      <w:proofErr w:type="spellEnd"/>
+      <w:r>
+        <w:t>("</w:t>
+      </w:r>
+      <w:proofErr w:type="spellStart"/>
+      <w:r>
+        <w:t>White</w:t>
+      </w:r>
+      <w:proofErr w:type="spellEnd"/>
+      <w:r>
+        <w:t xml:space="preserve"> </w:t>
+      </w:r>
+      <w:proofErr w:type="spellStart"/>
+      <w:r>
+        <w:t>Bishop</w:t>
+      </w:r>
+      <w:proofErr w:type="spellEnd"/>
+      <w:r>
+        <w:t xml:space="preserve">", 2, 9, </w:t>
+      </w:r>
+      <w:proofErr w:type="spellStart"/>
+      <w:r>
+        <w:t>Colour.White</w:t>
+      </w:r>
+      <w:proofErr w:type="spellEnd"/>
+      <w:r>
+        <w:t>);</w:t>
+      </w:r>
+      <w:r>
+        <w:br/>
+        <w:t xml:space="preserve">        </w:t>
+      </w:r>
+      <w:proofErr w:type="spellStart"/>
+      <w:r>
+        <w:t>Bishop</w:t>
+      </w:r>
+      <w:proofErr w:type="spellEnd"/>
+      <w:r>
+        <w:t xml:space="preserve"> wBishop1 = </w:t>
+      </w:r>
+      <w:proofErr w:type="spellStart"/>
+      <w:r>
+        <w:t>new</w:t>
+      </w:r>
+      <w:proofErr w:type="spellEnd"/>
+      <w:r>
+        <w:t xml:space="preserve"> </w:t>
+      </w:r>
+      <w:proofErr w:type="spellStart"/>
+      <w:r>
+        <w:t>Bishop</w:t>
+      </w:r>
+      <w:proofErr w:type="spellEnd"/>
+      <w:r>
+        <w:t>("</w:t>
+      </w:r>
+      <w:proofErr w:type="spellStart"/>
+      <w:r>
+        <w:t>White</w:t>
+      </w:r>
+      <w:proofErr w:type="spellEnd"/>
+      <w:r>
+        <w:t xml:space="preserve"> </w:t>
+      </w:r>
+      <w:proofErr w:type="spellStart"/>
+      <w:r>
+        <w:t>Bishop</w:t>
+      </w:r>
+      <w:proofErr w:type="spellEnd"/>
+      <w:r>
+        <w:t xml:space="preserve">", 7, 9, </w:t>
+      </w:r>
+      <w:proofErr w:type="spellStart"/>
+      <w:r>
+        <w:t>Colour.White</w:t>
+      </w:r>
+      <w:proofErr w:type="spellEnd"/>
+      <w:r>
+        <w:t>);</w:t>
+      </w:r>
+      <w:r>
+        <w:br/>
+      </w:r>
+      <w:r>
+        <w:br/>
+        <w:t xml:space="preserve">        </w:t>
+      </w:r>
+      <w:proofErr w:type="spellStart"/>
+      <w:r>
+        <w:t>Knight</w:t>
+      </w:r>
+      <w:proofErr w:type="spellEnd"/>
+      <w:r>
+        <w:t xml:space="preserve"> bKnight0 = </w:t>
+      </w:r>
+      <w:proofErr w:type="spellStart"/>
+      <w:r>
+        <w:t>new</w:t>
+      </w:r>
+      <w:proofErr w:type="spellEnd"/>
+      <w:r>
+        <w:t xml:space="preserve"> </w:t>
+      </w:r>
+      <w:proofErr w:type="spellStart"/>
+      <w:r>
+        <w:t>Knight</w:t>
+      </w:r>
+      <w:proofErr w:type="spellEnd"/>
+      <w:r>
+        <w:t xml:space="preserve">("Black </w:t>
+      </w:r>
+      <w:proofErr w:type="spellStart"/>
+      <w:r>
+        <w:t>Knight</w:t>
+      </w:r>
+      <w:proofErr w:type="spellEnd"/>
+      <w:r>
+        <w:t xml:space="preserve">", 1, 0, </w:t>
+      </w:r>
+      <w:proofErr w:type="spellStart"/>
+      <w:r>
+        <w:t>Colour.Black</w:t>
+      </w:r>
+      <w:proofErr w:type="spellEnd"/>
+      <w:r>
+        <w:t>);</w:t>
+      </w:r>
+      <w:r>
+        <w:br/>
+        <w:t xml:space="preserve">        </w:t>
+      </w:r>
+      <w:proofErr w:type="spellStart"/>
+      <w:r>
+        <w:t>Knight</w:t>
+      </w:r>
+      <w:proofErr w:type="spellEnd"/>
+      <w:r>
+        <w:t xml:space="preserve"> bKnight1 = </w:t>
+      </w:r>
+      <w:proofErr w:type="spellStart"/>
+      <w:r>
+        <w:t>new</w:t>
+      </w:r>
+      <w:proofErr w:type="spellEnd"/>
+      <w:r>
+        <w:t xml:space="preserve"> </w:t>
+      </w:r>
+      <w:proofErr w:type="spellStart"/>
+      <w:r>
+        <w:t>Knight</w:t>
+      </w:r>
+      <w:proofErr w:type="spellEnd"/>
+      <w:r>
+        <w:t xml:space="preserve">("Black </w:t>
+      </w:r>
+      <w:proofErr w:type="spellStart"/>
+      <w:r>
+        <w:t>Knight</w:t>
+      </w:r>
+      <w:proofErr w:type="spellEnd"/>
+      <w:r>
+        <w:t xml:space="preserve">", 8, 0, </w:t>
+      </w:r>
+      <w:proofErr w:type="spellStart"/>
+      <w:r>
+        <w:t>Colour.Black</w:t>
+      </w:r>
+      <w:proofErr w:type="spellEnd"/>
+      <w:r>
+        <w:t>);</w:t>
+      </w:r>
+      <w:r>
+        <w:br/>
+        <w:t xml:space="preserve">        </w:t>
+      </w:r>
+      <w:proofErr w:type="spellStart"/>
+      <w:r>
+        <w:t>Knight</w:t>
+      </w:r>
+      <w:proofErr w:type="spellEnd"/>
+      <w:r>
+        <w:t xml:space="preserve"> wKnight0 = </w:t>
+      </w:r>
+      <w:proofErr w:type="spellStart"/>
+      <w:r>
+        <w:t>new</w:t>
+      </w:r>
+      <w:proofErr w:type="spellEnd"/>
+      <w:r>
+        <w:t xml:space="preserve"> </w:t>
+      </w:r>
+      <w:proofErr w:type="spellStart"/>
+      <w:r>
+        <w:t>Knight</w:t>
+      </w:r>
+      <w:proofErr w:type="spellEnd"/>
+      <w:r>
+        <w:t>("</w:t>
+      </w:r>
+      <w:proofErr w:type="spellStart"/>
+      <w:r>
+        <w:t>White</w:t>
+      </w:r>
+      <w:proofErr w:type="spellEnd"/>
+      <w:r>
+        <w:t xml:space="preserve"> </w:t>
+      </w:r>
+      <w:proofErr w:type="spellStart"/>
+      <w:r>
+        <w:t>Knight</w:t>
+      </w:r>
+      <w:proofErr w:type="spellEnd"/>
+      <w:r>
+        <w:t xml:space="preserve">", 1, 9, </w:t>
+      </w:r>
+      <w:proofErr w:type="spellStart"/>
+      <w:r>
+        <w:t>Colour.White</w:t>
+      </w:r>
+      <w:proofErr w:type="spellEnd"/>
+      <w:r>
+        <w:t>);</w:t>
+      </w:r>
+      <w:r>
+        <w:br/>
+        <w:t xml:space="preserve">        </w:t>
+      </w:r>
+      <w:proofErr w:type="spellStart"/>
+      <w:r>
+        <w:t>Knight</w:t>
+      </w:r>
+      <w:proofErr w:type="spellEnd"/>
+      <w:r>
+        <w:t xml:space="preserve"> wKnight1 = </w:t>
+      </w:r>
+      <w:proofErr w:type="spellStart"/>
+      <w:r>
+        <w:t>new</w:t>
+      </w:r>
+      <w:proofErr w:type="spellEnd"/>
+      <w:r>
+        <w:t xml:space="preserve"> </w:t>
+      </w:r>
+      <w:proofErr w:type="spellStart"/>
+      <w:r>
+        <w:t>Knight</w:t>
+      </w:r>
+      <w:proofErr w:type="spellEnd"/>
+      <w:r>
+        <w:t>("</w:t>
+      </w:r>
+      <w:proofErr w:type="spellStart"/>
+      <w:r>
+        <w:t>White</w:t>
+      </w:r>
+      <w:proofErr w:type="spellEnd"/>
+      <w:r>
+        <w:t xml:space="preserve"> </w:t>
+      </w:r>
+      <w:proofErr w:type="spellStart"/>
+      <w:r>
+        <w:t>Knight</w:t>
+      </w:r>
+      <w:proofErr w:type="spellEnd"/>
+      <w:r>
+        <w:t xml:space="preserve">", 8, 9, </w:t>
+      </w:r>
+      <w:proofErr w:type="spellStart"/>
+      <w:r>
+        <w:t>Colour.White</w:t>
+      </w:r>
+      <w:proofErr w:type="spellEnd"/>
+      <w:r>
+        <w:t>);</w:t>
+      </w:r>
+      <w:r>
+        <w:br/>
+      </w:r>
+      <w:r>
+        <w:br/>
+        <w:t xml:space="preserve">        </w:t>
+      </w:r>
+      <w:proofErr w:type="spellStart"/>
+      <w:r>
+        <w:t>ArciBishop</w:t>
+      </w:r>
+      <w:proofErr w:type="spellEnd"/>
+      <w:r>
+        <w:t xml:space="preserve"> </w:t>
+      </w:r>
+      <w:proofErr w:type="spellStart"/>
+      <w:r>
+        <w:t>bArciBishop</w:t>
+      </w:r>
+      <w:proofErr w:type="spellEnd"/>
+      <w:r>
+        <w:t xml:space="preserve"> = </w:t>
+      </w:r>
+      <w:proofErr w:type="spellStart"/>
+      <w:r>
+        <w:t>new</w:t>
+      </w:r>
+      <w:proofErr w:type="spellEnd"/>
+      <w:r>
+        <w:t xml:space="preserve"> </w:t>
+      </w:r>
+      <w:proofErr w:type="spellStart"/>
+      <w:r>
+        <w:t>ArciBishop</w:t>
+      </w:r>
+      <w:proofErr w:type="spellEnd"/>
+      <w:r>
+        <w:t xml:space="preserve">("Black </w:t>
+      </w:r>
+      <w:proofErr w:type="spellStart"/>
+      <w:r>
+        <w:t>ArciBishop</w:t>
+      </w:r>
+      <w:proofErr w:type="spellEnd"/>
+      <w:r>
+        <w:t xml:space="preserve">", 0, 1, </w:t>
+      </w:r>
+      <w:proofErr w:type="spellStart"/>
+      <w:r>
+        <w:t>Colour.Black</w:t>
+      </w:r>
+      <w:proofErr w:type="spellEnd"/>
+      <w:r>
+        <w:t>);</w:t>
+      </w:r>
+      <w:r>
+        <w:br/>
+        <w:t xml:space="preserve">        </w:t>
+      </w:r>
+      <w:proofErr w:type="spellStart"/>
+      <w:r>
+        <w:t>ArciBishop</w:t>
+      </w:r>
+      <w:proofErr w:type="spellEnd"/>
+      <w:r>
+        <w:t xml:space="preserve"> </w:t>
+      </w:r>
+      <w:proofErr w:type="spellStart"/>
+      <w:r>
+        <w:t>wArciBishop</w:t>
+      </w:r>
+      <w:proofErr w:type="spellEnd"/>
+      <w:r>
+        <w:t xml:space="preserve"> = </w:t>
+      </w:r>
+      <w:proofErr w:type="spellStart"/>
+      <w:r>
+        <w:t>new</w:t>
+      </w:r>
+      <w:proofErr w:type="spellEnd"/>
+      <w:r>
+        <w:t xml:space="preserve"> </w:t>
+      </w:r>
+      <w:proofErr w:type="spellStart"/>
+      <w:r>
+        <w:t>ArciBishop</w:t>
+      </w:r>
+      <w:proofErr w:type="spellEnd"/>
+      <w:r>
+        <w:t xml:space="preserve">("Black </w:t>
+      </w:r>
+      <w:proofErr w:type="spellStart"/>
+      <w:r>
+        <w:t>ArciBishop</w:t>
+      </w:r>
+      <w:proofErr w:type="spellEnd"/>
+      <w:r>
+        <w:t xml:space="preserve">", 0, 8, </w:t>
+      </w:r>
+      <w:proofErr w:type="spellStart"/>
+      <w:r>
+        <w:t>Colour.White</w:t>
+      </w:r>
+      <w:proofErr w:type="spellEnd"/>
+      <w:r>
+        <w:t>);</w:t>
+      </w:r>
+      <w:r>
+        <w:br/>
+      </w:r>
+      <w:r>
+        <w:br/>
+      </w:r>
+      <w:r>
+        <w:lastRenderedPageBreak/>
+        <w:t>//konec inicializace figur</w:t>
+      </w:r>
+      <w:r>
+        <w:br/>
+      </w:r>
+      <w:r>
+        <w:br/>
+      </w:r>
+      <w:r>
+        <w:br/>
+        <w:t>//inicializace šachovnice</w:t>
+      </w:r>
+      <w:r>
+        <w:br/>
+        <w:t xml:space="preserve">        </w:t>
+      </w:r>
+      <w:proofErr w:type="spellStart"/>
+      <w:r>
+        <w:t>ChessBoard</w:t>
+      </w:r>
+      <w:proofErr w:type="spellEnd"/>
+      <w:r>
+        <w:t xml:space="preserve"> </w:t>
+      </w:r>
+      <w:proofErr w:type="spellStart"/>
+      <w:r>
+        <w:t>chessBoard</w:t>
+      </w:r>
+      <w:proofErr w:type="spellEnd"/>
+      <w:r>
+        <w:t xml:space="preserve"> = </w:t>
+      </w:r>
+      <w:proofErr w:type="spellStart"/>
+      <w:r>
+        <w:t>new</w:t>
+      </w:r>
+      <w:proofErr w:type="spellEnd"/>
+      <w:r>
+        <w:t xml:space="preserve"> </w:t>
+      </w:r>
+      <w:proofErr w:type="spellStart"/>
+      <w:r>
+        <w:t>ChessBoard</w:t>
+      </w:r>
+      <w:proofErr w:type="spellEnd"/>
+      <w:r>
+        <w:t>(10,10);</w:t>
+      </w:r>
+      <w:r>
+        <w:br/>
+        <w:t xml:space="preserve">        </w:t>
+      </w:r>
+      <w:proofErr w:type="spellStart"/>
+      <w:r>
+        <w:t>chessBoard.addPlayer</w:t>
+      </w:r>
+      <w:proofErr w:type="spellEnd"/>
+      <w:r>
+        <w:t>(player1);</w:t>
+      </w:r>
+      <w:r>
+        <w:br/>
+        <w:t xml:space="preserve">        </w:t>
+      </w:r>
+      <w:proofErr w:type="spellStart"/>
+      <w:r>
+        <w:t>chessBoard.addPlayer</w:t>
+      </w:r>
+      <w:proofErr w:type="spellEnd"/>
+      <w:r>
+        <w:t>(player2);</w:t>
+      </w:r>
+      <w:r>
+        <w:br/>
+      </w:r>
+      <w:r>
+        <w:br/>
+        <w:t xml:space="preserve">        </w:t>
+      </w:r>
+      <w:proofErr w:type="spellStart"/>
+      <w:r>
+        <w:t>chessBoard.addPiece</w:t>
+      </w:r>
+      <w:proofErr w:type="spellEnd"/>
+      <w:r>
+        <w:t>(bPawn0);</w:t>
+      </w:r>
+      <w:r>
+        <w:br/>
+        <w:t xml:space="preserve">        </w:t>
+      </w:r>
+      <w:proofErr w:type="spellStart"/>
+      <w:r>
+        <w:t>chessBoard.addPiece</w:t>
+      </w:r>
+      <w:proofErr w:type="spellEnd"/>
+      <w:r>
+        <w:t>(bPawn1);</w:t>
+      </w:r>
+      <w:r>
+        <w:br/>
+        <w:t xml:space="preserve">        </w:t>
+      </w:r>
+      <w:proofErr w:type="spellStart"/>
+      <w:r>
+        <w:t>chessBoard.addPiece</w:t>
+      </w:r>
+      <w:proofErr w:type="spellEnd"/>
+      <w:r>
+        <w:t>(bPawn2);</w:t>
+      </w:r>
+      <w:r>
+        <w:br/>
+        <w:t xml:space="preserve">        </w:t>
+      </w:r>
+      <w:proofErr w:type="spellStart"/>
+      <w:r>
+        <w:t>chessBoard.addPiece</w:t>
+      </w:r>
+      <w:proofErr w:type="spellEnd"/>
+      <w:r>
+        <w:t>(bPawn3);</w:t>
+      </w:r>
+      <w:r>
+        <w:br/>
+        <w:t xml:space="preserve">        </w:t>
+      </w:r>
+      <w:proofErr w:type="spellStart"/>
+      <w:r>
+        <w:t>chessBoard.addPiece</w:t>
+      </w:r>
+      <w:proofErr w:type="spellEnd"/>
+      <w:r>
+        <w:t>(bPawn4);</w:t>
+      </w:r>
+      <w:r>
+        <w:br/>
+        <w:t xml:space="preserve">        </w:t>
+      </w:r>
+      <w:proofErr w:type="spellStart"/>
+      <w:r>
+        <w:t>chessBoard.addPiece</w:t>
+      </w:r>
+      <w:proofErr w:type="spellEnd"/>
+      <w:r>
+        <w:t>(bPawn5);</w:t>
+      </w:r>
+      <w:r>
+        <w:br/>
+      </w:r>
+      <w:r>
+        <w:br/>
+        <w:t xml:space="preserve">        </w:t>
+      </w:r>
+      <w:proofErr w:type="spellStart"/>
+      <w:r>
+        <w:t>chessBoard.addPiece</w:t>
+      </w:r>
+      <w:proofErr w:type="spellEnd"/>
+      <w:r>
+        <w:t>(bAirplane0);</w:t>
+      </w:r>
+      <w:r>
+        <w:br/>
+        <w:t xml:space="preserve">        </w:t>
+      </w:r>
+      <w:proofErr w:type="spellStart"/>
+      <w:r>
+        <w:t>chessBoard.addPiece</w:t>
+      </w:r>
+      <w:proofErr w:type="spellEnd"/>
+      <w:r>
+        <w:t>(bAirplane1);</w:t>
+      </w:r>
+      <w:r>
+        <w:br/>
+        <w:t xml:space="preserve">        </w:t>
+      </w:r>
+      <w:proofErr w:type="spellStart"/>
+      <w:r>
+        <w:t>chessBoard.addPiece</w:t>
+      </w:r>
+      <w:proofErr w:type="spellEnd"/>
+      <w:r>
+        <w:t>(bAirplane2);</w:t>
+      </w:r>
+      <w:r>
+        <w:br/>
+        <w:t xml:space="preserve">        </w:t>
+      </w:r>
+      <w:proofErr w:type="spellStart"/>
+      <w:r>
+        <w:t>chessBoard.addPiece</w:t>
+      </w:r>
+      <w:proofErr w:type="spellEnd"/>
+      <w:r>
+        <w:t>(bAirplane3);</w:t>
+      </w:r>
+      <w:r>
+        <w:br/>
+      </w:r>
+      <w:r>
+        <w:br/>
+        <w:t xml:space="preserve">        </w:t>
+      </w:r>
+      <w:proofErr w:type="spellStart"/>
+      <w:r>
+        <w:t>chessBoard.addPiece</w:t>
+      </w:r>
+      <w:proofErr w:type="spellEnd"/>
+      <w:r>
+        <w:t>(wPawn0);</w:t>
+      </w:r>
+      <w:r>
+        <w:br/>
+        <w:t xml:space="preserve">        </w:t>
+      </w:r>
+      <w:proofErr w:type="spellStart"/>
+      <w:r>
+        <w:t>chessBoard.addPiece</w:t>
+      </w:r>
+      <w:proofErr w:type="spellEnd"/>
+      <w:r>
+        <w:t>(wPawn1);</w:t>
+      </w:r>
+      <w:r>
+        <w:br/>
+        <w:t xml:space="preserve">        </w:t>
+      </w:r>
+      <w:proofErr w:type="spellStart"/>
+      <w:r>
+        <w:t>chessBoard.addPiece</w:t>
+      </w:r>
+      <w:proofErr w:type="spellEnd"/>
+      <w:r>
+        <w:t>(wPawn2);</w:t>
+      </w:r>
+      <w:r>
+        <w:br/>
+        <w:t xml:space="preserve">        </w:t>
+      </w:r>
+      <w:proofErr w:type="spellStart"/>
+      <w:r>
+        <w:t>chessBoard.addPiece</w:t>
+      </w:r>
+      <w:proofErr w:type="spellEnd"/>
+      <w:r>
+        <w:t>(wPawn3);</w:t>
+      </w:r>
+      <w:r>
+        <w:br/>
+        <w:t xml:space="preserve">        </w:t>
+      </w:r>
+      <w:proofErr w:type="spellStart"/>
+      <w:r>
+        <w:t>chessBoard.addPiece</w:t>
+      </w:r>
+      <w:proofErr w:type="spellEnd"/>
+      <w:r>
+        <w:t>(wPawn4);</w:t>
+      </w:r>
+      <w:r>
+        <w:br/>
+        <w:t xml:space="preserve">        </w:t>
+      </w:r>
+      <w:proofErr w:type="spellStart"/>
+      <w:r>
+        <w:t>chessBoard.addPiece</w:t>
+      </w:r>
+      <w:proofErr w:type="spellEnd"/>
+      <w:r>
+        <w:t>(wPawn5);</w:t>
+      </w:r>
+      <w:r>
+        <w:br/>
+      </w:r>
+      <w:r>
+        <w:br/>
+        <w:t xml:space="preserve">        </w:t>
+      </w:r>
+      <w:proofErr w:type="spellStart"/>
+      <w:r>
+        <w:t>chessBoard.addPiece</w:t>
+      </w:r>
+      <w:proofErr w:type="spellEnd"/>
+      <w:r>
+        <w:t>(wAirplane0);</w:t>
+      </w:r>
+      <w:r>
+        <w:br/>
+        <w:t xml:space="preserve">        </w:t>
+      </w:r>
+      <w:proofErr w:type="spellStart"/>
+      <w:r>
+        <w:t>chessBoard.addPiece</w:t>
+      </w:r>
+      <w:proofErr w:type="spellEnd"/>
+      <w:r>
+        <w:t>(wAirplane1);</w:t>
+      </w:r>
+      <w:r>
+        <w:br/>
+        <w:t xml:space="preserve">        </w:t>
+      </w:r>
+      <w:proofErr w:type="spellStart"/>
+      <w:r>
+        <w:t>chessBoard.addPiece</w:t>
+      </w:r>
+      <w:proofErr w:type="spellEnd"/>
+      <w:r>
+        <w:t>(wAirplane2);</w:t>
+      </w:r>
+      <w:r>
+        <w:br/>
+        <w:t xml:space="preserve">        </w:t>
+      </w:r>
+      <w:proofErr w:type="spellStart"/>
+      <w:r>
+        <w:t>chessBoard.addPiece</w:t>
+      </w:r>
+      <w:proofErr w:type="spellEnd"/>
+      <w:r>
+        <w:t>(wAirplane3);</w:t>
+      </w:r>
+      <w:r>
+        <w:br/>
+      </w:r>
+      <w:r>
+        <w:br/>
+        <w:t xml:space="preserve">        </w:t>
+      </w:r>
+      <w:proofErr w:type="spellStart"/>
+      <w:r>
+        <w:t>chessBoard.addPiece</w:t>
+      </w:r>
+      <w:proofErr w:type="spellEnd"/>
+      <w:r>
+        <w:t>(</w:t>
       </w:r>
       <w:proofErr w:type="spellStart"/>
       <w:r>
@@ -3147,19 +4553,19 @@
       </w:r>
       <w:proofErr w:type="spellEnd"/>
       <w:r>
-        <w:t xml:space="preserve"> = </w:t>
-      </w:r>
-      <w:proofErr w:type="spellStart"/>
-      <w:r>
-        <w:t>new</w:t>
-      </w:r>
-      <w:proofErr w:type="spellEnd"/>
-      <w:r>
-        <w:t xml:space="preserve"> King("wKing",5,9,Colour.White,0);</w:t>
-      </w:r>
-      <w:r>
-        <w:br/>
-        <w:t xml:space="preserve">        King </w:t>
+        <w:t>);</w:t>
+      </w:r>
+      <w:r>
+        <w:br/>
+        <w:t xml:space="preserve">        </w:t>
+      </w:r>
+      <w:proofErr w:type="spellStart"/>
+      <w:r>
+        <w:t>chessBoard.addPiece</w:t>
+      </w:r>
+      <w:proofErr w:type="spellEnd"/>
+      <w:r>
+        <w:t>(</w:t>
       </w:r>
       <w:proofErr w:type="spellStart"/>
       <w:r>
@@ -3167,30 +4573,22 @@
       </w:r>
       <w:proofErr w:type="spellEnd"/>
       <w:r>
-        <w:t xml:space="preserve"> = </w:t>
-      </w:r>
-      <w:proofErr w:type="spellStart"/>
-      <w:r>
-        <w:t>new</w:t>
-      </w:r>
-      <w:proofErr w:type="spellEnd"/>
-      <w:r>
-        <w:t xml:space="preserve"> King("bKing",5,0,Colour.Black,2);</w:t>
-      </w:r>
-      <w:r>
-        <w:br/>
-      </w:r>
-      <w:r>
-        <w:br/>
-        <w:t xml:space="preserve">        </w:t>
-      </w:r>
-      <w:proofErr w:type="spellStart"/>
-      <w:r>
-        <w:t>LandCarrier</w:t>
-      </w:r>
-      <w:proofErr w:type="spellEnd"/>
-      <w:r>
-        <w:t xml:space="preserve"> </w:t>
+        <w:t>);</w:t>
+      </w:r>
+      <w:r>
+        <w:br/>
+      </w:r>
+      <w:r>
+        <w:br/>
+        <w:t xml:space="preserve">        </w:t>
+      </w:r>
+      <w:proofErr w:type="spellStart"/>
+      <w:r>
+        <w:t>chessBoard.addPiece</w:t>
+      </w:r>
+      <w:proofErr w:type="spellEnd"/>
+      <w:r>
+        <w:t>(</w:t>
       </w:r>
       <w:proofErr w:type="spellStart"/>
       <w:r>
@@ -3198,35 +4596,19 @@
       </w:r>
       <w:proofErr w:type="spellEnd"/>
       <w:r>
-        <w:t xml:space="preserve"> = </w:t>
-      </w:r>
-      <w:proofErr w:type="spellStart"/>
-      <w:r>
-        <w:t>new</w:t>
-      </w:r>
-      <w:proofErr w:type="spellEnd"/>
-      <w:r>
-        <w:t xml:space="preserve"> </w:t>
-      </w:r>
-      <w:proofErr w:type="spellStart"/>
-      <w:r>
-        <w:t>LandCarrier</w:t>
-      </w:r>
-      <w:proofErr w:type="spellEnd"/>
-      <w:r>
-        <w:t>("W Land Carrie",1,8,Colour.White);</w:t>
-      </w:r>
-      <w:r>
-        <w:br/>
-        <w:t xml:space="preserve">        </w:t>
-      </w:r>
-      <w:proofErr w:type="spellStart"/>
-      <w:r>
-        <w:t>LandCarrier</w:t>
-      </w:r>
-      <w:proofErr w:type="spellEnd"/>
-      <w:r>
-        <w:t xml:space="preserve"> </w:t>
+        <w:t>);</w:t>
+      </w:r>
+      <w:r>
+        <w:br/>
+        <w:t xml:space="preserve">        </w:t>
+      </w:r>
+      <w:proofErr w:type="spellStart"/>
+      <w:r>
+        <w:t>chessBoard.addPiece</w:t>
+      </w:r>
+      <w:proofErr w:type="spellEnd"/>
+      <w:r>
+        <w:t>(</w:t>
       </w:r>
       <w:proofErr w:type="spellStart"/>
       <w:r>
@@ -3234,38 +4616,22 @@
       </w:r>
       <w:proofErr w:type="spellEnd"/>
       <w:r>
-        <w:t xml:space="preserve"> = </w:t>
-      </w:r>
-      <w:proofErr w:type="spellStart"/>
-      <w:r>
-        <w:t>new</w:t>
-      </w:r>
-      <w:proofErr w:type="spellEnd"/>
-      <w:r>
-        <w:t xml:space="preserve"> </w:t>
-      </w:r>
-      <w:proofErr w:type="spellStart"/>
-      <w:r>
-        <w:t>LandCarrier</w:t>
-      </w:r>
-      <w:proofErr w:type="spellEnd"/>
-      <w:r>
-        <w:t>("B Land Carrie",1,1,Colour.Black);</w:t>
-      </w:r>
-      <w:r>
-        <w:br/>
-      </w:r>
-      <w:r>
-        <w:br/>
-        <w:t xml:space="preserve">        </w:t>
-      </w:r>
-      <w:proofErr w:type="spellStart"/>
-      <w:r>
-        <w:t>LinebreakerRook</w:t>
-      </w:r>
-      <w:proofErr w:type="spellEnd"/>
-      <w:r>
-        <w:t xml:space="preserve"> </w:t>
+        <w:t>);</w:t>
+      </w:r>
+      <w:r>
+        <w:br/>
+      </w:r>
+      <w:r>
+        <w:br/>
+        <w:t xml:space="preserve">        </w:t>
+      </w:r>
+      <w:proofErr w:type="spellStart"/>
+      <w:r>
+        <w:t>chessBoard.addPiece</w:t>
+      </w:r>
+      <w:proofErr w:type="spellEnd"/>
+      <w:r>
+        <w:t>(</w:t>
       </w:r>
       <w:proofErr w:type="spellStart"/>
       <w:r>
@@ -3273,35 +4639,19 @@
       </w:r>
       <w:proofErr w:type="spellEnd"/>
       <w:r>
-        <w:t xml:space="preserve"> = </w:t>
-      </w:r>
-      <w:proofErr w:type="spellStart"/>
-      <w:r>
-        <w:t>new</w:t>
-      </w:r>
-      <w:proofErr w:type="spellEnd"/>
-      <w:r>
-        <w:t xml:space="preserve"> </w:t>
-      </w:r>
-      <w:proofErr w:type="spellStart"/>
-      <w:r>
-        <w:t>LinebreakerRook</w:t>
-      </w:r>
-      <w:proofErr w:type="spellEnd"/>
-      <w:r>
-        <w:t>("wLBRook",2,8,Colour.White);</w:t>
-      </w:r>
-      <w:r>
-        <w:br/>
-        <w:t xml:space="preserve">        </w:t>
-      </w:r>
-      <w:proofErr w:type="spellStart"/>
-      <w:r>
-        <w:t>LinebreakerRook</w:t>
-      </w:r>
-      <w:proofErr w:type="spellEnd"/>
-      <w:r>
-        <w:t xml:space="preserve"> </w:t>
+        <w:t>);</w:t>
+      </w:r>
+      <w:r>
+        <w:br/>
+        <w:t xml:space="preserve">        </w:t>
+      </w:r>
+      <w:proofErr w:type="spellStart"/>
+      <w:r>
+        <w:t>chessBoard.addPiece</w:t>
+      </w:r>
+      <w:proofErr w:type="spellEnd"/>
+      <w:r>
+        <w:t>(</w:t>
       </w:r>
       <w:proofErr w:type="spellStart"/>
       <w:r>
@@ -3309,30 +4659,45 @@
       </w:r>
       <w:proofErr w:type="spellEnd"/>
       <w:r>
-        <w:t xml:space="preserve"> = </w:t>
-      </w:r>
-      <w:proofErr w:type="spellStart"/>
-      <w:r>
-        <w:t>new</w:t>
-      </w:r>
-      <w:proofErr w:type="spellEnd"/>
-      <w:r>
-        <w:t xml:space="preserve"> </w:t>
-      </w:r>
-      <w:proofErr w:type="spellStart"/>
-      <w:r>
-        <w:t>LinebreakerRook</w:t>
-      </w:r>
-      <w:proofErr w:type="spellEnd"/>
-      <w:r>
-        <w:t>("bLBRook",2,1,Colour.Black);</w:t>
-      </w:r>
-      <w:r>
-        <w:br/>
-      </w:r>
-      <w:r>
-        <w:br/>
-        <w:t xml:space="preserve">        Queen </w:t>
+        <w:t>);</w:t>
+      </w:r>
+      <w:r>
+        <w:br/>
+      </w:r>
+      <w:r>
+        <w:br/>
+      </w:r>
+      <w:r>
+        <w:lastRenderedPageBreak/>
+        <w:t xml:space="preserve">        </w:t>
+      </w:r>
+      <w:proofErr w:type="spellStart"/>
+      <w:r>
+        <w:t>chessBoard.addPiece</w:t>
+      </w:r>
+      <w:proofErr w:type="spellEnd"/>
+      <w:r>
+        <w:t>(</w:t>
+      </w:r>
+      <w:proofErr w:type="spellStart"/>
+      <w:r>
+        <w:t>wQueen</w:t>
+      </w:r>
+      <w:proofErr w:type="spellEnd"/>
+      <w:r>
+        <w:t>);</w:t>
+      </w:r>
+      <w:r>
+        <w:br/>
+        <w:t xml:space="preserve">        </w:t>
+      </w:r>
+      <w:proofErr w:type="spellStart"/>
+      <w:r>
+        <w:t>chessBoard.addPiece</w:t>
+      </w:r>
+      <w:proofErr w:type="spellEnd"/>
+      <w:r>
+        <w:t>(</w:t>
       </w:r>
       <w:proofErr w:type="spellStart"/>
       <w:r>
@@ -3340,55 +4705,233 @@
       </w:r>
       <w:proofErr w:type="spellEnd"/>
       <w:r>
-        <w:t xml:space="preserve"> = </w:t>
-      </w:r>
-      <w:proofErr w:type="spellStart"/>
-      <w:r>
-        <w:t>new</w:t>
-      </w:r>
-      <w:proofErr w:type="spellEnd"/>
-      <w:r>
-        <w:t xml:space="preserve"> Queen("Black Queen", 4, 0, </w:t>
-      </w:r>
-      <w:proofErr w:type="spellStart"/>
-      <w:r>
-        <w:t>Colour.Black</w:t>
-      </w:r>
-      <w:proofErr w:type="spellEnd"/>
-      <w:r>
         <w:t>);</w:t>
       </w:r>
       <w:r>
         <w:br/>
-        <w:t xml:space="preserve">        Queen </w:t>
-      </w:r>
-      <w:proofErr w:type="spellStart"/>
-      <w:r>
-        <w:t>wQueen</w:t>
-      </w:r>
-      <w:proofErr w:type="spellEnd"/>
-      <w:r>
-        <w:t xml:space="preserve"> = </w:t>
-      </w:r>
-      <w:proofErr w:type="spellStart"/>
-      <w:r>
-        <w:t>new</w:t>
-      </w:r>
-      <w:proofErr w:type="spellEnd"/>
-      <w:r>
-        <w:t xml:space="preserve"> Queen("</w:t>
-      </w:r>
-      <w:proofErr w:type="spellStart"/>
-      <w:r>
-        <w:t>White</w:t>
-      </w:r>
-      <w:proofErr w:type="spellEnd"/>
-      <w:r>
-        <w:t xml:space="preserve"> Queen", 4, 9, </w:t>
-      </w:r>
-      <w:proofErr w:type="spellStart"/>
-      <w:r>
-        <w:t>Colour.White</w:t>
+      </w:r>
+      <w:r>
+        <w:br/>
+        <w:t xml:space="preserve">        </w:t>
+      </w:r>
+      <w:proofErr w:type="spellStart"/>
+      <w:r>
+        <w:t>chessBoard.addPiece</w:t>
+      </w:r>
+      <w:proofErr w:type="spellEnd"/>
+      <w:r>
+        <w:t>(bFighter0);</w:t>
+      </w:r>
+      <w:r>
+        <w:br/>
+        <w:t xml:space="preserve">        </w:t>
+      </w:r>
+      <w:proofErr w:type="spellStart"/>
+      <w:r>
+        <w:t>chessBoard.addPiece</w:t>
+      </w:r>
+      <w:proofErr w:type="spellEnd"/>
+      <w:r>
+        <w:t>(bFighter1);</w:t>
+      </w:r>
+      <w:r>
+        <w:br/>
+      </w:r>
+      <w:r>
+        <w:br/>
+        <w:t xml:space="preserve">        </w:t>
+      </w:r>
+      <w:proofErr w:type="spellStart"/>
+      <w:r>
+        <w:t>chessBoard.addPiece</w:t>
+      </w:r>
+      <w:proofErr w:type="spellEnd"/>
+      <w:r>
+        <w:t>(wFighter0);</w:t>
+      </w:r>
+      <w:r>
+        <w:br/>
+        <w:t xml:space="preserve">        </w:t>
+      </w:r>
+      <w:proofErr w:type="spellStart"/>
+      <w:r>
+        <w:t>chessBoard.addPiece</w:t>
+      </w:r>
+      <w:proofErr w:type="spellEnd"/>
+      <w:r>
+        <w:t>(wFighter1);</w:t>
+      </w:r>
+      <w:r>
+        <w:br/>
+      </w:r>
+      <w:r>
+        <w:br/>
+        <w:t xml:space="preserve">        </w:t>
+      </w:r>
+      <w:proofErr w:type="spellStart"/>
+      <w:r>
+        <w:t>chessBoard.addPiece</w:t>
+      </w:r>
+      <w:proofErr w:type="spellEnd"/>
+      <w:r>
+        <w:t>(bRook0);</w:t>
+      </w:r>
+      <w:r>
+        <w:br/>
+        <w:t xml:space="preserve">        </w:t>
+      </w:r>
+      <w:proofErr w:type="spellStart"/>
+      <w:r>
+        <w:t>chessBoard.addPiece</w:t>
+      </w:r>
+      <w:proofErr w:type="spellEnd"/>
+      <w:r>
+        <w:t>(bRook1);</w:t>
+      </w:r>
+      <w:r>
+        <w:br/>
+        <w:t xml:space="preserve">        </w:t>
+      </w:r>
+      <w:proofErr w:type="spellStart"/>
+      <w:r>
+        <w:t>chessBoard.addPiece</w:t>
+      </w:r>
+      <w:proofErr w:type="spellEnd"/>
+      <w:r>
+        <w:t>(wRook0);</w:t>
+      </w:r>
+      <w:r>
+        <w:br/>
+        <w:t xml:space="preserve">        </w:t>
+      </w:r>
+      <w:proofErr w:type="spellStart"/>
+      <w:r>
+        <w:t>chessBoard.addPiece</w:t>
+      </w:r>
+      <w:proofErr w:type="spellEnd"/>
+      <w:r>
+        <w:t>(wRook1);</w:t>
+      </w:r>
+      <w:r>
+        <w:br/>
+      </w:r>
+      <w:r>
+        <w:br/>
+        <w:t xml:space="preserve">        </w:t>
+      </w:r>
+      <w:proofErr w:type="spellStart"/>
+      <w:r>
+        <w:t>chessBoard.addPiece</w:t>
+      </w:r>
+      <w:proofErr w:type="spellEnd"/>
+      <w:r>
+        <w:t>(bBishop0);</w:t>
+      </w:r>
+      <w:r>
+        <w:br/>
+        <w:t xml:space="preserve">        </w:t>
+      </w:r>
+      <w:proofErr w:type="spellStart"/>
+      <w:r>
+        <w:t>chessBoard.addPiece</w:t>
+      </w:r>
+      <w:proofErr w:type="spellEnd"/>
+      <w:r>
+        <w:t>(bBishop1);</w:t>
+      </w:r>
+      <w:r>
+        <w:br/>
+        <w:t xml:space="preserve">        </w:t>
+      </w:r>
+      <w:proofErr w:type="spellStart"/>
+      <w:r>
+        <w:t>chessBoard.addPiece</w:t>
+      </w:r>
+      <w:proofErr w:type="spellEnd"/>
+      <w:r>
+        <w:t>(wBishop0);</w:t>
+      </w:r>
+      <w:r>
+        <w:br/>
+        <w:t xml:space="preserve">        </w:t>
+      </w:r>
+      <w:proofErr w:type="spellStart"/>
+      <w:r>
+        <w:t>chessBoard.addPiece</w:t>
+      </w:r>
+      <w:proofErr w:type="spellEnd"/>
+      <w:r>
+        <w:t>(wBishop1);</w:t>
+      </w:r>
+      <w:r>
+        <w:br/>
+      </w:r>
+      <w:r>
+        <w:br/>
+        <w:t xml:space="preserve">        </w:t>
+      </w:r>
+      <w:proofErr w:type="spellStart"/>
+      <w:r>
+        <w:t>chessBoard.addPiece</w:t>
+      </w:r>
+      <w:proofErr w:type="spellEnd"/>
+      <w:r>
+        <w:t>(bKnight0);</w:t>
+      </w:r>
+      <w:r>
+        <w:br/>
+        <w:t xml:space="preserve">        </w:t>
+      </w:r>
+      <w:proofErr w:type="spellStart"/>
+      <w:r>
+        <w:t>chessBoard.addPiece</w:t>
+      </w:r>
+      <w:proofErr w:type="spellEnd"/>
+      <w:r>
+        <w:t>(bKnight1);</w:t>
+      </w:r>
+      <w:r>
+        <w:br/>
+        <w:t xml:space="preserve">        </w:t>
+      </w:r>
+      <w:proofErr w:type="spellStart"/>
+      <w:r>
+        <w:t>chessBoard.addPiece</w:t>
+      </w:r>
+      <w:proofErr w:type="spellEnd"/>
+      <w:r>
+        <w:t>(wKnight0);</w:t>
+      </w:r>
+      <w:r>
+        <w:br/>
+        <w:t xml:space="preserve">        </w:t>
+      </w:r>
+      <w:proofErr w:type="spellStart"/>
+      <w:r>
+        <w:t>chessBoard.addPiece</w:t>
+      </w:r>
+      <w:proofErr w:type="spellEnd"/>
+      <w:r>
+        <w:t>(wKnight1);</w:t>
+      </w:r>
+      <w:r>
+        <w:br/>
+      </w:r>
+      <w:r>
+        <w:br/>
+        <w:t xml:space="preserve">        </w:t>
+      </w:r>
+      <w:proofErr w:type="spellStart"/>
+      <w:r>
+        <w:t>chessBoard.addPiece</w:t>
+      </w:r>
+      <w:proofErr w:type="spellEnd"/>
+      <w:r>
+        <w:t>(</w:t>
+      </w:r>
+      <w:proofErr w:type="spellStart"/>
+      <w:r>
+        <w:t>bArciBishop</w:t>
       </w:r>
       <w:proofErr w:type="spellEnd"/>
       <w:r>
@@ -3396,154 +4939,19 @@
       </w:r>
       <w:r>
         <w:br/>
-      </w:r>
-      <w:r>
-        <w:br/>
-      </w:r>
-      <w:r>
-        <w:br/>
-        <w:t xml:space="preserve">        Fighter bFighter0 = </w:t>
-      </w:r>
-      <w:proofErr w:type="spellStart"/>
-      <w:r>
-        <w:t>new</w:t>
-      </w:r>
-      <w:proofErr w:type="spellEnd"/>
-      <w:r>
-        <w:t xml:space="preserve"> Fighter("Black Fighter", 3, 0, </w:t>
-      </w:r>
-      <w:proofErr w:type="spellStart"/>
-      <w:r>
-        <w:t>Colour.Black</w:t>
-      </w:r>
-      <w:proofErr w:type="spellEnd"/>
-      <w:r>
-        <w:t>, 2);</w:t>
-      </w:r>
-      <w:r>
-        <w:br/>
-        <w:t xml:space="preserve">        Fighter bFighter1 = </w:t>
-      </w:r>
-      <w:proofErr w:type="spellStart"/>
-      <w:r>
-        <w:t>new</w:t>
-      </w:r>
-      <w:proofErr w:type="spellEnd"/>
-      <w:r>
-        <w:t xml:space="preserve"> Fighter("Black Fighter", 6, 0, </w:t>
-      </w:r>
-      <w:proofErr w:type="spellStart"/>
-      <w:r>
-        <w:t>Colour.Black</w:t>
-      </w:r>
-      <w:proofErr w:type="spellEnd"/>
-      <w:r>
-        <w:t>, 2);</w:t>
-      </w:r>
-      <w:r>
-        <w:br/>
-      </w:r>
-      <w:r>
-        <w:br/>
-      </w:r>
-      <w:r>
-        <w:br/>
-        <w:t xml:space="preserve">        Fighter wFighter0 = </w:t>
-      </w:r>
-      <w:proofErr w:type="spellStart"/>
-      <w:r>
-        <w:t>new</w:t>
-      </w:r>
-      <w:proofErr w:type="spellEnd"/>
-      <w:r>
-        <w:t xml:space="preserve"> Fighter("</w:t>
-      </w:r>
-      <w:proofErr w:type="spellStart"/>
-      <w:r>
-        <w:t>White</w:t>
-      </w:r>
-      <w:proofErr w:type="spellEnd"/>
-      <w:r>
-        <w:t xml:space="preserve"> Fighter", 3, 9, </w:t>
-      </w:r>
-      <w:proofErr w:type="spellStart"/>
-      <w:r>
-        <w:t>Colour.White</w:t>
-      </w:r>
-      <w:proofErr w:type="spellEnd"/>
-      <w:r>
-        <w:t>, 0);</w:t>
-      </w:r>
-      <w:r>
-        <w:br/>
-        <w:t xml:space="preserve">        Fighter wFighter1 = </w:t>
-      </w:r>
-      <w:proofErr w:type="spellStart"/>
-      <w:r>
-        <w:t>new</w:t>
-      </w:r>
-      <w:proofErr w:type="spellEnd"/>
-      <w:r>
-        <w:t xml:space="preserve"> Fighter("</w:t>
-      </w:r>
-      <w:proofErr w:type="spellStart"/>
-      <w:r>
-        <w:t>White</w:t>
-      </w:r>
-      <w:proofErr w:type="spellEnd"/>
-      <w:r>
-        <w:t xml:space="preserve"> Fighter", 6, 9, </w:t>
-      </w:r>
-      <w:proofErr w:type="spellStart"/>
-      <w:r>
-        <w:t>Colour.White</w:t>
-      </w:r>
-      <w:proofErr w:type="spellEnd"/>
-      <w:r>
-        <w:t>, 0);</w:t>
-      </w:r>
-      <w:r>
-        <w:br/>
-      </w:r>
-      <w:r>
-        <w:br/>
-        <w:t xml:space="preserve">        </w:t>
-      </w:r>
-      <w:proofErr w:type="spellStart"/>
-      <w:r>
-        <w:t>Rook</w:t>
-      </w:r>
-      <w:proofErr w:type="spellEnd"/>
-      <w:r>
-        <w:t xml:space="preserve"> bRook0 = </w:t>
-      </w:r>
-      <w:proofErr w:type="spellStart"/>
-      <w:r>
-        <w:t>new</w:t>
-      </w:r>
-      <w:proofErr w:type="spellEnd"/>
-      <w:r>
-        <w:t xml:space="preserve"> </w:t>
-      </w:r>
-      <w:proofErr w:type="spellStart"/>
-      <w:r>
-        <w:t>Rook</w:t>
-      </w:r>
-      <w:proofErr w:type="spellEnd"/>
-      <w:r>
-        <w:t xml:space="preserve">("Black </w:t>
-      </w:r>
-      <w:proofErr w:type="spellStart"/>
-      <w:r>
-        <w:t>Rook</w:t>
-      </w:r>
-      <w:proofErr w:type="spellEnd"/>
-      <w:r>
-        <w:t xml:space="preserve">", 0, 0, </w:t>
-      </w:r>
-      <w:proofErr w:type="spellStart"/>
-      <w:r>
-        <w:t>Colour.Black</w:t>
+        <w:t xml:space="preserve">        </w:t>
+      </w:r>
+      <w:proofErr w:type="spellStart"/>
+      <w:r>
+        <w:t>chessBoard.addPiece</w:t>
+      </w:r>
+      <w:proofErr w:type="spellEnd"/>
+      <w:r>
+        <w:t>(</w:t>
+      </w:r>
+      <w:proofErr w:type="spellStart"/>
+      <w:r>
+        <w:t>wArciBishop</w:t>
       </w:r>
       <w:proofErr w:type="spellEnd"/>
       <w:r>
@@ -3551,1509 +4959,109 @@
       </w:r>
       <w:r>
         <w:br/>
-        <w:t xml:space="preserve">        </w:t>
-      </w:r>
-      <w:proofErr w:type="spellStart"/>
-      <w:r>
-        <w:t>Rook</w:t>
-      </w:r>
-      <w:proofErr w:type="spellEnd"/>
-      <w:r>
-        <w:t xml:space="preserve"> bRook1 = </w:t>
-      </w:r>
-      <w:proofErr w:type="spellStart"/>
-      <w:r>
-        <w:t>new</w:t>
-      </w:r>
-      <w:proofErr w:type="spellEnd"/>
-      <w:r>
-        <w:t xml:space="preserve"> </w:t>
-      </w:r>
-      <w:proofErr w:type="spellStart"/>
-      <w:r>
-        <w:t>Rook</w:t>
-      </w:r>
-      <w:proofErr w:type="spellEnd"/>
-      <w:r>
-        <w:t xml:space="preserve">("Black </w:t>
-      </w:r>
-      <w:proofErr w:type="spellStart"/>
-      <w:r>
-        <w:t>Rook</w:t>
-      </w:r>
-      <w:proofErr w:type="spellEnd"/>
-      <w:r>
-        <w:t xml:space="preserve">", 9, 0, </w:t>
-      </w:r>
-      <w:proofErr w:type="spellStart"/>
-      <w:r>
-        <w:t>Colour.Black</w:t>
-      </w:r>
-      <w:proofErr w:type="spellEnd"/>
-      <w:r>
-        <w:t>);</w:t>
-      </w:r>
-      <w:r>
-        <w:br/>
-        <w:t xml:space="preserve">        </w:t>
-      </w:r>
-      <w:proofErr w:type="spellStart"/>
-      <w:r>
-        <w:t>Rook</w:t>
-      </w:r>
-      <w:proofErr w:type="spellEnd"/>
-      <w:r>
-        <w:t xml:space="preserve"> wRook0 = </w:t>
-      </w:r>
-      <w:proofErr w:type="spellStart"/>
-      <w:r>
-        <w:t>new</w:t>
-      </w:r>
-      <w:proofErr w:type="spellEnd"/>
-      <w:r>
-        <w:t xml:space="preserve"> </w:t>
-      </w:r>
-      <w:proofErr w:type="spellStart"/>
-      <w:r>
-        <w:t>Rook</w:t>
-      </w:r>
-      <w:proofErr w:type="spellEnd"/>
-      <w:r>
-        <w:t>("</w:t>
-      </w:r>
-      <w:proofErr w:type="spellStart"/>
-      <w:r>
-        <w:t>White</w:t>
-      </w:r>
-      <w:proofErr w:type="spellEnd"/>
-      <w:r>
-        <w:t xml:space="preserve"> </w:t>
-      </w:r>
-      <w:proofErr w:type="spellStart"/>
-      <w:r>
-        <w:t>Rook</w:t>
-      </w:r>
-      <w:proofErr w:type="spellEnd"/>
-      <w:r>
-        <w:t xml:space="preserve">", 0, 9, </w:t>
-      </w:r>
-      <w:proofErr w:type="spellStart"/>
-      <w:r>
-        <w:t>Colour.White</w:t>
-      </w:r>
-      <w:proofErr w:type="spellEnd"/>
-      <w:r>
-        <w:t>);</w:t>
-      </w:r>
-      <w:r>
-        <w:br/>
-        <w:t xml:space="preserve">        </w:t>
-      </w:r>
-      <w:proofErr w:type="spellStart"/>
-      <w:r>
-        <w:t>Rook</w:t>
-      </w:r>
-      <w:proofErr w:type="spellEnd"/>
-      <w:r>
-        <w:t xml:space="preserve"> wRook1 = </w:t>
-      </w:r>
-      <w:proofErr w:type="spellStart"/>
-      <w:r>
-        <w:t>new</w:t>
-      </w:r>
-      <w:proofErr w:type="spellEnd"/>
-      <w:r>
-        <w:t xml:space="preserve"> </w:t>
-      </w:r>
-      <w:proofErr w:type="spellStart"/>
-      <w:r>
-        <w:t>Rook</w:t>
-      </w:r>
-      <w:proofErr w:type="spellEnd"/>
-      <w:r>
-        <w:t>("</w:t>
-      </w:r>
-      <w:proofErr w:type="spellStart"/>
-      <w:r>
-        <w:t>White</w:t>
-      </w:r>
-      <w:proofErr w:type="spellEnd"/>
-      <w:r>
-        <w:t xml:space="preserve"> </w:t>
-      </w:r>
-      <w:proofErr w:type="spellStart"/>
-      <w:r>
-        <w:t>Rook</w:t>
-      </w:r>
-      <w:proofErr w:type="spellEnd"/>
-      <w:r>
-        <w:t xml:space="preserve">", 9, 9, </w:t>
-      </w:r>
-      <w:proofErr w:type="spellStart"/>
-      <w:r>
-        <w:t>Colour.White</w:t>
-      </w:r>
-      <w:proofErr w:type="spellEnd"/>
-      <w:r>
-        <w:t>);</w:t>
-      </w:r>
-      <w:r>
-        <w:br/>
-      </w:r>
-      <w:r>
-        <w:br/>
-        <w:t xml:space="preserve">        </w:t>
-      </w:r>
-      <w:proofErr w:type="spellStart"/>
-      <w:r>
-        <w:t>Bishop</w:t>
-      </w:r>
-      <w:proofErr w:type="spellEnd"/>
-      <w:r>
-        <w:t xml:space="preserve"> bBishop0 = </w:t>
-      </w:r>
-      <w:proofErr w:type="spellStart"/>
-      <w:r>
-        <w:t>new</w:t>
-      </w:r>
-      <w:proofErr w:type="spellEnd"/>
-      <w:r>
-        <w:t xml:space="preserve"> </w:t>
-      </w:r>
-      <w:proofErr w:type="spellStart"/>
-      <w:r>
-        <w:t>Bishop</w:t>
-      </w:r>
-      <w:proofErr w:type="spellEnd"/>
-      <w:r>
-        <w:t xml:space="preserve">("Black </w:t>
-      </w:r>
-      <w:proofErr w:type="spellStart"/>
-      <w:r>
-        <w:t>Bishop</w:t>
-      </w:r>
-      <w:proofErr w:type="spellEnd"/>
-      <w:r>
-        <w:t xml:space="preserve">", 2, 0, </w:t>
-      </w:r>
-      <w:proofErr w:type="spellStart"/>
-      <w:r>
-        <w:t>Colour.Black</w:t>
-      </w:r>
-      <w:proofErr w:type="spellEnd"/>
-      <w:r>
-        <w:t>);</w:t>
-      </w:r>
-      <w:r>
-        <w:br/>
-        <w:t xml:space="preserve">        </w:t>
-      </w:r>
-      <w:proofErr w:type="spellStart"/>
-      <w:r>
-        <w:t>Bishop</w:t>
-      </w:r>
-      <w:proofErr w:type="spellEnd"/>
-      <w:r>
-        <w:t xml:space="preserve"> bBishop1 = </w:t>
-      </w:r>
-      <w:proofErr w:type="spellStart"/>
-      <w:r>
-        <w:t>new</w:t>
-      </w:r>
-      <w:proofErr w:type="spellEnd"/>
-      <w:r>
-        <w:t xml:space="preserve"> </w:t>
-      </w:r>
-      <w:proofErr w:type="spellStart"/>
-      <w:r>
-        <w:t>Bishop</w:t>
-      </w:r>
-      <w:proofErr w:type="spellEnd"/>
-      <w:r>
-        <w:t xml:space="preserve">("Black </w:t>
-      </w:r>
-      <w:proofErr w:type="spellStart"/>
-      <w:r>
-        <w:t>Bishop</w:t>
-      </w:r>
-      <w:proofErr w:type="spellEnd"/>
-      <w:r>
-        <w:t xml:space="preserve">", 7, 0, </w:t>
-      </w:r>
-      <w:proofErr w:type="spellStart"/>
-      <w:r>
-        <w:t>Colour.Black</w:t>
-      </w:r>
-      <w:proofErr w:type="spellEnd"/>
-      <w:r>
-        <w:t>);</w:t>
-      </w:r>
-      <w:r>
-        <w:br/>
-        <w:t xml:space="preserve">        </w:t>
-      </w:r>
-      <w:proofErr w:type="spellStart"/>
-      <w:r>
-        <w:t>Bishop</w:t>
-      </w:r>
-      <w:proofErr w:type="spellEnd"/>
-      <w:r>
-        <w:t xml:space="preserve"> wBishop0 = </w:t>
-      </w:r>
-      <w:proofErr w:type="spellStart"/>
-      <w:r>
-        <w:t>new</w:t>
-      </w:r>
-      <w:proofErr w:type="spellEnd"/>
-      <w:r>
-        <w:t xml:space="preserve"> </w:t>
-      </w:r>
-      <w:proofErr w:type="spellStart"/>
-      <w:r>
-        <w:t>Bishop</w:t>
-      </w:r>
-      <w:proofErr w:type="spellEnd"/>
-      <w:r>
-        <w:t>("</w:t>
-      </w:r>
-      <w:proofErr w:type="spellStart"/>
-      <w:r>
-        <w:t>White</w:t>
-      </w:r>
-      <w:proofErr w:type="spellEnd"/>
-      <w:r>
-        <w:t xml:space="preserve"> </w:t>
-      </w:r>
-      <w:proofErr w:type="spellStart"/>
-      <w:r>
-        <w:t>Bishop</w:t>
-      </w:r>
-      <w:proofErr w:type="spellEnd"/>
-      <w:r>
-        <w:t xml:space="preserve">", 2, 9, </w:t>
-      </w:r>
-      <w:proofErr w:type="spellStart"/>
-      <w:r>
-        <w:t>Colour.White</w:t>
-      </w:r>
-      <w:proofErr w:type="spellEnd"/>
-      <w:r>
-        <w:t>);</w:t>
-      </w:r>
-      <w:r>
-        <w:br/>
-        <w:t xml:space="preserve">        </w:t>
-      </w:r>
-      <w:proofErr w:type="spellStart"/>
-      <w:r>
-        <w:t>Bishop</w:t>
-      </w:r>
-      <w:proofErr w:type="spellEnd"/>
-      <w:r>
-        <w:t xml:space="preserve"> wBishop1 = </w:t>
-      </w:r>
-      <w:proofErr w:type="spellStart"/>
-      <w:r>
-        <w:t>new</w:t>
-      </w:r>
-      <w:proofErr w:type="spellEnd"/>
-      <w:r>
-        <w:t xml:space="preserve"> </w:t>
-      </w:r>
-      <w:proofErr w:type="spellStart"/>
-      <w:r>
-        <w:t>Bishop</w:t>
-      </w:r>
-      <w:proofErr w:type="spellEnd"/>
-      <w:r>
-        <w:t>("</w:t>
-      </w:r>
-      <w:proofErr w:type="spellStart"/>
-      <w:r>
-        <w:t>White</w:t>
-      </w:r>
-      <w:proofErr w:type="spellEnd"/>
-      <w:r>
-        <w:t xml:space="preserve"> </w:t>
-      </w:r>
-      <w:proofErr w:type="spellStart"/>
-      <w:r>
-        <w:t>Bishop</w:t>
-      </w:r>
-      <w:proofErr w:type="spellEnd"/>
-      <w:r>
-        <w:t xml:space="preserve">", 7, 9, </w:t>
-      </w:r>
-      <w:proofErr w:type="spellStart"/>
-      <w:r>
-        <w:t>Colour.White</w:t>
-      </w:r>
-      <w:proofErr w:type="spellEnd"/>
-      <w:r>
-        <w:t>);</w:t>
-      </w:r>
-      <w:r>
-        <w:br/>
-      </w:r>
-      <w:r>
-        <w:br/>
-        <w:t xml:space="preserve">        </w:t>
-      </w:r>
-      <w:proofErr w:type="spellStart"/>
-      <w:r>
-        <w:t>Knight</w:t>
-      </w:r>
-      <w:proofErr w:type="spellEnd"/>
-      <w:r>
-        <w:t xml:space="preserve"> bKnight0 = </w:t>
-      </w:r>
-      <w:proofErr w:type="spellStart"/>
-      <w:r>
-        <w:t>new</w:t>
-      </w:r>
-      <w:proofErr w:type="spellEnd"/>
-      <w:r>
-        <w:t xml:space="preserve"> </w:t>
-      </w:r>
-      <w:proofErr w:type="spellStart"/>
-      <w:r>
-        <w:t>Knight</w:t>
-      </w:r>
-      <w:proofErr w:type="spellEnd"/>
-      <w:r>
-        <w:t xml:space="preserve">("Black </w:t>
-      </w:r>
-      <w:proofErr w:type="spellStart"/>
-      <w:r>
-        <w:t>Knight</w:t>
-      </w:r>
-      <w:proofErr w:type="spellEnd"/>
-      <w:r>
-        <w:t xml:space="preserve">", 1, 0, </w:t>
-      </w:r>
-      <w:proofErr w:type="spellStart"/>
-      <w:r>
-        <w:t>Colour.Black</w:t>
-      </w:r>
-      <w:proofErr w:type="spellEnd"/>
-      <w:r>
-        <w:t>);</w:t>
-      </w:r>
-      <w:r>
-        <w:br/>
-        <w:t xml:space="preserve">        </w:t>
-      </w:r>
-      <w:proofErr w:type="spellStart"/>
-      <w:r>
-        <w:t>Knight</w:t>
-      </w:r>
-      <w:proofErr w:type="spellEnd"/>
-      <w:r>
-        <w:t xml:space="preserve"> bKnight1 = </w:t>
-      </w:r>
-      <w:proofErr w:type="spellStart"/>
-      <w:r>
-        <w:t>new</w:t>
-      </w:r>
-      <w:proofErr w:type="spellEnd"/>
-      <w:r>
-        <w:t xml:space="preserve"> </w:t>
-      </w:r>
-      <w:proofErr w:type="spellStart"/>
-      <w:r>
-        <w:t>Knight</w:t>
-      </w:r>
-      <w:proofErr w:type="spellEnd"/>
-      <w:r>
-        <w:t xml:space="preserve">("Black </w:t>
-      </w:r>
-      <w:proofErr w:type="spellStart"/>
-      <w:r>
-        <w:t>Knight</w:t>
-      </w:r>
-      <w:proofErr w:type="spellEnd"/>
-      <w:r>
-        <w:t xml:space="preserve">", 8, 0, </w:t>
-      </w:r>
-      <w:proofErr w:type="spellStart"/>
-      <w:r>
-        <w:t>Colour.Black</w:t>
-      </w:r>
-      <w:proofErr w:type="spellEnd"/>
-      <w:r>
-        <w:t>);</w:t>
-      </w:r>
-      <w:r>
-        <w:br/>
-        <w:t xml:space="preserve">        </w:t>
-      </w:r>
-      <w:proofErr w:type="spellStart"/>
-      <w:r>
-        <w:t>Knight</w:t>
-      </w:r>
-      <w:proofErr w:type="spellEnd"/>
-      <w:r>
-        <w:t xml:space="preserve"> wKnight0 = </w:t>
-      </w:r>
-      <w:proofErr w:type="spellStart"/>
-      <w:r>
-        <w:t>new</w:t>
-      </w:r>
-      <w:proofErr w:type="spellEnd"/>
-      <w:r>
-        <w:t xml:space="preserve"> </w:t>
-      </w:r>
-      <w:proofErr w:type="spellStart"/>
-      <w:r>
-        <w:t>Knight</w:t>
-      </w:r>
-      <w:proofErr w:type="spellEnd"/>
-      <w:r>
-        <w:t>("</w:t>
-      </w:r>
-      <w:proofErr w:type="spellStart"/>
-      <w:r>
-        <w:t>White</w:t>
-      </w:r>
-      <w:proofErr w:type="spellEnd"/>
-      <w:r>
-        <w:t xml:space="preserve"> </w:t>
-      </w:r>
-      <w:proofErr w:type="spellStart"/>
-      <w:r>
-        <w:t>Knight</w:t>
-      </w:r>
-      <w:proofErr w:type="spellEnd"/>
-      <w:r>
-        <w:t xml:space="preserve">", 1, 9, </w:t>
-      </w:r>
-      <w:proofErr w:type="spellStart"/>
-      <w:r>
-        <w:t>Colour.White</w:t>
-      </w:r>
-      <w:proofErr w:type="spellEnd"/>
-      <w:r>
-        <w:t>);</w:t>
-      </w:r>
-      <w:r>
-        <w:br/>
-        <w:t xml:space="preserve">        </w:t>
-      </w:r>
-      <w:proofErr w:type="spellStart"/>
-      <w:r>
-        <w:t>Knight</w:t>
-      </w:r>
-      <w:proofErr w:type="spellEnd"/>
-      <w:r>
-        <w:t xml:space="preserve"> wKnight1 = </w:t>
-      </w:r>
-      <w:proofErr w:type="spellStart"/>
-      <w:r>
-        <w:t>new</w:t>
-      </w:r>
-      <w:proofErr w:type="spellEnd"/>
-      <w:r>
-        <w:t xml:space="preserve"> </w:t>
-      </w:r>
-      <w:proofErr w:type="spellStart"/>
-      <w:r>
-        <w:t>Knight</w:t>
-      </w:r>
-      <w:proofErr w:type="spellEnd"/>
-      <w:r>
-        <w:t>("</w:t>
-      </w:r>
-      <w:proofErr w:type="spellStart"/>
-      <w:r>
-        <w:t>White</w:t>
-      </w:r>
-      <w:proofErr w:type="spellEnd"/>
-      <w:r>
-        <w:t xml:space="preserve"> </w:t>
-      </w:r>
-      <w:proofErr w:type="spellStart"/>
-      <w:r>
-        <w:t>Knight</w:t>
-      </w:r>
-      <w:proofErr w:type="spellEnd"/>
-      <w:r>
-        <w:t xml:space="preserve">", 8, 9, </w:t>
-      </w:r>
-      <w:proofErr w:type="spellStart"/>
-      <w:r>
-        <w:t>Colour.White</w:t>
-      </w:r>
-      <w:proofErr w:type="spellEnd"/>
-      <w:r>
-        <w:t>);</w:t>
-      </w:r>
-      <w:r>
-        <w:br/>
-      </w:r>
-      <w:r>
-        <w:br/>
-        <w:t xml:space="preserve">        </w:t>
-      </w:r>
-      <w:proofErr w:type="spellStart"/>
-      <w:r>
-        <w:t>ArciBishop</w:t>
-      </w:r>
-      <w:proofErr w:type="spellEnd"/>
-      <w:r>
-        <w:t xml:space="preserve"> </w:t>
-      </w:r>
-      <w:proofErr w:type="spellStart"/>
-      <w:r>
-        <w:t>bArciBishop</w:t>
-      </w:r>
-      <w:proofErr w:type="spellEnd"/>
-      <w:r>
-        <w:t xml:space="preserve"> = </w:t>
-      </w:r>
-      <w:proofErr w:type="spellStart"/>
-      <w:r>
-        <w:t>new</w:t>
-      </w:r>
-      <w:proofErr w:type="spellEnd"/>
-      <w:r>
-        <w:t xml:space="preserve"> </w:t>
-      </w:r>
-      <w:proofErr w:type="spellStart"/>
-      <w:r>
-        <w:t>ArciBishop</w:t>
-      </w:r>
-      <w:proofErr w:type="spellEnd"/>
-      <w:r>
-        <w:t xml:space="preserve">("Black </w:t>
-      </w:r>
-      <w:proofErr w:type="spellStart"/>
-      <w:r>
-        <w:t>ArciBishop</w:t>
-      </w:r>
-      <w:proofErr w:type="spellEnd"/>
-      <w:r>
-        <w:t xml:space="preserve">", 0, 1, </w:t>
-      </w:r>
-      <w:proofErr w:type="spellStart"/>
-      <w:r>
-        <w:t>Colour.Black</w:t>
-      </w:r>
-      <w:proofErr w:type="spellEnd"/>
-      <w:r>
-        <w:t>);</w:t>
+      </w:r>
+      <w:r>
+        <w:br/>
+        <w:t xml:space="preserve">        </w:t>
+      </w:r>
+      <w:proofErr w:type="spellStart"/>
+      <w:r>
+        <w:t>for</w:t>
+      </w:r>
+      <w:proofErr w:type="spellEnd"/>
+      <w:r>
+        <w:t>(</w:t>
+      </w:r>
+      <w:proofErr w:type="spellStart"/>
+      <w:r>
+        <w:t>int</w:t>
+      </w:r>
+      <w:proofErr w:type="spellEnd"/>
+      <w:r>
+        <w:t xml:space="preserve"> i = 0; i &lt; 10; i++) {</w:t>
+      </w:r>
+      <w:r>
+        <w:br/>
+        <w:t xml:space="preserve">            </w:t>
+      </w:r>
+      <w:proofErr w:type="spellStart"/>
+      <w:r>
+        <w:t>chessBoard.addPromotionSquares</w:t>
+      </w:r>
+      <w:proofErr w:type="spellEnd"/>
+      <w:r>
+        <w:t>(i,0,Colour.White);</w:t>
+      </w:r>
+      <w:r>
+        <w:br/>
+        <w:t xml:space="preserve">            </w:t>
+      </w:r>
+      <w:proofErr w:type="spellStart"/>
+      <w:r>
+        <w:t>chessBoard.addPromotionSquares</w:t>
+      </w:r>
+      <w:proofErr w:type="spellEnd"/>
+      <w:r>
+        <w:t>(i,9,Colour.Black);</w:t>
+      </w:r>
+      <w:r>
+        <w:br/>
+        <w:t xml:space="preserve">        }</w:t>
+      </w:r>
+      <w:r>
+        <w:br/>
+      </w:r>
+      <w:r>
+        <w:br/>
+        <w:t xml:space="preserve">        </w:t>
+      </w:r>
+      <w:proofErr w:type="spellStart"/>
+      <w:r>
+        <w:t>chessBoard.printBoard</w:t>
+      </w:r>
+      <w:proofErr w:type="spellEnd"/>
+      <w:r>
+        <w:t>();</w:t>
+      </w:r>
+      <w:r>
+        <w:br/>
+      </w:r>
+      <w:r>
+        <w:br/>
+        <w:t xml:space="preserve">        //konec inicializace šachovnice</w:t>
+      </w:r>
+      <w:r>
+        <w:br/>
+      </w:r>
+      <w:r>
+        <w:br/>
+      </w:r>
+      <w:r>
+        <w:br/>
+      </w:r>
+      <w:r>
+        <w:br/>
+      </w:r>
+      <w:r>
+        <w:br/>
+      </w:r>
+      <w:r>
+        <w:br/>
+        <w:t xml:space="preserve">        </w:t>
+      </w:r>
+      <w:proofErr w:type="spellStart"/>
+      <w:r>
+        <w:t>chessBoard.savePosition</w:t>
+      </w:r>
+      <w:proofErr w:type="spellEnd"/>
+      <w:r>
+        <w:t>("test",player1);</w:t>
       </w:r>
       <w:r>
         <w:br/>
       </w:r>
       <w:r>
         <w:lastRenderedPageBreak/>
-        <w:t xml:space="preserve">        </w:t>
-      </w:r>
-      <w:proofErr w:type="spellStart"/>
-      <w:r>
-        <w:t>ArciBishop</w:t>
-      </w:r>
-      <w:proofErr w:type="spellEnd"/>
-      <w:r>
-        <w:t xml:space="preserve"> </w:t>
-      </w:r>
-      <w:proofErr w:type="spellStart"/>
-      <w:r>
-        <w:t>wArciBishop</w:t>
-      </w:r>
-      <w:proofErr w:type="spellEnd"/>
-      <w:r>
-        <w:t xml:space="preserve"> = </w:t>
-      </w:r>
-      <w:proofErr w:type="spellStart"/>
-      <w:r>
-        <w:t>new</w:t>
-      </w:r>
-      <w:proofErr w:type="spellEnd"/>
-      <w:r>
-        <w:t xml:space="preserve"> </w:t>
-      </w:r>
-      <w:proofErr w:type="spellStart"/>
-      <w:r>
-        <w:t>ArciBishop</w:t>
-      </w:r>
-      <w:proofErr w:type="spellEnd"/>
-      <w:r>
-        <w:t xml:space="preserve">("Black </w:t>
-      </w:r>
-      <w:proofErr w:type="spellStart"/>
-      <w:r>
-        <w:t>ArciBishop</w:t>
-      </w:r>
-      <w:proofErr w:type="spellEnd"/>
-      <w:r>
-        <w:t xml:space="preserve">", 0, 8, </w:t>
-      </w:r>
-      <w:proofErr w:type="spellStart"/>
-      <w:r>
-        <w:t>Colour.White</w:t>
-      </w:r>
-      <w:proofErr w:type="spellEnd"/>
-      <w:r>
-        <w:t>);</w:t>
-      </w:r>
-      <w:r>
-        <w:br/>
-      </w:r>
-      <w:r>
-        <w:br/>
-        <w:t>//konec inicializace figur</w:t>
-      </w:r>
-      <w:r>
-        <w:br/>
-      </w:r>
-      <w:r>
-        <w:br/>
-      </w:r>
-      <w:r>
-        <w:br/>
-        <w:t>//inicializace šachovnice</w:t>
-      </w:r>
-      <w:r>
-        <w:br/>
-        <w:t xml:space="preserve">        </w:t>
-      </w:r>
-      <w:proofErr w:type="spellStart"/>
-      <w:r>
-        <w:t>ChessBoard</w:t>
-      </w:r>
-      <w:proofErr w:type="spellEnd"/>
-      <w:r>
-        <w:t xml:space="preserve"> </w:t>
-      </w:r>
-      <w:proofErr w:type="spellStart"/>
-      <w:r>
-        <w:t>chessBoard</w:t>
-      </w:r>
-      <w:proofErr w:type="spellEnd"/>
-      <w:r>
-        <w:t xml:space="preserve"> = </w:t>
-      </w:r>
-      <w:proofErr w:type="spellStart"/>
-      <w:r>
-        <w:t>new</w:t>
-      </w:r>
-      <w:proofErr w:type="spellEnd"/>
-      <w:r>
-        <w:t xml:space="preserve"> </w:t>
-      </w:r>
-      <w:proofErr w:type="spellStart"/>
-      <w:r>
-        <w:t>ChessBoard</w:t>
-      </w:r>
-      <w:proofErr w:type="spellEnd"/>
-      <w:r>
-        <w:t>(10,10);</w:t>
-      </w:r>
-      <w:r>
-        <w:br/>
-        <w:t xml:space="preserve">        </w:t>
-      </w:r>
-      <w:proofErr w:type="spellStart"/>
-      <w:r>
-        <w:t>chessBoard.addPlayer</w:t>
-      </w:r>
-      <w:proofErr w:type="spellEnd"/>
-      <w:r>
-        <w:t>(player1);</w:t>
-      </w:r>
-      <w:r>
-        <w:br/>
-        <w:t xml:space="preserve">        </w:t>
-      </w:r>
-      <w:proofErr w:type="spellStart"/>
-      <w:r>
-        <w:t>chessBoard.addPlayer</w:t>
-      </w:r>
-      <w:proofErr w:type="spellEnd"/>
-      <w:r>
-        <w:t>(player2);</w:t>
-      </w:r>
-      <w:r>
-        <w:br/>
-      </w:r>
-      <w:r>
-        <w:br/>
-        <w:t xml:space="preserve">        </w:t>
-      </w:r>
-      <w:proofErr w:type="spellStart"/>
-      <w:r>
-        <w:t>chessBoard.addPiece</w:t>
-      </w:r>
-      <w:proofErr w:type="spellEnd"/>
-      <w:r>
-        <w:t>(bPawn0);</w:t>
-      </w:r>
-      <w:r>
-        <w:br/>
-        <w:t xml:space="preserve">        </w:t>
-      </w:r>
-      <w:proofErr w:type="spellStart"/>
-      <w:r>
-        <w:t>chessBoard.addPiece</w:t>
-      </w:r>
-      <w:proofErr w:type="spellEnd"/>
-      <w:r>
-        <w:t>(bPawn1);</w:t>
-      </w:r>
-      <w:r>
-        <w:br/>
-        <w:t xml:space="preserve">        </w:t>
-      </w:r>
-      <w:proofErr w:type="spellStart"/>
-      <w:r>
-        <w:t>chessBoard.addPiece</w:t>
-      </w:r>
-      <w:proofErr w:type="spellEnd"/>
-      <w:r>
-        <w:t>(bPawn2);</w:t>
-      </w:r>
-      <w:r>
-        <w:br/>
-        <w:t xml:space="preserve">        </w:t>
-      </w:r>
-      <w:proofErr w:type="spellStart"/>
-      <w:r>
-        <w:t>chessBoard.addPiece</w:t>
-      </w:r>
-      <w:proofErr w:type="spellEnd"/>
-      <w:r>
-        <w:t>(bPawn3);</w:t>
-      </w:r>
-      <w:r>
-        <w:br/>
-        <w:t xml:space="preserve">        </w:t>
-      </w:r>
-      <w:proofErr w:type="spellStart"/>
-      <w:r>
-        <w:t>chessBoard.addPiece</w:t>
-      </w:r>
-      <w:proofErr w:type="spellEnd"/>
-      <w:r>
-        <w:t>(bPawn4);</w:t>
-      </w:r>
-      <w:r>
-        <w:br/>
-        <w:t xml:space="preserve">        </w:t>
-      </w:r>
-      <w:proofErr w:type="spellStart"/>
-      <w:r>
-        <w:t>chessBoard.addPiece</w:t>
-      </w:r>
-      <w:proofErr w:type="spellEnd"/>
-      <w:r>
-        <w:t>(bPawn5);</w:t>
-      </w:r>
-      <w:r>
-        <w:br/>
-      </w:r>
-      <w:r>
-        <w:br/>
-        <w:t xml:space="preserve">        </w:t>
-      </w:r>
-      <w:proofErr w:type="spellStart"/>
-      <w:r>
-        <w:t>chessBoard.addPiece</w:t>
-      </w:r>
-      <w:proofErr w:type="spellEnd"/>
-      <w:r>
-        <w:t>(bAirplane0);</w:t>
-      </w:r>
-      <w:r>
-        <w:br/>
-        <w:t xml:space="preserve">        </w:t>
-      </w:r>
-      <w:proofErr w:type="spellStart"/>
-      <w:r>
-        <w:t>chessBoard.addPiece</w:t>
-      </w:r>
-      <w:proofErr w:type="spellEnd"/>
-      <w:r>
-        <w:t>(bAirplane1);</w:t>
-      </w:r>
-      <w:r>
-        <w:br/>
-        <w:t xml:space="preserve">        </w:t>
-      </w:r>
-      <w:proofErr w:type="spellStart"/>
-      <w:r>
-        <w:t>chessBoard.addPiece</w:t>
-      </w:r>
-      <w:proofErr w:type="spellEnd"/>
-      <w:r>
-        <w:t>(bAirplane2);</w:t>
-      </w:r>
-      <w:r>
-        <w:br/>
-        <w:t xml:space="preserve">        </w:t>
-      </w:r>
-      <w:proofErr w:type="spellStart"/>
-      <w:r>
-        <w:t>chessBoard.addPiece</w:t>
-      </w:r>
-      <w:proofErr w:type="spellEnd"/>
-      <w:r>
-        <w:t>(bAirplane3);</w:t>
-      </w:r>
-      <w:r>
-        <w:br/>
-      </w:r>
-      <w:r>
-        <w:br/>
-        <w:t xml:space="preserve">        </w:t>
-      </w:r>
-      <w:proofErr w:type="spellStart"/>
-      <w:r>
-        <w:t>chessBoard.addPiece</w:t>
-      </w:r>
-      <w:proofErr w:type="spellEnd"/>
-      <w:r>
-        <w:t>(wPawn0);</w:t>
-      </w:r>
-      <w:r>
-        <w:br/>
-        <w:t xml:space="preserve">        </w:t>
-      </w:r>
-      <w:proofErr w:type="spellStart"/>
-      <w:r>
-        <w:t>chessBoard.addPiece</w:t>
-      </w:r>
-      <w:proofErr w:type="spellEnd"/>
-      <w:r>
-        <w:t>(wPawn1);</w:t>
-      </w:r>
-      <w:r>
-        <w:br/>
-        <w:t xml:space="preserve">        </w:t>
-      </w:r>
-      <w:proofErr w:type="spellStart"/>
-      <w:r>
-        <w:t>chessBoard.addPiece</w:t>
-      </w:r>
-      <w:proofErr w:type="spellEnd"/>
-      <w:r>
-        <w:t>(wPawn2);</w:t>
-      </w:r>
-      <w:r>
-        <w:br/>
-        <w:t xml:space="preserve">        </w:t>
-      </w:r>
-      <w:proofErr w:type="spellStart"/>
-      <w:r>
-        <w:t>chessBoard.addPiece</w:t>
-      </w:r>
-      <w:proofErr w:type="spellEnd"/>
-      <w:r>
-        <w:t>(wPawn3);</w:t>
-      </w:r>
-      <w:r>
-        <w:br/>
-        <w:t xml:space="preserve">        </w:t>
-      </w:r>
-      <w:proofErr w:type="spellStart"/>
-      <w:r>
-        <w:t>chessBoard.addPiece</w:t>
-      </w:r>
-      <w:proofErr w:type="spellEnd"/>
-      <w:r>
-        <w:t>(wPawn4);</w:t>
-      </w:r>
-      <w:r>
-        <w:br/>
-        <w:t xml:space="preserve">        </w:t>
-      </w:r>
-      <w:proofErr w:type="spellStart"/>
-      <w:r>
-        <w:t>chessBoard.addPiece</w:t>
-      </w:r>
-      <w:proofErr w:type="spellEnd"/>
-      <w:r>
-        <w:t>(wPawn5);</w:t>
-      </w:r>
-      <w:r>
-        <w:br/>
-      </w:r>
-      <w:r>
-        <w:br/>
-        <w:t xml:space="preserve">        </w:t>
-      </w:r>
-      <w:proofErr w:type="spellStart"/>
-      <w:r>
-        <w:t>chessBoard.addPiece</w:t>
-      </w:r>
-      <w:proofErr w:type="spellEnd"/>
-      <w:r>
-        <w:t>(wAirplane0);</w:t>
-      </w:r>
-      <w:r>
-        <w:br/>
-        <w:t xml:space="preserve">        </w:t>
-      </w:r>
-      <w:proofErr w:type="spellStart"/>
-      <w:r>
-        <w:t>chessBoard.addPiece</w:t>
-      </w:r>
-      <w:proofErr w:type="spellEnd"/>
-      <w:r>
-        <w:t>(wAirplane1);</w:t>
-      </w:r>
-      <w:r>
-        <w:br/>
-        <w:t xml:space="preserve">        </w:t>
-      </w:r>
-      <w:proofErr w:type="spellStart"/>
-      <w:r>
-        <w:t>chessBoard.addPiece</w:t>
-      </w:r>
-      <w:proofErr w:type="spellEnd"/>
-      <w:r>
-        <w:t>(wAirplane2);</w:t>
-      </w:r>
-      <w:r>
-        <w:br/>
-        <w:t xml:space="preserve">        </w:t>
-      </w:r>
-      <w:proofErr w:type="spellStart"/>
-      <w:r>
-        <w:t>chessBoard.addPiece</w:t>
-      </w:r>
-      <w:proofErr w:type="spellEnd"/>
-      <w:r>
-        <w:t>(wAirplane3);</w:t>
-      </w:r>
-      <w:r>
-        <w:br/>
-      </w:r>
-      <w:r>
-        <w:br/>
-        <w:t xml:space="preserve">        </w:t>
-      </w:r>
-      <w:proofErr w:type="spellStart"/>
-      <w:r>
-        <w:t>chessBoard.addPiece</w:t>
-      </w:r>
-      <w:proofErr w:type="spellEnd"/>
-      <w:r>
-        <w:t>(</w:t>
-      </w:r>
-      <w:proofErr w:type="spellStart"/>
-      <w:r>
-        <w:t>wKing</w:t>
-      </w:r>
-      <w:proofErr w:type="spellEnd"/>
-      <w:r>
-        <w:t>);</w:t>
-      </w:r>
-      <w:r>
-        <w:br/>
-        <w:t xml:space="preserve">        </w:t>
-      </w:r>
-      <w:proofErr w:type="spellStart"/>
-      <w:r>
-        <w:t>chessBoard.addPiece</w:t>
-      </w:r>
-      <w:proofErr w:type="spellEnd"/>
-      <w:r>
-        <w:t>(</w:t>
-      </w:r>
-      <w:proofErr w:type="spellStart"/>
-      <w:r>
-        <w:t>bKing</w:t>
-      </w:r>
-      <w:proofErr w:type="spellEnd"/>
-      <w:r>
-        <w:t>);</w:t>
-      </w:r>
-      <w:r>
-        <w:br/>
-      </w:r>
-      <w:r>
-        <w:br/>
-        <w:t xml:space="preserve">        </w:t>
-      </w:r>
-      <w:proofErr w:type="spellStart"/>
-      <w:r>
-        <w:t>chessBoard.addPiece</w:t>
-      </w:r>
-      <w:proofErr w:type="spellEnd"/>
-      <w:r>
-        <w:t>(</w:t>
-      </w:r>
-      <w:proofErr w:type="spellStart"/>
-      <w:r>
-        <w:t>wCarrier</w:t>
-      </w:r>
-      <w:proofErr w:type="spellEnd"/>
-      <w:r>
-        <w:t>);</w:t>
-      </w:r>
-      <w:r>
-        <w:br/>
-        <w:t xml:space="preserve">        </w:t>
-      </w:r>
-      <w:proofErr w:type="spellStart"/>
-      <w:r>
-        <w:t>chessBoard.addPiece</w:t>
-      </w:r>
-      <w:proofErr w:type="spellEnd"/>
-      <w:r>
-        <w:t>(</w:t>
-      </w:r>
-      <w:proofErr w:type="spellStart"/>
-      <w:r>
-        <w:t>bCarrier</w:t>
-      </w:r>
-      <w:proofErr w:type="spellEnd"/>
-      <w:r>
-        <w:t>);</w:t>
-      </w:r>
-      <w:r>
-        <w:br/>
-      </w:r>
-      <w:r>
-        <w:br/>
-        <w:t xml:space="preserve">        </w:t>
-      </w:r>
-      <w:proofErr w:type="spellStart"/>
-      <w:r>
-        <w:t>chessBoard.addPiece</w:t>
-      </w:r>
-      <w:proofErr w:type="spellEnd"/>
-      <w:r>
-        <w:t>(</w:t>
-      </w:r>
-      <w:proofErr w:type="spellStart"/>
-      <w:r>
-        <w:t>wLBRook</w:t>
-      </w:r>
-      <w:proofErr w:type="spellEnd"/>
-      <w:r>
-        <w:t>);</w:t>
-      </w:r>
-      <w:r>
-        <w:br/>
-      </w:r>
-      <w:r>
-        <w:lastRenderedPageBreak/>
-        <w:t xml:space="preserve">        </w:t>
-      </w:r>
-      <w:proofErr w:type="spellStart"/>
-      <w:r>
-        <w:t>chessBoard.addPiece</w:t>
-      </w:r>
-      <w:proofErr w:type="spellEnd"/>
-      <w:r>
-        <w:t>(</w:t>
-      </w:r>
-      <w:proofErr w:type="spellStart"/>
-      <w:r>
-        <w:t>bLBRook</w:t>
-      </w:r>
-      <w:proofErr w:type="spellEnd"/>
-      <w:r>
-        <w:t>);</w:t>
-      </w:r>
-      <w:r>
-        <w:br/>
-      </w:r>
-      <w:r>
-        <w:br/>
-        <w:t xml:space="preserve">        </w:t>
-      </w:r>
-      <w:proofErr w:type="spellStart"/>
-      <w:r>
-        <w:t>chessBoard.addPiece</w:t>
-      </w:r>
-      <w:proofErr w:type="spellEnd"/>
-      <w:r>
-        <w:t>(</w:t>
-      </w:r>
-      <w:proofErr w:type="spellStart"/>
-      <w:r>
-        <w:t>wQueen</w:t>
-      </w:r>
-      <w:proofErr w:type="spellEnd"/>
-      <w:r>
-        <w:t>);</w:t>
-      </w:r>
-      <w:r>
-        <w:br/>
-        <w:t xml:space="preserve">        </w:t>
-      </w:r>
-      <w:proofErr w:type="spellStart"/>
-      <w:r>
-        <w:t>chessBoard.addPiece</w:t>
-      </w:r>
-      <w:proofErr w:type="spellEnd"/>
-      <w:r>
-        <w:t>(</w:t>
-      </w:r>
-      <w:proofErr w:type="spellStart"/>
-      <w:r>
-        <w:t>bQueen</w:t>
-      </w:r>
-      <w:proofErr w:type="spellEnd"/>
-      <w:r>
-        <w:t>);</w:t>
-      </w:r>
-      <w:r>
-        <w:br/>
-      </w:r>
-      <w:r>
-        <w:br/>
-        <w:t xml:space="preserve">        </w:t>
-      </w:r>
-      <w:proofErr w:type="spellStart"/>
-      <w:r>
-        <w:t>chessBoard.addPiece</w:t>
-      </w:r>
-      <w:proofErr w:type="spellEnd"/>
-      <w:r>
-        <w:t>(bFighter0);</w:t>
-      </w:r>
-      <w:r>
-        <w:br/>
-        <w:t xml:space="preserve">        </w:t>
-      </w:r>
-      <w:proofErr w:type="spellStart"/>
-      <w:r>
-        <w:t>chessBoard.addPiece</w:t>
-      </w:r>
-      <w:proofErr w:type="spellEnd"/>
-      <w:r>
-        <w:t>(bFighter1);</w:t>
-      </w:r>
-      <w:r>
-        <w:br/>
-      </w:r>
-      <w:r>
-        <w:br/>
-        <w:t xml:space="preserve">        </w:t>
-      </w:r>
-      <w:proofErr w:type="spellStart"/>
-      <w:r>
-        <w:t>chessBoard.addPiece</w:t>
-      </w:r>
-      <w:proofErr w:type="spellEnd"/>
-      <w:r>
-        <w:t>(wFighter0);</w:t>
-      </w:r>
-      <w:r>
-        <w:br/>
-        <w:t xml:space="preserve">        </w:t>
-      </w:r>
-      <w:proofErr w:type="spellStart"/>
-      <w:r>
-        <w:t>chessBoard.addPiece</w:t>
-      </w:r>
-      <w:proofErr w:type="spellEnd"/>
-      <w:r>
-        <w:t>(wFighter1);</w:t>
-      </w:r>
-      <w:r>
-        <w:br/>
-      </w:r>
-      <w:r>
-        <w:br/>
-        <w:t xml:space="preserve">        </w:t>
-      </w:r>
-      <w:proofErr w:type="spellStart"/>
-      <w:r>
-        <w:t>chessBoard.addPiece</w:t>
-      </w:r>
-      <w:proofErr w:type="spellEnd"/>
-      <w:r>
-        <w:t>(bRook0);</w:t>
-      </w:r>
-      <w:r>
-        <w:br/>
-        <w:t xml:space="preserve">        </w:t>
-      </w:r>
-      <w:proofErr w:type="spellStart"/>
-      <w:r>
-        <w:t>chessBoard.addPiece</w:t>
-      </w:r>
-      <w:proofErr w:type="spellEnd"/>
-      <w:r>
-        <w:t>(bRook1);</w:t>
-      </w:r>
-      <w:r>
-        <w:br/>
-        <w:t xml:space="preserve">        </w:t>
-      </w:r>
-      <w:proofErr w:type="spellStart"/>
-      <w:r>
-        <w:t>chessBoard.addPiece</w:t>
-      </w:r>
-      <w:proofErr w:type="spellEnd"/>
-      <w:r>
-        <w:t>(wRook0);</w:t>
-      </w:r>
-      <w:r>
-        <w:br/>
-        <w:t xml:space="preserve">        </w:t>
-      </w:r>
-      <w:proofErr w:type="spellStart"/>
-      <w:r>
-        <w:t>chessBoard.addPiece</w:t>
-      </w:r>
-      <w:proofErr w:type="spellEnd"/>
-      <w:r>
-        <w:t>(wRook1);</w:t>
-      </w:r>
-      <w:r>
-        <w:br/>
-      </w:r>
-      <w:r>
-        <w:br/>
-        <w:t xml:space="preserve">        </w:t>
-      </w:r>
-      <w:proofErr w:type="spellStart"/>
-      <w:r>
-        <w:t>chessBoard.addPiece</w:t>
-      </w:r>
-      <w:proofErr w:type="spellEnd"/>
-      <w:r>
-        <w:t>(bBishop0);</w:t>
-      </w:r>
-      <w:r>
-        <w:br/>
-        <w:t xml:space="preserve">        </w:t>
-      </w:r>
-      <w:proofErr w:type="spellStart"/>
-      <w:r>
-        <w:t>chessBoard.addPiece</w:t>
-      </w:r>
-      <w:proofErr w:type="spellEnd"/>
-      <w:r>
-        <w:t>(bBishop1);</w:t>
-      </w:r>
-      <w:r>
-        <w:br/>
-        <w:t xml:space="preserve">        </w:t>
-      </w:r>
-      <w:proofErr w:type="spellStart"/>
-      <w:r>
-        <w:t>chessBoard.addPiece</w:t>
-      </w:r>
-      <w:proofErr w:type="spellEnd"/>
-      <w:r>
-        <w:t>(wBishop0);</w:t>
-      </w:r>
-      <w:r>
-        <w:br/>
-        <w:t xml:space="preserve">        </w:t>
-      </w:r>
-      <w:proofErr w:type="spellStart"/>
-      <w:r>
-        <w:t>chessBoard.addPiece</w:t>
-      </w:r>
-      <w:proofErr w:type="spellEnd"/>
-      <w:r>
-        <w:t>(wBishop1);</w:t>
-      </w:r>
-      <w:r>
-        <w:br/>
-      </w:r>
-      <w:r>
-        <w:br/>
-        <w:t xml:space="preserve">        </w:t>
-      </w:r>
-      <w:proofErr w:type="spellStart"/>
-      <w:r>
-        <w:t>chessBoard.addPiece</w:t>
-      </w:r>
-      <w:proofErr w:type="spellEnd"/>
-      <w:r>
-        <w:t>(bKnight0);</w:t>
-      </w:r>
-      <w:r>
-        <w:br/>
-        <w:t xml:space="preserve">        </w:t>
-      </w:r>
-      <w:proofErr w:type="spellStart"/>
-      <w:r>
-        <w:t>chessBoard.addPiece</w:t>
-      </w:r>
-      <w:proofErr w:type="spellEnd"/>
-      <w:r>
-        <w:t>(bKnight1);</w:t>
-      </w:r>
-      <w:r>
-        <w:br/>
-        <w:t xml:space="preserve">        </w:t>
-      </w:r>
-      <w:proofErr w:type="spellStart"/>
-      <w:r>
-        <w:t>chessBoard.addPiece</w:t>
-      </w:r>
-      <w:proofErr w:type="spellEnd"/>
-      <w:r>
-        <w:t>(wKnight0);</w:t>
-      </w:r>
-      <w:r>
-        <w:br/>
-        <w:t xml:space="preserve">        </w:t>
-      </w:r>
-      <w:proofErr w:type="spellStart"/>
-      <w:r>
-        <w:t>chessBoard.addPiece</w:t>
-      </w:r>
-      <w:proofErr w:type="spellEnd"/>
-      <w:r>
-        <w:t>(wKnight1);</w:t>
-      </w:r>
-      <w:r>
-        <w:br/>
-      </w:r>
-      <w:r>
-        <w:br/>
-        <w:t xml:space="preserve">        </w:t>
-      </w:r>
-      <w:proofErr w:type="spellStart"/>
-      <w:r>
-        <w:t>chessBoard.addPiece</w:t>
-      </w:r>
-      <w:proofErr w:type="spellEnd"/>
-      <w:r>
-        <w:t>(</w:t>
-      </w:r>
-      <w:proofErr w:type="spellStart"/>
-      <w:r>
-        <w:t>bArciBishop</w:t>
-      </w:r>
-      <w:proofErr w:type="spellEnd"/>
-      <w:r>
-        <w:t>);</w:t>
-      </w:r>
-      <w:r>
-        <w:br/>
-        <w:t xml:space="preserve">        </w:t>
-      </w:r>
-      <w:proofErr w:type="spellStart"/>
-      <w:r>
-        <w:t>chessBoard.addPiece</w:t>
-      </w:r>
-      <w:proofErr w:type="spellEnd"/>
-      <w:r>
-        <w:t>(</w:t>
-      </w:r>
-      <w:proofErr w:type="spellStart"/>
-      <w:r>
-        <w:t>wArciBishop</w:t>
-      </w:r>
-      <w:proofErr w:type="spellEnd"/>
-      <w:r>
-        <w:t>);</w:t>
-      </w:r>
-      <w:r>
-        <w:br/>
-      </w:r>
-      <w:r>
-        <w:br/>
-        <w:t xml:space="preserve">        </w:t>
-      </w:r>
-      <w:proofErr w:type="spellStart"/>
-      <w:r>
-        <w:t>for</w:t>
-      </w:r>
-      <w:proofErr w:type="spellEnd"/>
-      <w:r>
-        <w:t>(</w:t>
-      </w:r>
-      <w:proofErr w:type="spellStart"/>
-      <w:r>
-        <w:t>int</w:t>
-      </w:r>
-      <w:proofErr w:type="spellEnd"/>
-      <w:r>
-        <w:t xml:space="preserve"> i = 0; i &lt; 10; i++) {</w:t>
-      </w:r>
-      <w:r>
-        <w:br/>
-        <w:t xml:space="preserve">            </w:t>
-      </w:r>
-      <w:proofErr w:type="spellStart"/>
-      <w:r>
-        <w:t>chessBoard.addPromotionSquares</w:t>
-      </w:r>
-      <w:proofErr w:type="spellEnd"/>
-      <w:r>
-        <w:t>(i,0,Colour.White);</w:t>
-      </w:r>
-      <w:r>
-        <w:br/>
-        <w:t xml:space="preserve">            </w:t>
-      </w:r>
-      <w:proofErr w:type="spellStart"/>
-      <w:r>
-        <w:t>chessBoard.addPromotionSquares</w:t>
-      </w:r>
-      <w:proofErr w:type="spellEnd"/>
-      <w:r>
-        <w:t>(i,9,Colour.Black);</w:t>
-      </w:r>
-      <w:r>
-        <w:br/>
-        <w:t xml:space="preserve">        }</w:t>
-      </w:r>
-      <w:r>
-        <w:br/>
-      </w:r>
-      <w:r>
-        <w:br/>
-        <w:t xml:space="preserve">        </w:t>
-      </w:r>
-      <w:proofErr w:type="spellStart"/>
-      <w:r>
-        <w:t>chessBoard.printBoard</w:t>
-      </w:r>
-      <w:proofErr w:type="spellEnd"/>
-      <w:r>
-        <w:t>();</w:t>
-      </w:r>
-      <w:r>
-        <w:br/>
-      </w:r>
-      <w:r>
-        <w:br/>
-        <w:t xml:space="preserve">        //konec inicializace šachovnice</w:t>
-      </w:r>
-      <w:r>
-        <w:br/>
-      </w:r>
-      <w:r>
-        <w:br/>
-      </w:r>
-      <w:r>
-        <w:br/>
-      </w:r>
-      <w:r>
-        <w:br/>
-      </w:r>
-      <w:r>
-        <w:br/>
-      </w:r>
-      <w:r>
-        <w:lastRenderedPageBreak/>
-        <w:br/>
-        <w:t xml:space="preserve">        </w:t>
-      </w:r>
-      <w:proofErr w:type="spellStart"/>
-      <w:r>
-        <w:t>chessBoard.savePosition</w:t>
-      </w:r>
-      <w:proofErr w:type="spellEnd"/>
-      <w:r>
-        <w:t>("test",player1);</w:t>
-      </w:r>
-      <w:r>
-        <w:br/>
         <w:t xml:space="preserve">        </w:t>
       </w:r>
       <w:proofErr w:type="spellStart"/>
@@ -5167,6 +5175,7 @@
       <w:pPr>
         <w:pStyle w:val="Nadpis3"/>
       </w:pPr>
+      <w:bookmarkStart w:id="2" w:name="_Toc239881628"/>
       <w:proofErr w:type="spellStart"/>
       <w:r>
         <w:lastRenderedPageBreak/>
@@ -5176,6 +5185,7 @@
       <w:r>
         <w:t xml:space="preserve"> fight</w:t>
       </w:r>
+      <w:bookmarkEnd w:id="2"/>
     </w:p>
     <w:p/>
     <w:p>
@@ -5199,7 +5209,7 @@
                     <pic:cNvPicPr/>
                   </pic:nvPicPr>
                   <pic:blipFill>
-                    <a:blip r:embed="rId4"/>
+                    <a:blip r:embed="rId5"/>
                     <a:stretch>
                       <a:fillRect/>
                     </a:stretch>
@@ -6793,9 +6803,11 @@
       <w:pPr>
         <w:pStyle w:val="Nadpis3"/>
       </w:pPr>
+      <w:bookmarkStart w:id="3" w:name="_Toc239881629"/>
       <w:r>
         <w:t>Test</w:t>
       </w:r>
+      <w:bookmarkEnd w:id="3"/>
     </w:p>
     <w:p>
       <w:pPr>
@@ -9432,9 +9444,35 @@
       <w:pPr>
         <w:pStyle w:val="Nadpis3"/>
       </w:pPr>
-      <w:r>
-        <w:t>XXL map</w:t>
-      </w:r>
+      <w:bookmarkStart w:id="4" w:name="_Toc239881630"/>
+      <w:r>
+        <w:t xml:space="preserve">XXL </w:t>
+      </w:r>
+      <w:proofErr w:type="spellStart"/>
+      <w:r>
+        <w:t>chess</w:t>
+      </w:r>
+      <w:proofErr w:type="spellEnd"/>
+      <w:r>
+        <w:t xml:space="preserve"> (</w:t>
+      </w:r>
+      <w:proofErr w:type="spellStart"/>
+      <w:r>
+        <w:t>rip</w:t>
+      </w:r>
+      <w:proofErr w:type="spellEnd"/>
+      <w:r>
+        <w:t xml:space="preserve"> </w:t>
+      </w:r>
+      <w:proofErr w:type="spellStart"/>
+      <w:r>
+        <w:t>of</w:t>
+      </w:r>
+      <w:proofErr w:type="spellEnd"/>
+      <w:r>
+        <w:t>)</w:t>
+      </w:r>
+      <w:bookmarkEnd w:id="4"/>
     </w:p>
     <w:p>
       <w:pPr>
@@ -10031,7 +10069,14 @@
         <w:rPr>
           <w:lang w:val="en-GB"/>
         </w:rPr>
-        <w:t>(i,6,Colour.</w:t>
+        <w:t>(i,</w:t>
+      </w:r>
+      <w:proofErr w:type="gramStart"/>
+      <w:r>
+        <w:rPr>
+          <w:lang w:val="en-GB"/>
+        </w:rPr>
+        <w:t>6,Colour.</w:t>
       </w:r>
       <w:r>
         <w:rPr>
@@ -10041,6 +10086,7 @@
         </w:rPr>
         <w:t>White</w:t>
       </w:r>
+      <w:proofErr w:type="gramEnd"/>
       <w:r>
         <w:rPr>
           <w:lang w:val="en-GB"/>
@@ -10066,7 +10112,14 @@
         <w:rPr>
           <w:lang w:val="en-GB"/>
         </w:rPr>
-        <w:t>(i,7,Colour.</w:t>
+        <w:t>(i,</w:t>
+      </w:r>
+      <w:proofErr w:type="gramStart"/>
+      <w:r>
+        <w:rPr>
+          <w:lang w:val="en-GB"/>
+        </w:rPr>
+        <w:t>7,Colour.</w:t>
       </w:r>
       <w:r>
         <w:rPr>
@@ -10076,6 +10129,7 @@
         </w:rPr>
         <w:t>Black</w:t>
       </w:r>
+      <w:proofErr w:type="gramEnd"/>
       <w:r>
         <w:rPr>
           <w:lang w:val="en-GB"/>
@@ -10087,6 +10141,2851 @@
           <w:lang w:val="en-GB"/>
         </w:rPr>
         <w:br/>
+        <w:t xml:space="preserve">      </w:t>
+      </w:r>
+      <w:proofErr w:type="gramStart"/>
+      <w:r>
+        <w:rPr>
+          <w:lang w:val="en-GB"/>
+        </w:rPr>
+        <w:t xml:space="preserve">  }</w:t>
+      </w:r>
+      <w:proofErr w:type="gramEnd"/>
+      <w:r>
+        <w:rPr>
+          <w:lang w:val="en-GB"/>
+        </w:rPr>
+        <w:br/>
+      </w:r>
+      <w:r>
+        <w:rPr>
+          <w:lang w:val="en-GB"/>
+        </w:rPr>
+        <w:br/>
+        <w:t xml:space="preserve">        </w:t>
+      </w:r>
+      <w:proofErr w:type="spellStart"/>
+      <w:r>
+        <w:rPr>
+          <w:lang w:val="en-GB"/>
+        </w:rPr>
+        <w:t>chessBoard.addPiece</w:t>
+      </w:r>
+      <w:proofErr w:type="spellEnd"/>
+      <w:r>
+        <w:rPr>
+          <w:lang w:val="en-GB"/>
+        </w:rPr>
+        <w:t>(king1);</w:t>
+      </w:r>
+      <w:r>
+        <w:rPr>
+          <w:lang w:val="en-GB"/>
+        </w:rPr>
+        <w:br/>
+        <w:t xml:space="preserve">        </w:t>
+      </w:r>
+      <w:proofErr w:type="spellStart"/>
+      <w:r>
+        <w:rPr>
+          <w:lang w:val="en-GB"/>
+        </w:rPr>
+        <w:t>chessBoard.addPiece</w:t>
+      </w:r>
+      <w:proofErr w:type="spellEnd"/>
+      <w:r>
+        <w:rPr>
+          <w:lang w:val="en-GB"/>
+        </w:rPr>
+        <w:t>(king2);</w:t>
+      </w:r>
+      <w:r>
+        <w:rPr>
+          <w:lang w:val="en-GB"/>
+        </w:rPr>
+        <w:br/>
+        <w:t xml:space="preserve">        </w:t>
+      </w:r>
+      <w:proofErr w:type="spellStart"/>
+      <w:r>
+        <w:rPr>
+          <w:lang w:val="en-GB"/>
+        </w:rPr>
+        <w:t>chessBoard.addPiece</w:t>
+      </w:r>
+      <w:proofErr w:type="spellEnd"/>
+      <w:r>
+        <w:rPr>
+          <w:lang w:val="en-GB"/>
+        </w:rPr>
+        <w:t>(king3);</w:t>
+      </w:r>
+      <w:r>
+        <w:rPr>
+          <w:lang w:val="en-GB"/>
+        </w:rPr>
+        <w:br/>
+        <w:t xml:space="preserve">        </w:t>
+      </w:r>
+      <w:proofErr w:type="spellStart"/>
+      <w:r>
+        <w:rPr>
+          <w:lang w:val="en-GB"/>
+        </w:rPr>
+        <w:t>chessBoard.addPiece</w:t>
+      </w:r>
+      <w:proofErr w:type="spellEnd"/>
+      <w:r>
+        <w:rPr>
+          <w:lang w:val="en-GB"/>
+        </w:rPr>
+        <w:t>(king4);</w:t>
+      </w:r>
+      <w:r>
+        <w:rPr>
+          <w:lang w:val="en-GB"/>
+        </w:rPr>
+        <w:br/>
+      </w:r>
+      <w:r>
+        <w:rPr>
+          <w:lang w:val="en-GB"/>
+        </w:rPr>
+        <w:br/>
+      </w:r>
+      <w:r>
+        <w:rPr>
+          <w:lang w:val="en-GB"/>
+        </w:rPr>
+        <w:br/>
+      </w:r>
+      <w:r>
+        <w:rPr>
+          <w:lang w:val="en-GB"/>
+        </w:rPr>
+        <w:br/>
+        <w:t>//</w:t>
+      </w:r>
+      <w:proofErr w:type="spellStart"/>
+      <w:r>
+        <w:rPr>
+          <w:lang w:val="en-GB"/>
+        </w:rPr>
+        <w:t>konec</w:t>
+      </w:r>
+      <w:proofErr w:type="spellEnd"/>
+      <w:r>
+        <w:rPr>
+          <w:lang w:val="en-GB"/>
+        </w:rPr>
+        <w:t xml:space="preserve"> </w:t>
+      </w:r>
+      <w:proofErr w:type="spellStart"/>
+      <w:r>
+        <w:rPr>
+          <w:lang w:val="en-GB"/>
+        </w:rPr>
+        <w:t>inicializace</w:t>
+      </w:r>
+      <w:proofErr w:type="spellEnd"/>
+      <w:r>
+        <w:rPr>
+          <w:lang w:val="en-GB"/>
+        </w:rPr>
+        <w:t xml:space="preserve"> </w:t>
+      </w:r>
+      <w:proofErr w:type="spellStart"/>
+      <w:r>
+        <w:rPr>
+          <w:lang w:val="en-GB"/>
+        </w:rPr>
+        <w:t>šachovnice</w:t>
+      </w:r>
+      <w:proofErr w:type="spellEnd"/>
+    </w:p>
+    <w:p>
+      <w:pPr>
+        <w:pStyle w:val="Nadpis3"/>
+      </w:pPr>
+      <w:bookmarkStart w:id="5" w:name="_Toc239881631"/>
+      <w:proofErr w:type="spellStart"/>
+      <w:proofErr w:type="gramStart"/>
+      <w:r>
+        <w:t>tutorial</w:t>
+      </w:r>
+      <w:proofErr w:type="spellEnd"/>
+      <w:r>
+        <w:t xml:space="preserve"> - </w:t>
+      </w:r>
+      <w:proofErr w:type="spellStart"/>
+      <w:r>
+        <w:t>Kill</w:t>
+      </w:r>
+      <w:proofErr w:type="spellEnd"/>
+      <w:proofErr w:type="gramEnd"/>
+      <w:r>
+        <w:t xml:space="preserve"> </w:t>
+      </w:r>
+      <w:proofErr w:type="spellStart"/>
+      <w:r>
+        <w:t>all</w:t>
+      </w:r>
+      <w:proofErr w:type="spellEnd"/>
+      <w:r>
+        <w:t xml:space="preserve"> </w:t>
+      </w:r>
+      <w:proofErr w:type="spellStart"/>
+      <w:r>
+        <w:t>kings</w:t>
+      </w:r>
+      <w:proofErr w:type="spellEnd"/>
+      <w:r>
+        <w:t xml:space="preserve"> as </w:t>
+      </w:r>
+      <w:proofErr w:type="spellStart"/>
+      <w:proofErr w:type="gramStart"/>
+      <w:r>
+        <w:t>white</w:t>
+      </w:r>
+      <w:proofErr w:type="spellEnd"/>
+      <w:r>
+        <w:t xml:space="preserve"> - Map</w:t>
+      </w:r>
+      <w:proofErr w:type="gramEnd"/>
+      <w:r>
+        <w:t xml:space="preserve"> 0</w:t>
+      </w:r>
+      <w:bookmarkEnd w:id="5"/>
+    </w:p>
+    <w:p>
+      <w:pPr>
+        <w:rPr>
+          <w:lang w:val="en-GB"/>
+        </w:rPr>
+      </w:pPr>
+      <w:r>
+        <w:rPr>
+          <w:lang w:val="en-GB"/>
+        </w:rPr>
+        <w:t xml:space="preserve">                //</w:t>
+      </w:r>
+      <w:proofErr w:type="spellStart"/>
+      <w:r>
+        <w:rPr>
+          <w:lang w:val="en-GB"/>
+        </w:rPr>
+        <w:t>inicializace</w:t>
+      </w:r>
+      <w:proofErr w:type="spellEnd"/>
+      <w:r>
+        <w:rPr>
+          <w:lang w:val="en-GB"/>
+        </w:rPr>
+        <w:t xml:space="preserve"> </w:t>
+      </w:r>
+      <w:proofErr w:type="spellStart"/>
+      <w:r>
+        <w:rPr>
+          <w:lang w:val="en-GB"/>
+        </w:rPr>
+        <w:t>hráčů</w:t>
+      </w:r>
+      <w:proofErr w:type="spellEnd"/>
+      <w:r>
+        <w:rPr>
+          <w:lang w:val="en-GB"/>
+        </w:rPr>
+        <w:br/>
+      </w:r>
+      <w:r>
+        <w:rPr>
+          <w:lang w:val="en-GB"/>
+        </w:rPr>
+        <w:br/>
+        <w:t xml:space="preserve">                Player player1 = new Player("Bílý", </w:t>
+      </w:r>
+      <w:proofErr w:type="spellStart"/>
+      <w:r>
+        <w:rPr>
+          <w:lang w:val="en-GB"/>
+        </w:rPr>
+        <w:t>Colour.</w:t>
+      </w:r>
+      <w:r>
+        <w:rPr>
+          <w:i/>
+          <w:iCs/>
+          <w:lang w:val="en-GB"/>
+        </w:rPr>
+        <w:t>White</w:t>
+      </w:r>
+      <w:proofErr w:type="spellEnd"/>
+      <w:r>
+        <w:rPr>
+          <w:lang w:val="en-GB"/>
+        </w:rPr>
+        <w:t>, 600);</w:t>
+      </w:r>
+      <w:r>
+        <w:rPr>
+          <w:lang w:val="en-GB"/>
+        </w:rPr>
+        <w:br/>
+        <w:t xml:space="preserve">                Player player2 = new Player("Černý", </w:t>
+      </w:r>
+      <w:proofErr w:type="spellStart"/>
+      <w:r>
+        <w:rPr>
+          <w:lang w:val="en-GB"/>
+        </w:rPr>
+        <w:t>Colour.</w:t>
+      </w:r>
+      <w:r>
+        <w:rPr>
+          <w:i/>
+          <w:iCs/>
+          <w:lang w:val="en-GB"/>
+        </w:rPr>
+        <w:t>Black</w:t>
+      </w:r>
+      <w:proofErr w:type="spellEnd"/>
+      <w:r>
+        <w:rPr>
+          <w:lang w:val="en-GB"/>
+        </w:rPr>
+        <w:t>, 600);</w:t>
+      </w:r>
+      <w:r>
+        <w:rPr>
+          <w:lang w:val="en-GB"/>
+        </w:rPr>
+        <w:br/>
+      </w:r>
+      <w:r>
+        <w:rPr>
+          <w:lang w:val="en-GB"/>
+        </w:rPr>
+        <w:br/>
+      </w:r>
+      <w:r>
+        <w:rPr>
+          <w:lang w:val="en-GB"/>
+        </w:rPr>
+        <w:br/>
+        <w:t>//</w:t>
+      </w:r>
+      <w:proofErr w:type="spellStart"/>
+      <w:r>
+        <w:rPr>
+          <w:lang w:val="en-GB"/>
+        </w:rPr>
+        <w:t>konec</w:t>
+      </w:r>
+      <w:proofErr w:type="spellEnd"/>
+      <w:r>
+        <w:rPr>
+          <w:lang w:val="en-GB"/>
+        </w:rPr>
+        <w:t xml:space="preserve"> </w:t>
+      </w:r>
+      <w:proofErr w:type="spellStart"/>
+      <w:r>
+        <w:rPr>
+          <w:lang w:val="en-GB"/>
+        </w:rPr>
+        <w:t>inicializace</w:t>
+      </w:r>
+      <w:proofErr w:type="spellEnd"/>
+      <w:r>
+        <w:rPr>
+          <w:lang w:val="en-GB"/>
+        </w:rPr>
+        <w:t xml:space="preserve"> </w:t>
+      </w:r>
+      <w:proofErr w:type="spellStart"/>
+      <w:r>
+        <w:rPr>
+          <w:lang w:val="en-GB"/>
+        </w:rPr>
+        <w:t>hráčů</w:t>
+      </w:r>
+      <w:proofErr w:type="spellEnd"/>
+      <w:r>
+        <w:rPr>
+          <w:lang w:val="en-GB"/>
+        </w:rPr>
+        <w:br/>
+      </w:r>
+      <w:r>
+        <w:rPr>
+          <w:lang w:val="en-GB"/>
+        </w:rPr>
+        <w:br/>
+        <w:t>//</w:t>
+      </w:r>
+      <w:proofErr w:type="spellStart"/>
+      <w:r>
+        <w:rPr>
+          <w:lang w:val="en-GB"/>
+        </w:rPr>
+        <w:t>inicializace</w:t>
+      </w:r>
+      <w:proofErr w:type="spellEnd"/>
+      <w:r>
+        <w:rPr>
+          <w:lang w:val="en-GB"/>
+        </w:rPr>
+        <w:t xml:space="preserve"> </w:t>
+      </w:r>
+      <w:proofErr w:type="spellStart"/>
+      <w:r>
+        <w:rPr>
+          <w:lang w:val="en-GB"/>
+        </w:rPr>
+        <w:t>figur</w:t>
+      </w:r>
+      <w:proofErr w:type="spellEnd"/>
+      <w:r>
+        <w:rPr>
+          <w:lang w:val="en-GB"/>
+        </w:rPr>
+        <w:br/>
+      </w:r>
+      <w:r>
+        <w:rPr>
+          <w:lang w:val="en-GB"/>
+        </w:rPr>
+        <w:br/>
+      </w:r>
+      <w:r>
+        <w:rPr>
+          <w:lang w:val="en-GB"/>
+        </w:rPr>
+        <w:br/>
+        <w:t xml:space="preserve">                //Not tutorial</w:t>
+      </w:r>
+      <w:r>
+        <w:rPr>
+          <w:lang w:val="en-GB"/>
+        </w:rPr>
+        <w:br/>
+        <w:t xml:space="preserve">                King king1 = new King("w king", 9, 9, </w:t>
+      </w:r>
+      <w:proofErr w:type="spellStart"/>
+      <w:r>
+        <w:rPr>
+          <w:lang w:val="en-GB"/>
+        </w:rPr>
+        <w:t>Colour.</w:t>
+      </w:r>
+      <w:r>
+        <w:rPr>
+          <w:i/>
+          <w:iCs/>
+          <w:lang w:val="en-GB"/>
+        </w:rPr>
+        <w:t>White</w:t>
+      </w:r>
+      <w:proofErr w:type="spellEnd"/>
+      <w:r>
+        <w:rPr>
+          <w:lang w:val="en-GB"/>
+        </w:rPr>
+        <w:t>, 0);</w:t>
+      </w:r>
+      <w:r>
+        <w:rPr>
+          <w:lang w:val="en-GB"/>
+        </w:rPr>
+        <w:br/>
+        <w:t xml:space="preserve">                Torpedo torpedo2 = new Torpedo("w torpedo", 9, 8, </w:t>
+      </w:r>
+      <w:proofErr w:type="spellStart"/>
+      <w:r>
+        <w:rPr>
+          <w:lang w:val="en-GB"/>
+        </w:rPr>
+        <w:t>Colour.</w:t>
+      </w:r>
+      <w:r>
+        <w:rPr>
+          <w:i/>
+          <w:iCs/>
+          <w:lang w:val="en-GB"/>
+        </w:rPr>
+        <w:t>White</w:t>
+      </w:r>
+      <w:proofErr w:type="spellEnd"/>
+      <w:r>
+        <w:rPr>
+          <w:lang w:val="en-GB"/>
+        </w:rPr>
+        <w:t>, 2);</w:t>
+      </w:r>
+      <w:r>
+        <w:rPr>
+          <w:lang w:val="en-GB"/>
+        </w:rPr>
+        <w:br/>
+      </w:r>
+      <w:r>
+        <w:rPr>
+          <w:lang w:val="en-GB"/>
+        </w:rPr>
+        <w:br/>
+        <w:t xml:space="preserve">                Rook </w:t>
+      </w:r>
+      <w:proofErr w:type="spellStart"/>
+      <w:r>
+        <w:rPr>
+          <w:lang w:val="en-GB"/>
+        </w:rPr>
+        <w:t>rook</w:t>
+      </w:r>
+      <w:proofErr w:type="spellEnd"/>
+      <w:r>
+        <w:rPr>
+          <w:lang w:val="en-GB"/>
+        </w:rPr>
+        <w:t xml:space="preserve"> = new Rook("rook",7,8,Colour.</w:t>
+      </w:r>
+      <w:r>
+        <w:rPr>
+          <w:i/>
+          <w:iCs/>
+          <w:lang w:val="en-GB"/>
+        </w:rPr>
+        <w:t>Black</w:t>
+      </w:r>
+      <w:r>
+        <w:rPr>
+          <w:lang w:val="en-GB"/>
+        </w:rPr>
+        <w:t>);</w:t>
+      </w:r>
+      <w:r>
+        <w:rPr>
+          <w:lang w:val="en-GB"/>
+        </w:rPr>
+        <w:br/>
+      </w:r>
+      <w:r>
+        <w:rPr>
+          <w:lang w:val="en-GB"/>
+        </w:rPr>
+        <w:br/>
+      </w:r>
+      <w:r>
+        <w:rPr>
+          <w:lang w:val="en-GB"/>
+        </w:rPr>
+        <w:br/>
+        <w:t>//Tutorial 4</w:t>
+      </w:r>
+      <w:r>
+        <w:rPr>
+          <w:lang w:val="en-GB"/>
+        </w:rPr>
+        <w:br/>
+        <w:t xml:space="preserve">                King king5 = new King("b king", 5, 0, </w:t>
+      </w:r>
+      <w:proofErr w:type="spellStart"/>
+      <w:r>
+        <w:rPr>
+          <w:lang w:val="en-GB"/>
+        </w:rPr>
+        <w:t>Colour.</w:t>
+      </w:r>
+      <w:r>
+        <w:rPr>
+          <w:i/>
+          <w:iCs/>
+          <w:lang w:val="en-GB"/>
+        </w:rPr>
+        <w:t>Black</w:t>
+      </w:r>
+      <w:proofErr w:type="spellEnd"/>
+      <w:r>
+        <w:rPr>
+          <w:lang w:val="en-GB"/>
+        </w:rPr>
+        <w:t>, 0);</w:t>
+      </w:r>
+      <w:r>
+        <w:rPr>
+          <w:lang w:val="en-GB"/>
+        </w:rPr>
+        <w:br/>
+        <w:t xml:space="preserve">                Torpedo </w:t>
+      </w:r>
+      <w:proofErr w:type="spellStart"/>
+      <w:r>
+        <w:rPr>
+          <w:lang w:val="en-GB"/>
+        </w:rPr>
+        <w:t>torpedo</w:t>
+      </w:r>
+      <w:proofErr w:type="spellEnd"/>
+      <w:r>
+        <w:rPr>
+          <w:lang w:val="en-GB"/>
+        </w:rPr>
+        <w:t xml:space="preserve"> = new Torpedo("torpedo",5,4, </w:t>
+      </w:r>
+      <w:proofErr w:type="spellStart"/>
+      <w:r>
+        <w:rPr>
+          <w:lang w:val="en-GB"/>
+        </w:rPr>
+        <w:t>Colour.</w:t>
+      </w:r>
+      <w:r>
+        <w:rPr>
+          <w:i/>
+          <w:iCs/>
+          <w:lang w:val="en-GB"/>
+        </w:rPr>
+        <w:t>White</w:t>
+      </w:r>
+      <w:proofErr w:type="spellEnd"/>
+      <w:r>
+        <w:rPr>
+          <w:lang w:val="en-GB"/>
+        </w:rPr>
+        <w:t>, 0);</w:t>
+      </w:r>
+      <w:r>
+        <w:rPr>
+          <w:lang w:val="en-GB"/>
+        </w:rPr>
+        <w:br/>
+      </w:r>
+      <w:r>
+        <w:rPr>
+          <w:lang w:val="en-GB"/>
+        </w:rPr>
+        <w:br/>
+        <w:t xml:space="preserve">                Pawn pawn6 = new Pawn("pawm",5,2,Colour.</w:t>
+      </w:r>
+      <w:r>
+        <w:rPr>
+          <w:i/>
+          <w:iCs/>
+          <w:lang w:val="en-GB"/>
+        </w:rPr>
+        <w:t>Black</w:t>
+      </w:r>
+      <w:r>
+        <w:rPr>
+          <w:lang w:val="en-GB"/>
+        </w:rPr>
+        <w:t>, 2);</w:t>
+      </w:r>
+      <w:r>
+        <w:rPr>
+          <w:lang w:val="en-GB"/>
+        </w:rPr>
+        <w:br/>
+        <w:t xml:space="preserve">                Pawn pawn4 = new Pawn("pawm",5,3,Colour.</w:t>
+      </w:r>
+      <w:r>
+        <w:rPr>
+          <w:i/>
+          <w:iCs/>
+          <w:lang w:val="en-GB"/>
+        </w:rPr>
+        <w:t>White</w:t>
+      </w:r>
+      <w:r>
+        <w:rPr>
+          <w:lang w:val="en-GB"/>
+        </w:rPr>
+        <w:t>, 2);</w:t>
+      </w:r>
+      <w:r>
+        <w:rPr>
+          <w:lang w:val="en-GB"/>
+        </w:rPr>
+        <w:br/>
+        <w:t xml:space="preserve">                Pawn pawn5 = new Pawn("pawm",5,1,Colour.</w:t>
+      </w:r>
+      <w:r>
+        <w:rPr>
+          <w:i/>
+          <w:iCs/>
+          <w:lang w:val="en-GB"/>
+        </w:rPr>
+        <w:t>Black</w:t>
+      </w:r>
+      <w:r>
+        <w:rPr>
+          <w:lang w:val="en-GB"/>
+        </w:rPr>
+        <w:t>, 2);</w:t>
+      </w:r>
+      <w:r>
+        <w:rPr>
+          <w:lang w:val="en-GB"/>
+        </w:rPr>
+        <w:br/>
+      </w:r>
+      <w:r>
+        <w:rPr>
+          <w:lang w:val="en-GB"/>
+        </w:rPr>
+        <w:br/>
+      </w:r>
+      <w:r>
+        <w:rPr>
+          <w:lang w:val="en-GB"/>
+        </w:rPr>
+        <w:br/>
+      </w:r>
+      <w:r>
+        <w:rPr>
+          <w:lang w:val="en-GB"/>
+        </w:rPr>
+        <w:lastRenderedPageBreak/>
+        <w:t xml:space="preserve">                //Tutorial 3</w:t>
+      </w:r>
+      <w:r>
+        <w:rPr>
+          <w:lang w:val="en-GB"/>
+        </w:rPr>
+        <w:br/>
+        <w:t xml:space="preserve">                King king4 = new King("b king", 8, 0, </w:t>
+      </w:r>
+      <w:proofErr w:type="spellStart"/>
+      <w:r>
+        <w:rPr>
+          <w:lang w:val="en-GB"/>
+        </w:rPr>
+        <w:t>Colour.</w:t>
+      </w:r>
+      <w:r>
+        <w:rPr>
+          <w:i/>
+          <w:iCs/>
+          <w:lang w:val="en-GB"/>
+        </w:rPr>
+        <w:t>Black</w:t>
+      </w:r>
+      <w:proofErr w:type="spellEnd"/>
+      <w:r>
+        <w:rPr>
+          <w:lang w:val="en-GB"/>
+        </w:rPr>
+        <w:t>, 0);</w:t>
+      </w:r>
+      <w:r>
+        <w:rPr>
+          <w:lang w:val="en-GB"/>
+        </w:rPr>
+        <w:br/>
+        <w:t xml:space="preserve">                </w:t>
+      </w:r>
+      <w:proofErr w:type="spellStart"/>
+      <w:r>
+        <w:rPr>
+          <w:lang w:val="en-GB"/>
+        </w:rPr>
+        <w:t>LandCarrier</w:t>
+      </w:r>
+      <w:proofErr w:type="spellEnd"/>
+      <w:r>
+        <w:rPr>
+          <w:lang w:val="en-GB"/>
+        </w:rPr>
+        <w:t xml:space="preserve"> landCarrier2 = new </w:t>
+      </w:r>
+      <w:proofErr w:type="spellStart"/>
+      <w:r>
+        <w:rPr>
+          <w:lang w:val="en-GB"/>
+        </w:rPr>
+        <w:t>LandCarrier</w:t>
+      </w:r>
+      <w:proofErr w:type="spellEnd"/>
+      <w:r>
+        <w:rPr>
+          <w:lang w:val="en-GB"/>
+        </w:rPr>
+        <w:t>("carrier",8,1,Colour.</w:t>
+      </w:r>
+      <w:r>
+        <w:rPr>
+          <w:i/>
+          <w:iCs/>
+          <w:lang w:val="en-GB"/>
+        </w:rPr>
+        <w:t>Black</w:t>
+      </w:r>
+      <w:r>
+        <w:rPr>
+          <w:lang w:val="en-GB"/>
+        </w:rPr>
+        <w:t>);</w:t>
+      </w:r>
+      <w:r>
+        <w:rPr>
+          <w:lang w:val="en-GB"/>
+        </w:rPr>
+        <w:br/>
+        <w:t xml:space="preserve">                Pawn pawn1 = new Pawn("pawm",7,0,Colour.</w:t>
+      </w:r>
+      <w:r>
+        <w:rPr>
+          <w:i/>
+          <w:iCs/>
+          <w:lang w:val="en-GB"/>
+        </w:rPr>
+        <w:t>Black</w:t>
+      </w:r>
+      <w:r>
+        <w:rPr>
+          <w:lang w:val="en-GB"/>
+        </w:rPr>
+        <w:t>, 2);</w:t>
+      </w:r>
+      <w:r>
+        <w:rPr>
+          <w:lang w:val="en-GB"/>
+        </w:rPr>
+        <w:br/>
+        <w:t xml:space="preserve">                Pawn pawn2 = new Pawn("pawm",9,0,Colour.</w:t>
+      </w:r>
+      <w:r>
+        <w:rPr>
+          <w:i/>
+          <w:iCs/>
+          <w:lang w:val="en-GB"/>
+        </w:rPr>
+        <w:t>Black</w:t>
+      </w:r>
+      <w:r>
+        <w:rPr>
+          <w:lang w:val="en-GB"/>
+        </w:rPr>
+        <w:t>, 2);</w:t>
+      </w:r>
+      <w:r>
+        <w:rPr>
+          <w:lang w:val="en-GB"/>
+        </w:rPr>
+        <w:br/>
+      </w:r>
+      <w:r>
+        <w:rPr>
+          <w:lang w:val="en-GB"/>
+        </w:rPr>
+        <w:br/>
+        <w:t xml:space="preserve">                Pawn pawn3 = new Pawn("pawm",8,5,Colour.</w:t>
+      </w:r>
+      <w:r>
+        <w:rPr>
+          <w:i/>
+          <w:iCs/>
+          <w:lang w:val="en-GB"/>
+        </w:rPr>
+        <w:t>White</w:t>
+      </w:r>
+      <w:r>
+        <w:rPr>
+          <w:lang w:val="en-GB"/>
+        </w:rPr>
+        <w:t>, 0);</w:t>
+      </w:r>
+      <w:r>
+        <w:rPr>
+          <w:lang w:val="en-GB"/>
+        </w:rPr>
+        <w:br/>
+        <w:t xml:space="preserve">                </w:t>
+      </w:r>
+      <w:proofErr w:type="spellStart"/>
+      <w:r>
+        <w:rPr>
+          <w:lang w:val="en-GB"/>
+        </w:rPr>
+        <w:t>LinebreakerRook</w:t>
+      </w:r>
+      <w:proofErr w:type="spellEnd"/>
+      <w:r>
+        <w:rPr>
+          <w:lang w:val="en-GB"/>
+        </w:rPr>
+        <w:t xml:space="preserve"> </w:t>
+      </w:r>
+      <w:proofErr w:type="spellStart"/>
+      <w:r>
+        <w:rPr>
+          <w:lang w:val="en-GB"/>
+        </w:rPr>
+        <w:t>linebreakerRook</w:t>
+      </w:r>
+      <w:proofErr w:type="spellEnd"/>
+      <w:r>
+        <w:rPr>
+          <w:lang w:val="en-GB"/>
+        </w:rPr>
+        <w:t xml:space="preserve"> = new </w:t>
+      </w:r>
+      <w:proofErr w:type="spellStart"/>
+      <w:r>
+        <w:rPr>
+          <w:lang w:val="en-GB"/>
+        </w:rPr>
+        <w:t>LinebreakerRook</w:t>
+      </w:r>
+      <w:proofErr w:type="spellEnd"/>
+      <w:r>
+        <w:rPr>
+          <w:lang w:val="en-GB"/>
+        </w:rPr>
+        <w:t>("</w:t>
+      </w:r>
+      <w:proofErr w:type="spellStart"/>
+      <w:r>
+        <w:rPr>
+          <w:lang w:val="en-GB"/>
+        </w:rPr>
+        <w:t>linebreaker</w:t>
+      </w:r>
+      <w:proofErr w:type="spellEnd"/>
+      <w:r>
+        <w:rPr>
+          <w:lang w:val="en-GB"/>
+        </w:rPr>
+        <w:t xml:space="preserve"> Rook",8,6,Colour.</w:t>
+      </w:r>
+      <w:r>
+        <w:rPr>
+          <w:i/>
+          <w:iCs/>
+          <w:lang w:val="en-GB"/>
+        </w:rPr>
+        <w:t>White</w:t>
+      </w:r>
+      <w:r>
+        <w:rPr>
+          <w:lang w:val="en-GB"/>
+        </w:rPr>
+        <w:t>);</w:t>
+      </w:r>
+      <w:r>
+        <w:rPr>
+          <w:lang w:val="en-GB"/>
+        </w:rPr>
+        <w:br/>
+      </w:r>
+      <w:r>
+        <w:rPr>
+          <w:lang w:val="en-GB"/>
+        </w:rPr>
+        <w:br/>
+        <w:t xml:space="preserve">                //Tutorial 2</w:t>
+      </w:r>
+      <w:r>
+        <w:rPr>
+          <w:lang w:val="en-GB"/>
+        </w:rPr>
+        <w:br/>
+        <w:t xml:space="preserve">                Airplane </w:t>
+      </w:r>
+      <w:proofErr w:type="spellStart"/>
+      <w:r>
+        <w:rPr>
+          <w:lang w:val="en-GB"/>
+        </w:rPr>
+        <w:t>airplane</w:t>
+      </w:r>
+      <w:proofErr w:type="spellEnd"/>
+      <w:r>
+        <w:rPr>
+          <w:lang w:val="en-GB"/>
+        </w:rPr>
+        <w:t xml:space="preserve"> = new Airplane("airplane", 0, 0, </w:t>
+      </w:r>
+      <w:proofErr w:type="spellStart"/>
+      <w:r>
+        <w:rPr>
+          <w:lang w:val="en-GB"/>
+        </w:rPr>
+        <w:t>Colour.</w:t>
+      </w:r>
+      <w:r>
+        <w:rPr>
+          <w:i/>
+          <w:iCs/>
+          <w:lang w:val="en-GB"/>
+        </w:rPr>
+        <w:t>White</w:t>
+      </w:r>
+      <w:proofErr w:type="spellEnd"/>
+      <w:r>
+        <w:rPr>
+          <w:lang w:val="en-GB"/>
+        </w:rPr>
+        <w:t>, 0);</w:t>
+      </w:r>
+      <w:r>
+        <w:rPr>
+          <w:lang w:val="en-GB"/>
+        </w:rPr>
+        <w:br/>
+        <w:t xml:space="preserve">                King king3 = new King("b king", 1, 2, </w:t>
+      </w:r>
+      <w:proofErr w:type="spellStart"/>
+      <w:r>
+        <w:rPr>
+          <w:lang w:val="en-GB"/>
+        </w:rPr>
+        <w:t>Colour.</w:t>
+      </w:r>
+      <w:r>
+        <w:rPr>
+          <w:i/>
+          <w:iCs/>
+          <w:lang w:val="en-GB"/>
+        </w:rPr>
+        <w:t>Black</w:t>
+      </w:r>
+      <w:proofErr w:type="spellEnd"/>
+      <w:r>
+        <w:rPr>
+          <w:lang w:val="en-GB"/>
+        </w:rPr>
+        <w:t>, 0);</w:t>
+      </w:r>
+      <w:r>
+        <w:rPr>
+          <w:lang w:val="en-GB"/>
+        </w:rPr>
+        <w:br/>
+      </w:r>
+      <w:r>
+        <w:rPr>
+          <w:lang w:val="en-GB"/>
+        </w:rPr>
+        <w:br/>
+        <w:t>//Tutorial 1</w:t>
+      </w:r>
+      <w:r>
+        <w:rPr>
+          <w:lang w:val="en-GB"/>
+        </w:rPr>
+        <w:br/>
+        <w:t xml:space="preserve">                </w:t>
+      </w:r>
+      <w:proofErr w:type="spellStart"/>
+      <w:r>
+        <w:rPr>
+          <w:lang w:val="en-GB"/>
+        </w:rPr>
+        <w:t>LandCarrier</w:t>
+      </w:r>
+      <w:proofErr w:type="spellEnd"/>
+      <w:r>
+        <w:rPr>
+          <w:lang w:val="en-GB"/>
+        </w:rPr>
+        <w:t xml:space="preserve"> </w:t>
+      </w:r>
+      <w:proofErr w:type="spellStart"/>
+      <w:r>
+        <w:rPr>
+          <w:lang w:val="en-GB"/>
+        </w:rPr>
+        <w:t>landCarrier</w:t>
+      </w:r>
+      <w:proofErr w:type="spellEnd"/>
+      <w:r>
+        <w:rPr>
+          <w:lang w:val="en-GB"/>
+        </w:rPr>
+        <w:t xml:space="preserve"> = new </w:t>
+      </w:r>
+      <w:proofErr w:type="spellStart"/>
+      <w:r>
+        <w:rPr>
+          <w:lang w:val="en-GB"/>
+        </w:rPr>
+        <w:t>LandCarrier</w:t>
+      </w:r>
+      <w:proofErr w:type="spellEnd"/>
+      <w:r>
+        <w:rPr>
+          <w:lang w:val="en-GB"/>
+        </w:rPr>
+        <w:t xml:space="preserve">("carrier", 1, 8, </w:t>
+      </w:r>
+      <w:proofErr w:type="spellStart"/>
+      <w:r>
+        <w:rPr>
+          <w:lang w:val="en-GB"/>
+        </w:rPr>
+        <w:t>Colour.</w:t>
+      </w:r>
+      <w:r>
+        <w:rPr>
+          <w:i/>
+          <w:iCs/>
+          <w:lang w:val="en-GB"/>
+        </w:rPr>
+        <w:t>White</w:t>
+      </w:r>
+      <w:proofErr w:type="spellEnd"/>
+      <w:r>
+        <w:rPr>
+          <w:lang w:val="en-GB"/>
+        </w:rPr>
+        <w:t>);</w:t>
+      </w:r>
+      <w:r>
+        <w:rPr>
+          <w:lang w:val="en-GB"/>
+        </w:rPr>
+        <w:br/>
+        <w:t xml:space="preserve">                Bishop </w:t>
+      </w:r>
+      <w:proofErr w:type="spellStart"/>
+      <w:r>
+        <w:rPr>
+          <w:lang w:val="en-GB"/>
+        </w:rPr>
+        <w:t>bishop</w:t>
+      </w:r>
+      <w:proofErr w:type="spellEnd"/>
+      <w:r>
+        <w:rPr>
+          <w:lang w:val="en-GB"/>
+        </w:rPr>
+        <w:t xml:space="preserve"> = new Bishop("bishop", 2, 7, </w:t>
+      </w:r>
+      <w:proofErr w:type="spellStart"/>
+      <w:r>
+        <w:rPr>
+          <w:lang w:val="en-GB"/>
+        </w:rPr>
+        <w:t>Colour.</w:t>
+      </w:r>
+      <w:r>
+        <w:rPr>
+          <w:i/>
+          <w:iCs/>
+          <w:lang w:val="en-GB"/>
+        </w:rPr>
+        <w:t>White</w:t>
+      </w:r>
+      <w:proofErr w:type="spellEnd"/>
+      <w:r>
+        <w:rPr>
+          <w:lang w:val="en-GB"/>
+        </w:rPr>
+        <w:t>);</w:t>
+      </w:r>
+      <w:r>
+        <w:rPr>
+          <w:lang w:val="en-GB"/>
+        </w:rPr>
+        <w:br/>
+        <w:t xml:space="preserve">                King king2 = new King("w king", 5, 9, </w:t>
+      </w:r>
+      <w:proofErr w:type="spellStart"/>
+      <w:r>
+        <w:rPr>
+          <w:lang w:val="en-GB"/>
+        </w:rPr>
+        <w:t>Colour.</w:t>
+      </w:r>
+      <w:r>
+        <w:rPr>
+          <w:i/>
+          <w:iCs/>
+          <w:lang w:val="en-GB"/>
+        </w:rPr>
+        <w:t>Black</w:t>
+      </w:r>
+      <w:proofErr w:type="spellEnd"/>
+      <w:r>
+        <w:rPr>
+          <w:lang w:val="en-GB"/>
+        </w:rPr>
+        <w:t>, 0);</w:t>
+      </w:r>
+      <w:r>
+        <w:rPr>
+          <w:lang w:val="en-GB"/>
+        </w:rPr>
+        <w:br/>
+      </w:r>
+      <w:r>
+        <w:rPr>
+          <w:lang w:val="en-GB"/>
+        </w:rPr>
+        <w:br/>
+        <w:t>//</w:t>
+      </w:r>
+      <w:proofErr w:type="spellStart"/>
+      <w:r>
+        <w:rPr>
+          <w:lang w:val="en-GB"/>
+        </w:rPr>
+        <w:t>konec</w:t>
+      </w:r>
+      <w:proofErr w:type="spellEnd"/>
+      <w:r>
+        <w:rPr>
+          <w:lang w:val="en-GB"/>
+        </w:rPr>
+        <w:t xml:space="preserve"> </w:t>
+      </w:r>
+      <w:proofErr w:type="spellStart"/>
+      <w:r>
+        <w:rPr>
+          <w:lang w:val="en-GB"/>
+        </w:rPr>
+        <w:t>inicializace</w:t>
+      </w:r>
+      <w:proofErr w:type="spellEnd"/>
+      <w:r>
+        <w:rPr>
+          <w:lang w:val="en-GB"/>
+        </w:rPr>
+        <w:t xml:space="preserve"> </w:t>
+      </w:r>
+      <w:proofErr w:type="spellStart"/>
+      <w:r>
+        <w:rPr>
+          <w:lang w:val="en-GB"/>
+        </w:rPr>
+        <w:t>figur</w:t>
+      </w:r>
+      <w:proofErr w:type="spellEnd"/>
+      <w:r>
+        <w:rPr>
+          <w:lang w:val="en-GB"/>
+        </w:rPr>
+        <w:br/>
+      </w:r>
+      <w:r>
+        <w:rPr>
+          <w:lang w:val="en-GB"/>
+        </w:rPr>
+        <w:br/>
+      </w:r>
+      <w:r>
+        <w:rPr>
+          <w:lang w:val="en-GB"/>
+        </w:rPr>
+        <w:br/>
+        <w:t>//</w:t>
+      </w:r>
+      <w:proofErr w:type="spellStart"/>
+      <w:r>
+        <w:rPr>
+          <w:lang w:val="en-GB"/>
+        </w:rPr>
+        <w:t>inicializace</w:t>
+      </w:r>
+      <w:proofErr w:type="spellEnd"/>
+      <w:r>
+        <w:rPr>
+          <w:lang w:val="en-GB"/>
+        </w:rPr>
+        <w:t xml:space="preserve"> </w:t>
+      </w:r>
+      <w:proofErr w:type="spellStart"/>
+      <w:r>
+        <w:rPr>
+          <w:lang w:val="en-GB"/>
+        </w:rPr>
+        <w:t>šachovnice</w:t>
+      </w:r>
+      <w:proofErr w:type="spellEnd"/>
+      <w:r>
+        <w:rPr>
+          <w:lang w:val="en-GB"/>
+        </w:rPr>
+        <w:br/>
+      </w:r>
+      <w:r>
+        <w:rPr>
+          <w:lang w:val="en-GB"/>
+        </w:rPr>
+        <w:br/>
+        <w:t xml:space="preserve">                </w:t>
+      </w:r>
+      <w:proofErr w:type="spellStart"/>
+      <w:r>
+        <w:rPr>
+          <w:lang w:val="en-GB"/>
+        </w:rPr>
+        <w:t>ChessBoard</w:t>
+      </w:r>
+      <w:proofErr w:type="spellEnd"/>
+      <w:r>
+        <w:rPr>
+          <w:lang w:val="en-GB"/>
+        </w:rPr>
+        <w:t xml:space="preserve"> </w:t>
+      </w:r>
+      <w:proofErr w:type="spellStart"/>
+      <w:r>
+        <w:rPr>
+          <w:lang w:val="en-GB"/>
+        </w:rPr>
+        <w:t>chessBoard</w:t>
+      </w:r>
+      <w:proofErr w:type="spellEnd"/>
+      <w:r>
+        <w:rPr>
+          <w:lang w:val="en-GB"/>
+        </w:rPr>
+        <w:t xml:space="preserve"> = new </w:t>
+      </w:r>
+      <w:proofErr w:type="spellStart"/>
+      <w:r>
+        <w:rPr>
+          <w:lang w:val="en-GB"/>
+        </w:rPr>
+        <w:t>ChessBoard</w:t>
+      </w:r>
+      <w:proofErr w:type="spellEnd"/>
+      <w:r>
+        <w:rPr>
+          <w:lang w:val="en-GB"/>
+        </w:rPr>
+        <w:t>(10, 10);</w:t>
+      </w:r>
+      <w:r>
+        <w:rPr>
+          <w:lang w:val="en-GB"/>
+        </w:rPr>
+        <w:br/>
+      </w:r>
+      <w:r>
+        <w:rPr>
+          <w:lang w:val="en-GB"/>
+        </w:rPr>
+        <w:br/>
+        <w:t xml:space="preserve">                </w:t>
+      </w:r>
+      <w:proofErr w:type="spellStart"/>
+      <w:r>
+        <w:rPr>
+          <w:lang w:val="en-GB"/>
+        </w:rPr>
+        <w:t>chessBoard.addPlayer</w:t>
+      </w:r>
+      <w:proofErr w:type="spellEnd"/>
+      <w:r>
+        <w:rPr>
+          <w:lang w:val="en-GB"/>
+        </w:rPr>
+        <w:t>(player1);</w:t>
+      </w:r>
+      <w:r>
+        <w:rPr>
+          <w:lang w:val="en-GB"/>
+        </w:rPr>
+        <w:br/>
+        <w:t xml:space="preserve">                </w:t>
+      </w:r>
+      <w:proofErr w:type="spellStart"/>
+      <w:r>
+        <w:rPr>
+          <w:lang w:val="en-GB"/>
+        </w:rPr>
+        <w:t>chessBoard.addPlayer</w:t>
+      </w:r>
+      <w:proofErr w:type="spellEnd"/>
+      <w:r>
+        <w:rPr>
+          <w:lang w:val="en-GB"/>
+        </w:rPr>
+        <w:t>(player2);</w:t>
+      </w:r>
+      <w:r>
+        <w:rPr>
+          <w:lang w:val="en-GB"/>
+        </w:rPr>
+        <w:br/>
+      </w:r>
+      <w:r>
+        <w:rPr>
+          <w:lang w:val="en-GB"/>
+        </w:rPr>
+        <w:br/>
+      </w:r>
+      <w:r>
+        <w:rPr>
+          <w:lang w:val="en-GB"/>
+        </w:rPr>
+        <w:br/>
+        <w:t xml:space="preserve">                //Not Tutorial</w:t>
+      </w:r>
+      <w:r>
+        <w:rPr>
+          <w:lang w:val="en-GB"/>
+        </w:rPr>
+        <w:br/>
+      </w:r>
+      <w:r>
+        <w:rPr>
+          <w:lang w:val="en-GB"/>
+        </w:rPr>
+        <w:br/>
+        <w:t xml:space="preserve">                </w:t>
+      </w:r>
+      <w:proofErr w:type="spellStart"/>
+      <w:r>
+        <w:rPr>
+          <w:lang w:val="en-GB"/>
+        </w:rPr>
+        <w:t>chessBoard.addPiece</w:t>
+      </w:r>
+      <w:proofErr w:type="spellEnd"/>
+      <w:r>
+        <w:rPr>
+          <w:lang w:val="en-GB"/>
+        </w:rPr>
+        <w:t>(torpedo2);</w:t>
+      </w:r>
+      <w:r>
+        <w:rPr>
+          <w:lang w:val="en-GB"/>
+        </w:rPr>
+        <w:br/>
+        <w:t xml:space="preserve">                </w:t>
+      </w:r>
+      <w:proofErr w:type="spellStart"/>
+      <w:r>
+        <w:rPr>
+          <w:lang w:val="en-GB"/>
+        </w:rPr>
+        <w:t>chessBoard.addPiece</w:t>
+      </w:r>
+      <w:proofErr w:type="spellEnd"/>
+      <w:r>
+        <w:rPr>
+          <w:lang w:val="en-GB"/>
+        </w:rPr>
+        <w:t>(rook);</w:t>
+      </w:r>
+      <w:r>
+        <w:rPr>
+          <w:lang w:val="en-GB"/>
+        </w:rPr>
+        <w:br/>
+        <w:t xml:space="preserve">                </w:t>
+      </w:r>
+      <w:proofErr w:type="spellStart"/>
+      <w:r>
+        <w:rPr>
+          <w:lang w:val="en-GB"/>
+        </w:rPr>
+        <w:t>chessBoard.addPiece</w:t>
+      </w:r>
+      <w:proofErr w:type="spellEnd"/>
+      <w:r>
+        <w:rPr>
+          <w:lang w:val="en-GB"/>
+        </w:rPr>
+        <w:t>(king1);</w:t>
+      </w:r>
+      <w:r>
+        <w:rPr>
+          <w:lang w:val="en-GB"/>
+        </w:rPr>
+        <w:br/>
+      </w:r>
+      <w:r>
+        <w:rPr>
+          <w:lang w:val="en-GB"/>
+        </w:rPr>
+        <w:br/>
+        <w:t xml:space="preserve">                </w:t>
+      </w:r>
+      <w:proofErr w:type="spellStart"/>
+      <w:r>
+        <w:rPr>
+          <w:lang w:val="en-GB"/>
+        </w:rPr>
+        <w:t>chessBoard.addPiece</w:t>
+      </w:r>
+      <w:proofErr w:type="spellEnd"/>
+      <w:r>
+        <w:rPr>
+          <w:lang w:val="en-GB"/>
+        </w:rPr>
+        <w:t xml:space="preserve">(new </w:t>
+      </w:r>
+      <w:proofErr w:type="spellStart"/>
+      <w:r>
+        <w:rPr>
+          <w:lang w:val="en-GB"/>
+        </w:rPr>
+        <w:t>Blocade</w:t>
+      </w:r>
+      <w:proofErr w:type="spellEnd"/>
+      <w:r>
+        <w:rPr>
+          <w:lang w:val="en-GB"/>
+        </w:rPr>
+        <w:t>("</w:t>
+      </w:r>
+      <w:proofErr w:type="spellStart"/>
+      <w:r>
+        <w:rPr>
+          <w:lang w:val="en-GB"/>
+        </w:rPr>
+        <w:t>blocade</w:t>
+      </w:r>
+      <w:proofErr w:type="spellEnd"/>
+      <w:r>
+        <w:rPr>
+          <w:lang w:val="en-GB"/>
+        </w:rPr>
+        <w:t>", 8, 8));</w:t>
+      </w:r>
+      <w:r>
+        <w:rPr>
+          <w:lang w:val="en-GB"/>
+        </w:rPr>
+        <w:br/>
+        <w:t xml:space="preserve">                </w:t>
+      </w:r>
+      <w:proofErr w:type="spellStart"/>
+      <w:r>
+        <w:rPr>
+          <w:lang w:val="en-GB"/>
+        </w:rPr>
+        <w:t>chessBoard.addPiece</w:t>
+      </w:r>
+      <w:proofErr w:type="spellEnd"/>
+      <w:r>
+        <w:rPr>
+          <w:lang w:val="en-GB"/>
+        </w:rPr>
+        <w:t xml:space="preserve">(new </w:t>
+      </w:r>
+      <w:proofErr w:type="spellStart"/>
+      <w:r>
+        <w:rPr>
+          <w:lang w:val="en-GB"/>
+        </w:rPr>
+        <w:t>Blocade</w:t>
+      </w:r>
+      <w:proofErr w:type="spellEnd"/>
+      <w:r>
+        <w:rPr>
+          <w:lang w:val="en-GB"/>
+        </w:rPr>
+        <w:t>("</w:t>
+      </w:r>
+      <w:proofErr w:type="spellStart"/>
+      <w:r>
+        <w:rPr>
+          <w:lang w:val="en-GB"/>
+        </w:rPr>
+        <w:t>blocade</w:t>
+      </w:r>
+      <w:proofErr w:type="spellEnd"/>
+      <w:r>
+        <w:rPr>
+          <w:lang w:val="en-GB"/>
+        </w:rPr>
+        <w:t>", 8,9));</w:t>
+      </w:r>
+      <w:r>
+        <w:rPr>
+          <w:lang w:val="en-GB"/>
+        </w:rPr>
+        <w:br/>
+      </w:r>
+      <w:r>
+        <w:rPr>
+          <w:lang w:val="en-GB"/>
+        </w:rPr>
+        <w:br/>
+        <w:t xml:space="preserve">                //  Tutorial 4</w:t>
+      </w:r>
+      <w:r>
+        <w:rPr>
+          <w:lang w:val="en-GB"/>
+        </w:rPr>
+        <w:br/>
+      </w:r>
+      <w:r>
+        <w:rPr>
+          <w:lang w:val="en-GB"/>
+        </w:rPr>
+        <w:br/>
+      </w:r>
+      <w:r>
+        <w:rPr>
+          <w:lang w:val="en-GB"/>
+        </w:rPr>
+        <w:lastRenderedPageBreak/>
+        <w:t xml:space="preserve">                </w:t>
+      </w:r>
+      <w:proofErr w:type="spellStart"/>
+      <w:r>
+        <w:rPr>
+          <w:lang w:val="en-GB"/>
+        </w:rPr>
+        <w:t>chessBoard.addPiece</w:t>
+      </w:r>
+      <w:proofErr w:type="spellEnd"/>
+      <w:r>
+        <w:rPr>
+          <w:lang w:val="en-GB"/>
+        </w:rPr>
+        <w:t>(pawn6);</w:t>
+      </w:r>
+      <w:r>
+        <w:rPr>
+          <w:lang w:val="en-GB"/>
+        </w:rPr>
+        <w:br/>
+        <w:t xml:space="preserve">                </w:t>
+      </w:r>
+      <w:proofErr w:type="spellStart"/>
+      <w:r>
+        <w:rPr>
+          <w:lang w:val="en-GB"/>
+        </w:rPr>
+        <w:t>chessBoard.addPiece</w:t>
+      </w:r>
+      <w:proofErr w:type="spellEnd"/>
+      <w:r>
+        <w:rPr>
+          <w:lang w:val="en-GB"/>
+        </w:rPr>
+        <w:t>(pawn4);</w:t>
+      </w:r>
+      <w:r>
+        <w:rPr>
+          <w:lang w:val="en-GB"/>
+        </w:rPr>
+        <w:br/>
+        <w:t xml:space="preserve">                </w:t>
+      </w:r>
+      <w:proofErr w:type="spellStart"/>
+      <w:r>
+        <w:rPr>
+          <w:lang w:val="en-GB"/>
+        </w:rPr>
+        <w:t>chessBoard.addPiece</w:t>
+      </w:r>
+      <w:proofErr w:type="spellEnd"/>
+      <w:r>
+        <w:rPr>
+          <w:lang w:val="en-GB"/>
+        </w:rPr>
+        <w:t>(pawn5);</w:t>
+      </w:r>
+      <w:r>
+        <w:rPr>
+          <w:lang w:val="en-GB"/>
+        </w:rPr>
+        <w:br/>
+        <w:t xml:space="preserve">                </w:t>
+      </w:r>
+      <w:proofErr w:type="spellStart"/>
+      <w:r>
+        <w:rPr>
+          <w:lang w:val="en-GB"/>
+        </w:rPr>
+        <w:t>chessBoard.addPiece</w:t>
+      </w:r>
+      <w:proofErr w:type="spellEnd"/>
+      <w:r>
+        <w:rPr>
+          <w:lang w:val="en-GB"/>
+        </w:rPr>
+        <w:t>(torpedo);</w:t>
+      </w:r>
+      <w:r>
+        <w:rPr>
+          <w:lang w:val="en-GB"/>
+        </w:rPr>
+        <w:br/>
+      </w:r>
+      <w:r>
+        <w:rPr>
+          <w:lang w:val="en-GB"/>
+        </w:rPr>
+        <w:br/>
+        <w:t xml:space="preserve">                </w:t>
+      </w:r>
+      <w:proofErr w:type="spellStart"/>
+      <w:r>
+        <w:rPr>
+          <w:lang w:val="en-GB"/>
+        </w:rPr>
+        <w:t>chessBoard.addPiece</w:t>
+      </w:r>
+      <w:proofErr w:type="spellEnd"/>
+      <w:r>
+        <w:rPr>
+          <w:lang w:val="en-GB"/>
+        </w:rPr>
+        <w:t>(king5);</w:t>
+      </w:r>
+      <w:r>
+        <w:rPr>
+          <w:lang w:val="en-GB"/>
+        </w:rPr>
+        <w:br/>
+        <w:t xml:space="preserve">                //Tutorial 3</w:t>
+      </w:r>
+      <w:r>
+        <w:rPr>
+          <w:lang w:val="en-GB"/>
+        </w:rPr>
+        <w:br/>
+      </w:r>
+      <w:r>
+        <w:rPr>
+          <w:lang w:val="en-GB"/>
+        </w:rPr>
+        <w:br/>
+        <w:t xml:space="preserve">                </w:t>
+      </w:r>
+      <w:proofErr w:type="spellStart"/>
+      <w:r>
+        <w:rPr>
+          <w:lang w:val="en-GB"/>
+        </w:rPr>
+        <w:t>chessBoard.addPiece</w:t>
+      </w:r>
+      <w:proofErr w:type="spellEnd"/>
+      <w:r>
+        <w:rPr>
+          <w:lang w:val="en-GB"/>
+        </w:rPr>
+        <w:t>(pawn1);</w:t>
+      </w:r>
+      <w:r>
+        <w:rPr>
+          <w:lang w:val="en-GB"/>
+        </w:rPr>
+        <w:br/>
+        <w:t xml:space="preserve">                </w:t>
+      </w:r>
+      <w:proofErr w:type="spellStart"/>
+      <w:r>
+        <w:rPr>
+          <w:lang w:val="en-GB"/>
+        </w:rPr>
+        <w:t>chessBoard.addPiece</w:t>
+      </w:r>
+      <w:proofErr w:type="spellEnd"/>
+      <w:r>
+        <w:rPr>
+          <w:lang w:val="en-GB"/>
+        </w:rPr>
+        <w:t>(pawn2);</w:t>
+      </w:r>
+      <w:r>
+        <w:rPr>
+          <w:lang w:val="en-GB"/>
+        </w:rPr>
+        <w:br/>
+        <w:t xml:space="preserve">                </w:t>
+      </w:r>
+      <w:proofErr w:type="spellStart"/>
+      <w:r>
+        <w:rPr>
+          <w:lang w:val="en-GB"/>
+        </w:rPr>
+        <w:t>chessBoard.addPiece</w:t>
+      </w:r>
+      <w:proofErr w:type="spellEnd"/>
+      <w:r>
+        <w:rPr>
+          <w:lang w:val="en-GB"/>
+        </w:rPr>
+        <w:t>(landCarrier2);</w:t>
+      </w:r>
+      <w:r>
+        <w:rPr>
+          <w:lang w:val="en-GB"/>
+        </w:rPr>
+        <w:br/>
+      </w:r>
+      <w:r>
+        <w:rPr>
+          <w:lang w:val="en-GB"/>
+        </w:rPr>
+        <w:br/>
+        <w:t xml:space="preserve">                </w:t>
+      </w:r>
+      <w:proofErr w:type="spellStart"/>
+      <w:r>
+        <w:rPr>
+          <w:lang w:val="en-GB"/>
+        </w:rPr>
+        <w:t>chessBoard.addPiece</w:t>
+      </w:r>
+      <w:proofErr w:type="spellEnd"/>
+      <w:r>
+        <w:rPr>
+          <w:lang w:val="en-GB"/>
+        </w:rPr>
+        <w:t>(king4);</w:t>
+      </w:r>
+      <w:r>
+        <w:rPr>
+          <w:lang w:val="en-GB"/>
+        </w:rPr>
+        <w:br/>
+      </w:r>
+      <w:r>
+        <w:rPr>
+          <w:lang w:val="en-GB"/>
+        </w:rPr>
+        <w:br/>
+        <w:t xml:space="preserve">                </w:t>
+      </w:r>
+      <w:proofErr w:type="spellStart"/>
+      <w:r>
+        <w:rPr>
+          <w:lang w:val="en-GB"/>
+        </w:rPr>
+        <w:t>chessBoard.addPiece</w:t>
+      </w:r>
+      <w:proofErr w:type="spellEnd"/>
+      <w:r>
+        <w:rPr>
+          <w:lang w:val="en-GB"/>
+        </w:rPr>
+        <w:t>(pawn3);</w:t>
+      </w:r>
+      <w:r>
+        <w:rPr>
+          <w:lang w:val="en-GB"/>
+        </w:rPr>
+        <w:br/>
+        <w:t xml:space="preserve">                </w:t>
+      </w:r>
+      <w:proofErr w:type="spellStart"/>
+      <w:r>
+        <w:rPr>
+          <w:lang w:val="en-GB"/>
+        </w:rPr>
+        <w:t>chessBoard.addPiece</w:t>
+      </w:r>
+      <w:proofErr w:type="spellEnd"/>
+      <w:r>
+        <w:rPr>
+          <w:lang w:val="en-GB"/>
+        </w:rPr>
+        <w:t>(</w:t>
+      </w:r>
+      <w:proofErr w:type="spellStart"/>
+      <w:r>
+        <w:rPr>
+          <w:lang w:val="en-GB"/>
+        </w:rPr>
+        <w:t>linebreakerRook</w:t>
+      </w:r>
+      <w:proofErr w:type="spellEnd"/>
+      <w:r>
+        <w:rPr>
+          <w:lang w:val="en-GB"/>
+        </w:rPr>
+        <w:t>);</w:t>
+      </w:r>
+      <w:r>
+        <w:rPr>
+          <w:lang w:val="en-GB"/>
+        </w:rPr>
+        <w:br/>
+      </w:r>
+      <w:r>
+        <w:rPr>
+          <w:lang w:val="en-GB"/>
+        </w:rPr>
+        <w:br/>
+        <w:t xml:space="preserve">                for (int j = 0; j &lt; 5; </w:t>
+      </w:r>
+      <w:proofErr w:type="spellStart"/>
+      <w:r>
+        <w:rPr>
+          <w:lang w:val="en-GB"/>
+        </w:rPr>
+        <w:t>j++</w:t>
+      </w:r>
+      <w:proofErr w:type="spellEnd"/>
+      <w:r>
+        <w:rPr>
+          <w:lang w:val="en-GB"/>
+        </w:rPr>
+        <w:t>) {</w:t>
+      </w:r>
+      <w:r>
+        <w:rPr>
+          <w:lang w:val="en-GB"/>
+        </w:rPr>
+        <w:br/>
+        <w:t xml:space="preserve">                    </w:t>
+      </w:r>
+      <w:proofErr w:type="spellStart"/>
+      <w:r>
+        <w:rPr>
+          <w:lang w:val="en-GB"/>
+        </w:rPr>
+        <w:t>chessBoard.addPiece</w:t>
+      </w:r>
+      <w:proofErr w:type="spellEnd"/>
+      <w:r>
+        <w:rPr>
+          <w:lang w:val="en-GB"/>
+        </w:rPr>
+        <w:t xml:space="preserve">(new </w:t>
+      </w:r>
+      <w:proofErr w:type="spellStart"/>
+      <w:r>
+        <w:rPr>
+          <w:lang w:val="en-GB"/>
+        </w:rPr>
+        <w:t>Blocade</w:t>
+      </w:r>
+      <w:proofErr w:type="spellEnd"/>
+      <w:r>
+        <w:rPr>
+          <w:lang w:val="en-GB"/>
+        </w:rPr>
+        <w:t>("</w:t>
+      </w:r>
+      <w:proofErr w:type="spellStart"/>
+      <w:r>
+        <w:rPr>
+          <w:lang w:val="en-GB"/>
+        </w:rPr>
+        <w:t>blocade</w:t>
+      </w:r>
+      <w:proofErr w:type="spellEnd"/>
+      <w:r>
+        <w:rPr>
+          <w:lang w:val="en-GB"/>
+        </w:rPr>
+        <w:t>", 6, j));</w:t>
+      </w:r>
+      <w:r>
+        <w:rPr>
+          <w:lang w:val="en-GB"/>
+        </w:rPr>
+        <w:br/>
+        <w:t xml:space="preserve">                }</w:t>
+      </w:r>
+      <w:r>
+        <w:rPr>
+          <w:lang w:val="en-GB"/>
+        </w:rPr>
+        <w:br/>
+      </w:r>
+      <w:r>
+        <w:rPr>
+          <w:lang w:val="en-GB"/>
+        </w:rPr>
+        <w:br/>
+        <w:t xml:space="preserve">                for (int </w:t>
+      </w:r>
+      <w:proofErr w:type="spellStart"/>
+      <w:r>
+        <w:rPr>
+          <w:lang w:val="en-GB"/>
+        </w:rPr>
+        <w:t>i</w:t>
+      </w:r>
+      <w:proofErr w:type="spellEnd"/>
+      <w:r>
+        <w:rPr>
+          <w:lang w:val="en-GB"/>
+        </w:rPr>
+        <w:t xml:space="preserve"> = 1; </w:t>
+      </w:r>
+      <w:proofErr w:type="spellStart"/>
+      <w:r>
+        <w:rPr>
+          <w:lang w:val="en-GB"/>
+        </w:rPr>
+        <w:t>i</w:t>
+      </w:r>
+      <w:proofErr w:type="spellEnd"/>
+      <w:r>
+        <w:rPr>
+          <w:lang w:val="en-GB"/>
+        </w:rPr>
+        <w:t xml:space="preserve"> &lt; 8; </w:t>
+      </w:r>
+      <w:proofErr w:type="spellStart"/>
+      <w:r>
+        <w:rPr>
+          <w:lang w:val="en-GB"/>
+        </w:rPr>
+        <w:t>i</w:t>
+      </w:r>
+      <w:proofErr w:type="spellEnd"/>
+      <w:r>
+        <w:rPr>
+          <w:lang w:val="en-GB"/>
+        </w:rPr>
+        <w:t>++) {</w:t>
+      </w:r>
+      <w:r>
+        <w:rPr>
+          <w:lang w:val="en-GB"/>
+        </w:rPr>
+        <w:br/>
+        <w:t xml:space="preserve">                    </w:t>
+      </w:r>
+      <w:proofErr w:type="spellStart"/>
+      <w:r>
+        <w:rPr>
+          <w:lang w:val="en-GB"/>
+        </w:rPr>
+        <w:t>chessBoard.addPiece</w:t>
+      </w:r>
+      <w:proofErr w:type="spellEnd"/>
+      <w:r>
+        <w:rPr>
+          <w:lang w:val="en-GB"/>
+        </w:rPr>
+        <w:t xml:space="preserve">(new </w:t>
+      </w:r>
+      <w:proofErr w:type="spellStart"/>
+      <w:r>
+        <w:rPr>
+          <w:lang w:val="en-GB"/>
+        </w:rPr>
+        <w:t>Blocade</w:t>
+      </w:r>
+      <w:proofErr w:type="spellEnd"/>
+      <w:r>
+        <w:rPr>
+          <w:lang w:val="en-GB"/>
+        </w:rPr>
+        <w:t>("</w:t>
+      </w:r>
+      <w:proofErr w:type="spellStart"/>
+      <w:r>
+        <w:rPr>
+          <w:lang w:val="en-GB"/>
+        </w:rPr>
+        <w:t>blocade</w:t>
+      </w:r>
+      <w:proofErr w:type="spellEnd"/>
+      <w:r>
+        <w:rPr>
+          <w:lang w:val="en-GB"/>
+        </w:rPr>
+        <w:t xml:space="preserve">", 7, </w:t>
+      </w:r>
+      <w:proofErr w:type="spellStart"/>
+      <w:r>
+        <w:rPr>
+          <w:lang w:val="en-GB"/>
+        </w:rPr>
+        <w:t>i</w:t>
+      </w:r>
+      <w:proofErr w:type="spellEnd"/>
+      <w:r>
+        <w:rPr>
+          <w:lang w:val="en-GB"/>
+        </w:rPr>
+        <w:t>));</w:t>
+      </w:r>
+      <w:r>
+        <w:rPr>
+          <w:lang w:val="en-GB"/>
+        </w:rPr>
+        <w:br/>
+        <w:t xml:space="preserve">                    </w:t>
+      </w:r>
+      <w:proofErr w:type="spellStart"/>
+      <w:r>
+        <w:rPr>
+          <w:lang w:val="en-GB"/>
+        </w:rPr>
+        <w:t>chessBoard.addPiece</w:t>
+      </w:r>
+      <w:proofErr w:type="spellEnd"/>
+      <w:r>
+        <w:rPr>
+          <w:lang w:val="en-GB"/>
+        </w:rPr>
+        <w:t xml:space="preserve">(new </w:t>
+      </w:r>
+      <w:proofErr w:type="spellStart"/>
+      <w:r>
+        <w:rPr>
+          <w:lang w:val="en-GB"/>
+        </w:rPr>
+        <w:t>Blocade</w:t>
+      </w:r>
+      <w:proofErr w:type="spellEnd"/>
+      <w:r>
+        <w:rPr>
+          <w:lang w:val="en-GB"/>
+        </w:rPr>
+        <w:t>("</w:t>
+      </w:r>
+      <w:proofErr w:type="spellStart"/>
+      <w:r>
+        <w:rPr>
+          <w:lang w:val="en-GB"/>
+        </w:rPr>
+        <w:t>blocade</w:t>
+      </w:r>
+      <w:proofErr w:type="spellEnd"/>
+      <w:r>
+        <w:rPr>
+          <w:lang w:val="en-GB"/>
+        </w:rPr>
+        <w:t xml:space="preserve">", 9, </w:t>
+      </w:r>
+      <w:proofErr w:type="spellStart"/>
+      <w:r>
+        <w:rPr>
+          <w:lang w:val="en-GB"/>
+        </w:rPr>
+        <w:t>i</w:t>
+      </w:r>
+      <w:proofErr w:type="spellEnd"/>
+      <w:r>
+        <w:rPr>
+          <w:lang w:val="en-GB"/>
+        </w:rPr>
+        <w:t>));</w:t>
+      </w:r>
+      <w:r>
+        <w:rPr>
+          <w:lang w:val="en-GB"/>
+        </w:rPr>
+        <w:br/>
+      </w:r>
+      <w:r>
+        <w:rPr>
+          <w:lang w:val="en-GB"/>
+        </w:rPr>
+        <w:br/>
+        <w:t xml:space="preserve">                    </w:t>
+      </w:r>
+      <w:proofErr w:type="spellStart"/>
+      <w:r>
+        <w:rPr>
+          <w:lang w:val="en-GB"/>
+        </w:rPr>
+        <w:t>chessBoard.addPiece</w:t>
+      </w:r>
+      <w:proofErr w:type="spellEnd"/>
+      <w:r>
+        <w:rPr>
+          <w:lang w:val="en-GB"/>
+        </w:rPr>
+        <w:t xml:space="preserve">(new </w:t>
+      </w:r>
+      <w:proofErr w:type="spellStart"/>
+      <w:r>
+        <w:rPr>
+          <w:lang w:val="en-GB"/>
+        </w:rPr>
+        <w:t>Blocade</w:t>
+      </w:r>
+      <w:proofErr w:type="spellEnd"/>
+      <w:r>
+        <w:rPr>
+          <w:lang w:val="en-GB"/>
+        </w:rPr>
+        <w:t>("</w:t>
+      </w:r>
+      <w:proofErr w:type="spellStart"/>
+      <w:r>
+        <w:rPr>
+          <w:lang w:val="en-GB"/>
+        </w:rPr>
+        <w:t>blocade</w:t>
+      </w:r>
+      <w:proofErr w:type="spellEnd"/>
+      <w:r>
+        <w:rPr>
+          <w:lang w:val="en-GB"/>
+        </w:rPr>
+        <w:t xml:space="preserve">", 7, </w:t>
+      </w:r>
+      <w:proofErr w:type="spellStart"/>
+      <w:r>
+        <w:rPr>
+          <w:lang w:val="en-GB"/>
+        </w:rPr>
+        <w:t>i</w:t>
+      </w:r>
+      <w:proofErr w:type="spellEnd"/>
+      <w:r>
+        <w:rPr>
+          <w:lang w:val="en-GB"/>
+        </w:rPr>
+        <w:t>));</w:t>
+      </w:r>
+      <w:r>
+        <w:rPr>
+          <w:lang w:val="en-GB"/>
+        </w:rPr>
+        <w:br/>
+        <w:t xml:space="preserve">                    </w:t>
+      </w:r>
+      <w:proofErr w:type="spellStart"/>
+      <w:r>
+        <w:rPr>
+          <w:lang w:val="en-GB"/>
+        </w:rPr>
+        <w:t>chessBoard.addPiece</w:t>
+      </w:r>
+      <w:proofErr w:type="spellEnd"/>
+      <w:r>
+        <w:rPr>
+          <w:lang w:val="en-GB"/>
+        </w:rPr>
+        <w:t xml:space="preserve">(new </w:t>
+      </w:r>
+      <w:proofErr w:type="spellStart"/>
+      <w:r>
+        <w:rPr>
+          <w:lang w:val="en-GB"/>
+        </w:rPr>
+        <w:t>Blocade</w:t>
+      </w:r>
+      <w:proofErr w:type="spellEnd"/>
+      <w:r>
+        <w:rPr>
+          <w:lang w:val="en-GB"/>
+        </w:rPr>
+        <w:t>("</w:t>
+      </w:r>
+      <w:proofErr w:type="spellStart"/>
+      <w:r>
+        <w:rPr>
+          <w:lang w:val="en-GB"/>
+        </w:rPr>
+        <w:t>blocade</w:t>
+      </w:r>
+      <w:proofErr w:type="spellEnd"/>
+      <w:r>
+        <w:rPr>
+          <w:lang w:val="en-GB"/>
+        </w:rPr>
+        <w:t xml:space="preserve">", 9, </w:t>
+      </w:r>
+      <w:proofErr w:type="spellStart"/>
+      <w:r>
+        <w:rPr>
+          <w:lang w:val="en-GB"/>
+        </w:rPr>
+        <w:t>i</w:t>
+      </w:r>
+      <w:proofErr w:type="spellEnd"/>
+      <w:r>
+        <w:rPr>
+          <w:lang w:val="en-GB"/>
+        </w:rPr>
+        <w:t>));</w:t>
+      </w:r>
+      <w:r>
+        <w:rPr>
+          <w:lang w:val="en-GB"/>
+        </w:rPr>
+        <w:br/>
+        <w:t xml:space="preserve">                }</w:t>
+      </w:r>
+      <w:r>
+        <w:rPr>
+          <w:lang w:val="en-GB"/>
+        </w:rPr>
+        <w:br/>
+        <w:t xml:space="preserve">                </w:t>
+      </w:r>
+      <w:proofErr w:type="spellStart"/>
+      <w:r>
+        <w:rPr>
+          <w:lang w:val="en-GB"/>
+        </w:rPr>
+        <w:t>chessBoard.addPiece</w:t>
+      </w:r>
+      <w:proofErr w:type="spellEnd"/>
+      <w:r>
+        <w:rPr>
+          <w:lang w:val="en-GB"/>
+        </w:rPr>
+        <w:t xml:space="preserve">(new </w:t>
+      </w:r>
+      <w:proofErr w:type="spellStart"/>
+      <w:r>
+        <w:rPr>
+          <w:lang w:val="en-GB"/>
+        </w:rPr>
+        <w:t>Blocade</w:t>
+      </w:r>
+      <w:proofErr w:type="spellEnd"/>
+      <w:r>
+        <w:rPr>
+          <w:lang w:val="en-GB"/>
+        </w:rPr>
+        <w:t>("</w:t>
+      </w:r>
+      <w:proofErr w:type="spellStart"/>
+      <w:r>
+        <w:rPr>
+          <w:lang w:val="en-GB"/>
+        </w:rPr>
+        <w:t>blocade</w:t>
+      </w:r>
+      <w:proofErr w:type="spellEnd"/>
+      <w:r>
+        <w:rPr>
+          <w:lang w:val="en-GB"/>
+        </w:rPr>
+        <w:t>", 8,7));</w:t>
+      </w:r>
+      <w:r>
+        <w:rPr>
+          <w:lang w:val="en-GB"/>
+        </w:rPr>
+        <w:br/>
+      </w:r>
+      <w:r>
+        <w:rPr>
+          <w:lang w:val="en-GB"/>
+        </w:rPr>
+        <w:br/>
+        <w:t xml:space="preserve">                for (int </w:t>
+      </w:r>
+      <w:proofErr w:type="spellStart"/>
+      <w:r>
+        <w:rPr>
+          <w:lang w:val="en-GB"/>
+        </w:rPr>
+        <w:t>i</w:t>
+      </w:r>
+      <w:proofErr w:type="spellEnd"/>
+      <w:r>
+        <w:rPr>
+          <w:lang w:val="en-GB"/>
+        </w:rPr>
+        <w:t xml:space="preserve"> = 7; </w:t>
+      </w:r>
+      <w:proofErr w:type="spellStart"/>
+      <w:r>
+        <w:rPr>
+          <w:lang w:val="en-GB"/>
+        </w:rPr>
+        <w:t>i</w:t>
+      </w:r>
+      <w:proofErr w:type="spellEnd"/>
+      <w:r>
+        <w:rPr>
+          <w:lang w:val="en-GB"/>
+        </w:rPr>
+        <w:t xml:space="preserve"> &lt; 10; </w:t>
+      </w:r>
+      <w:proofErr w:type="spellStart"/>
+      <w:r>
+        <w:rPr>
+          <w:lang w:val="en-GB"/>
+        </w:rPr>
+        <w:t>i</w:t>
+      </w:r>
+      <w:proofErr w:type="spellEnd"/>
+      <w:r>
+        <w:rPr>
+          <w:lang w:val="en-GB"/>
+        </w:rPr>
+        <w:t>++){</w:t>
+      </w:r>
+      <w:r>
+        <w:rPr>
+          <w:lang w:val="en-GB"/>
+        </w:rPr>
+        <w:br/>
+        <w:t xml:space="preserve">                    for (int j = 0; j &lt; 5; </w:t>
+      </w:r>
+      <w:proofErr w:type="spellStart"/>
+      <w:r>
+        <w:rPr>
+          <w:lang w:val="en-GB"/>
+        </w:rPr>
+        <w:t>j++</w:t>
+      </w:r>
+      <w:proofErr w:type="spellEnd"/>
+      <w:r>
+        <w:rPr>
+          <w:lang w:val="en-GB"/>
+        </w:rPr>
+        <w:t>) {</w:t>
+      </w:r>
+      <w:r>
+        <w:rPr>
+          <w:lang w:val="en-GB"/>
+        </w:rPr>
+        <w:br/>
+      </w:r>
+      <w:r>
+        <w:rPr>
+          <w:lang w:val="en-GB"/>
+        </w:rPr>
+        <w:br/>
+        <w:t xml:space="preserve">                        </w:t>
+      </w:r>
+      <w:proofErr w:type="spellStart"/>
+      <w:r>
+        <w:rPr>
+          <w:lang w:val="en-GB"/>
+        </w:rPr>
+        <w:t>chessBoard.addWaterSquares</w:t>
+      </w:r>
+      <w:proofErr w:type="spellEnd"/>
+      <w:r>
+        <w:rPr>
+          <w:lang w:val="en-GB"/>
+        </w:rPr>
+        <w:t>(</w:t>
+      </w:r>
+      <w:proofErr w:type="spellStart"/>
+      <w:r>
+        <w:rPr>
+          <w:lang w:val="en-GB"/>
+        </w:rPr>
+        <w:t>i,j</w:t>
+      </w:r>
+      <w:proofErr w:type="spellEnd"/>
+      <w:r>
+        <w:rPr>
+          <w:lang w:val="en-GB"/>
+        </w:rPr>
+        <w:t>);</w:t>
+      </w:r>
+      <w:r>
+        <w:rPr>
+          <w:lang w:val="en-GB"/>
+        </w:rPr>
+        <w:br/>
+        <w:t xml:space="preserve">                    }</w:t>
+      </w:r>
+      <w:r>
+        <w:rPr>
+          <w:lang w:val="en-GB"/>
+        </w:rPr>
+        <w:br/>
+        <w:t xml:space="preserve">                }</w:t>
+      </w:r>
+      <w:r>
+        <w:rPr>
+          <w:lang w:val="en-GB"/>
+        </w:rPr>
+        <w:br/>
+      </w:r>
+      <w:r>
+        <w:rPr>
+          <w:lang w:val="en-GB"/>
+        </w:rPr>
+        <w:br/>
+        <w:t xml:space="preserve">            //Tutorial 2</w:t>
+      </w:r>
+      <w:r>
+        <w:rPr>
+          <w:lang w:val="en-GB"/>
+        </w:rPr>
+        <w:br/>
+        <w:t xml:space="preserve">                for (int </w:t>
+      </w:r>
+      <w:proofErr w:type="spellStart"/>
+      <w:r>
+        <w:rPr>
+          <w:lang w:val="en-GB"/>
+        </w:rPr>
+        <w:t>i</w:t>
+      </w:r>
+      <w:proofErr w:type="spellEnd"/>
+      <w:r>
+        <w:rPr>
+          <w:lang w:val="en-GB"/>
+        </w:rPr>
+        <w:t xml:space="preserve"> = 0; </w:t>
+      </w:r>
+      <w:proofErr w:type="spellStart"/>
+      <w:r>
+        <w:rPr>
+          <w:lang w:val="en-GB"/>
+        </w:rPr>
+        <w:t>i</w:t>
+      </w:r>
+      <w:proofErr w:type="spellEnd"/>
+      <w:r>
+        <w:rPr>
+          <w:lang w:val="en-GB"/>
+        </w:rPr>
+        <w:t xml:space="preserve"> &lt; 5; </w:t>
+      </w:r>
+      <w:proofErr w:type="spellStart"/>
+      <w:r>
+        <w:rPr>
+          <w:lang w:val="en-GB"/>
+        </w:rPr>
+        <w:t>i</w:t>
+      </w:r>
+      <w:proofErr w:type="spellEnd"/>
+      <w:r>
+        <w:rPr>
+          <w:lang w:val="en-GB"/>
+        </w:rPr>
+        <w:t>++){</w:t>
+      </w:r>
+      <w:r>
+        <w:rPr>
+          <w:lang w:val="en-GB"/>
+        </w:rPr>
+        <w:br/>
+        <w:t xml:space="preserve">                    for (int j = 0; j &lt; 5; </w:t>
+      </w:r>
+      <w:proofErr w:type="spellStart"/>
+      <w:r>
+        <w:rPr>
+          <w:lang w:val="en-GB"/>
+        </w:rPr>
+        <w:t>j++</w:t>
+      </w:r>
+      <w:proofErr w:type="spellEnd"/>
+      <w:r>
+        <w:rPr>
+          <w:lang w:val="en-GB"/>
+        </w:rPr>
+        <w:t>) {</w:t>
+      </w:r>
+      <w:r>
+        <w:rPr>
+          <w:lang w:val="en-GB"/>
+        </w:rPr>
+        <w:br/>
+      </w:r>
+      <w:r>
+        <w:rPr>
+          <w:lang w:val="en-GB"/>
+        </w:rPr>
+        <w:br/>
+      </w:r>
+      <w:r>
+        <w:rPr>
+          <w:lang w:val="en-GB"/>
+        </w:rPr>
+        <w:lastRenderedPageBreak/>
+        <w:t xml:space="preserve">                        </w:t>
+      </w:r>
+      <w:proofErr w:type="spellStart"/>
+      <w:r>
+        <w:rPr>
+          <w:lang w:val="en-GB"/>
+        </w:rPr>
+        <w:t>chessBoard.addPiece</w:t>
+      </w:r>
+      <w:proofErr w:type="spellEnd"/>
+      <w:r>
+        <w:rPr>
+          <w:lang w:val="en-GB"/>
+        </w:rPr>
+        <w:t xml:space="preserve">(new </w:t>
+      </w:r>
+      <w:proofErr w:type="spellStart"/>
+      <w:r>
+        <w:rPr>
+          <w:lang w:val="en-GB"/>
+        </w:rPr>
+        <w:t>Blocade</w:t>
+      </w:r>
+      <w:proofErr w:type="spellEnd"/>
+      <w:r>
+        <w:rPr>
+          <w:lang w:val="en-GB"/>
+        </w:rPr>
+        <w:t>("</w:t>
+      </w:r>
+      <w:proofErr w:type="spellStart"/>
+      <w:r>
+        <w:rPr>
+          <w:lang w:val="en-GB"/>
+        </w:rPr>
+        <w:t>blocade</w:t>
+      </w:r>
+      <w:proofErr w:type="spellEnd"/>
+      <w:r>
+        <w:rPr>
+          <w:lang w:val="en-GB"/>
+        </w:rPr>
+        <w:t xml:space="preserve">", </w:t>
+      </w:r>
+      <w:proofErr w:type="spellStart"/>
+      <w:r>
+        <w:rPr>
+          <w:lang w:val="en-GB"/>
+        </w:rPr>
+        <w:t>i</w:t>
+      </w:r>
+      <w:proofErr w:type="spellEnd"/>
+      <w:r>
+        <w:rPr>
+          <w:lang w:val="en-GB"/>
+        </w:rPr>
+        <w:t>, j));</w:t>
+      </w:r>
+      <w:r>
+        <w:rPr>
+          <w:lang w:val="en-GB"/>
+        </w:rPr>
+        <w:br/>
+        <w:t xml:space="preserve">                    }</w:t>
+      </w:r>
+      <w:r>
+        <w:rPr>
+          <w:lang w:val="en-GB"/>
+        </w:rPr>
+        <w:br/>
+        <w:t xml:space="preserve">                }</w:t>
+      </w:r>
+      <w:r>
+        <w:rPr>
+          <w:lang w:val="en-GB"/>
+        </w:rPr>
+        <w:br/>
+      </w:r>
+      <w:r>
+        <w:rPr>
+          <w:lang w:val="en-GB"/>
+        </w:rPr>
+        <w:br/>
+        <w:t xml:space="preserve">        </w:t>
+      </w:r>
+      <w:proofErr w:type="spellStart"/>
+      <w:r>
+        <w:rPr>
+          <w:lang w:val="en-GB"/>
+        </w:rPr>
+        <w:t>chessBoard.addPiece</w:t>
+      </w:r>
+      <w:proofErr w:type="spellEnd"/>
+      <w:r>
+        <w:rPr>
+          <w:lang w:val="en-GB"/>
+        </w:rPr>
+        <w:t>(king3);</w:t>
+      </w:r>
+      <w:r>
+        <w:rPr>
+          <w:lang w:val="en-GB"/>
+        </w:rPr>
+        <w:br/>
+        <w:t xml:space="preserve">        </w:t>
+      </w:r>
+      <w:proofErr w:type="spellStart"/>
+      <w:r>
+        <w:rPr>
+          <w:lang w:val="en-GB"/>
+        </w:rPr>
+        <w:t>chessBoard.addPiece</w:t>
+      </w:r>
+      <w:proofErr w:type="spellEnd"/>
+      <w:r>
+        <w:rPr>
+          <w:lang w:val="en-GB"/>
+        </w:rPr>
+        <w:t>(airplane);</w:t>
+      </w:r>
+      <w:r>
+        <w:rPr>
+          <w:lang w:val="en-GB"/>
+        </w:rPr>
+        <w:br/>
+        <w:t xml:space="preserve">        </w:t>
+      </w:r>
+      <w:proofErr w:type="spellStart"/>
+      <w:r>
+        <w:rPr>
+          <w:lang w:val="en-GB"/>
+        </w:rPr>
+        <w:t>chessBoard.addPromotionSquares</w:t>
+      </w:r>
+      <w:proofErr w:type="spellEnd"/>
+      <w:r>
+        <w:rPr>
+          <w:lang w:val="en-GB"/>
+        </w:rPr>
+        <w:t>(1,2,Colour.</w:t>
+      </w:r>
+      <w:r>
+        <w:rPr>
+          <w:i/>
+          <w:iCs/>
+          <w:lang w:val="en-GB"/>
+        </w:rPr>
+        <w:t>White</w:t>
+      </w:r>
+      <w:r>
+        <w:rPr>
+          <w:lang w:val="en-GB"/>
+        </w:rPr>
+        <w:t>);</w:t>
+      </w:r>
+      <w:r>
+        <w:rPr>
+          <w:lang w:val="en-GB"/>
+        </w:rPr>
+        <w:br/>
+      </w:r>
+      <w:r>
+        <w:rPr>
+          <w:lang w:val="en-GB"/>
+        </w:rPr>
+        <w:br/>
+      </w:r>
+      <w:r>
+        <w:rPr>
+          <w:lang w:val="en-GB"/>
+        </w:rPr>
+        <w:br/>
+      </w:r>
+      <w:r>
+        <w:rPr>
+          <w:lang w:val="en-GB"/>
+        </w:rPr>
+        <w:br/>
+        <w:t xml:space="preserve">        // Tutorial 1</w:t>
+      </w:r>
+      <w:r>
+        <w:rPr>
+          <w:lang w:val="en-GB"/>
+        </w:rPr>
+        <w:br/>
+        <w:t xml:space="preserve">        </w:t>
+      </w:r>
+      <w:proofErr w:type="spellStart"/>
+      <w:r>
+        <w:rPr>
+          <w:lang w:val="en-GB"/>
+        </w:rPr>
+        <w:t>chessBoard.addPiece</w:t>
+      </w:r>
+      <w:proofErr w:type="spellEnd"/>
+      <w:r>
+        <w:rPr>
+          <w:lang w:val="en-GB"/>
+        </w:rPr>
+        <w:t>(</w:t>
+      </w:r>
+      <w:proofErr w:type="spellStart"/>
+      <w:r>
+        <w:rPr>
+          <w:lang w:val="en-GB"/>
+        </w:rPr>
+        <w:t>landCarrier</w:t>
+      </w:r>
+      <w:proofErr w:type="spellEnd"/>
+      <w:r>
+        <w:rPr>
+          <w:lang w:val="en-GB"/>
+        </w:rPr>
+        <w:t>);</w:t>
+      </w:r>
+      <w:r>
+        <w:rPr>
+          <w:lang w:val="en-GB"/>
+        </w:rPr>
+        <w:br/>
+        <w:t xml:space="preserve">        </w:t>
+      </w:r>
+      <w:proofErr w:type="spellStart"/>
+      <w:r>
+        <w:rPr>
+          <w:lang w:val="en-GB"/>
+        </w:rPr>
+        <w:t>chessBoard.addPiece</w:t>
+      </w:r>
+      <w:proofErr w:type="spellEnd"/>
+      <w:r>
+        <w:rPr>
+          <w:lang w:val="en-GB"/>
+        </w:rPr>
+        <w:t>(bishop);</w:t>
+      </w:r>
+      <w:r>
+        <w:rPr>
+          <w:lang w:val="en-GB"/>
+        </w:rPr>
+        <w:br/>
+        <w:t xml:space="preserve">        </w:t>
+      </w:r>
+      <w:proofErr w:type="spellStart"/>
+      <w:r>
+        <w:rPr>
+          <w:lang w:val="en-GB"/>
+        </w:rPr>
+        <w:t>chessBoard.addPiece</w:t>
+      </w:r>
+      <w:proofErr w:type="spellEnd"/>
+      <w:r>
+        <w:rPr>
+          <w:lang w:val="en-GB"/>
+        </w:rPr>
+        <w:t>(king2);</w:t>
+      </w:r>
+      <w:r>
+        <w:rPr>
+          <w:lang w:val="en-GB"/>
+        </w:rPr>
+        <w:br/>
+        <w:t xml:space="preserve">        for(int j = 0;j&lt;7;j++){</w:t>
+      </w:r>
+      <w:r>
+        <w:rPr>
+          <w:lang w:val="en-GB"/>
+        </w:rPr>
+        <w:br/>
+        <w:t xml:space="preserve">            </w:t>
+      </w:r>
+      <w:proofErr w:type="spellStart"/>
+      <w:r>
+        <w:rPr>
+          <w:lang w:val="en-GB"/>
+        </w:rPr>
+        <w:t>chessBoard.addPiece</w:t>
+      </w:r>
+      <w:proofErr w:type="spellEnd"/>
+      <w:r>
+        <w:rPr>
+          <w:lang w:val="en-GB"/>
+        </w:rPr>
+        <w:t xml:space="preserve">(new </w:t>
+      </w:r>
+      <w:proofErr w:type="spellStart"/>
+      <w:r>
+        <w:rPr>
+          <w:lang w:val="en-GB"/>
+        </w:rPr>
+        <w:t>Blocade</w:t>
+      </w:r>
+      <w:proofErr w:type="spellEnd"/>
+      <w:r>
+        <w:rPr>
+          <w:lang w:val="en-GB"/>
+        </w:rPr>
+        <w:t>("blocade",j,5));</w:t>
+      </w:r>
+      <w:r>
+        <w:rPr>
+          <w:lang w:val="en-GB"/>
+        </w:rPr>
+        <w:br/>
         <w:t xml:space="preserve">        }</w:t>
       </w:r>
       <w:r>
@@ -10094,96 +12993,376 @@
           <w:lang w:val="en-GB"/>
         </w:rPr>
         <w:br/>
-      </w:r>
-      <w:r>
-        <w:rPr>
-          <w:lang w:val="en-GB"/>
-        </w:rPr>
-        <w:br/>
-        <w:t xml:space="preserve">        </w:t>
-      </w:r>
-      <w:proofErr w:type="spellStart"/>
-      <w:r>
-        <w:rPr>
-          <w:lang w:val="en-GB"/>
-        </w:rPr>
-        <w:t>chessBoard.addPiece</w:t>
-      </w:r>
-      <w:proofErr w:type="spellEnd"/>
-      <w:r>
-        <w:rPr>
-          <w:lang w:val="en-GB"/>
-        </w:rPr>
-        <w:t>(king1);</w:t>
-      </w:r>
-      <w:r>
-        <w:rPr>
-          <w:lang w:val="en-GB"/>
-        </w:rPr>
-        <w:br/>
-        <w:t xml:space="preserve">        </w:t>
-      </w:r>
-      <w:proofErr w:type="spellStart"/>
-      <w:r>
-        <w:rPr>
-          <w:lang w:val="en-GB"/>
-        </w:rPr>
-        <w:t>chessBoard.addPiece</w:t>
-      </w:r>
-      <w:proofErr w:type="spellEnd"/>
-      <w:r>
-        <w:rPr>
-          <w:lang w:val="en-GB"/>
-        </w:rPr>
-        <w:t>(king2);</w:t>
-      </w:r>
-      <w:r>
-        <w:rPr>
-          <w:lang w:val="en-GB"/>
-        </w:rPr>
-        <w:br/>
-        <w:t xml:space="preserve">        </w:t>
-      </w:r>
-      <w:proofErr w:type="spellStart"/>
-      <w:r>
-        <w:rPr>
-          <w:lang w:val="en-GB"/>
-        </w:rPr>
-        <w:t>chessBoard.addPiece</w:t>
-      </w:r>
-      <w:proofErr w:type="spellEnd"/>
-      <w:r>
-        <w:rPr>
-          <w:lang w:val="en-GB"/>
-        </w:rPr>
-        <w:t>(king3);</w:t>
-      </w:r>
-      <w:r>
-        <w:rPr>
-          <w:lang w:val="en-GB"/>
-        </w:rPr>
-        <w:br/>
-        <w:t xml:space="preserve">        </w:t>
-      </w:r>
-      <w:proofErr w:type="spellStart"/>
-      <w:r>
-        <w:rPr>
-          <w:lang w:val="en-GB"/>
-        </w:rPr>
-        <w:t>chessBoard.addPiece</w:t>
-      </w:r>
-      <w:proofErr w:type="spellEnd"/>
-      <w:r>
-        <w:rPr>
-          <w:lang w:val="en-GB"/>
-        </w:rPr>
-        <w:t>(king4);</w:t>
-      </w:r>
-      <w:r>
-        <w:rPr>
-          <w:lang w:val="en-GB"/>
-        </w:rPr>
-        <w:br/>
+        <w:t xml:space="preserve">        for(int j = 6;j&lt;10;j++){</w:t>
+      </w:r>
+      <w:r>
+        <w:rPr>
+          <w:lang w:val="en-GB"/>
+        </w:rPr>
+        <w:br/>
+        <w:t xml:space="preserve">            </w:t>
+      </w:r>
+      <w:proofErr w:type="spellStart"/>
+      <w:r>
+        <w:rPr>
+          <w:lang w:val="en-GB"/>
+        </w:rPr>
+        <w:t>chessBoard.addPiece</w:t>
+      </w:r>
+      <w:proofErr w:type="spellEnd"/>
+      <w:r>
+        <w:rPr>
+          <w:lang w:val="en-GB"/>
+        </w:rPr>
+        <w:t xml:space="preserve">(new </w:t>
+      </w:r>
+      <w:proofErr w:type="spellStart"/>
+      <w:r>
+        <w:rPr>
+          <w:lang w:val="en-GB"/>
+        </w:rPr>
+        <w:t>Blocade</w:t>
+      </w:r>
+      <w:proofErr w:type="spellEnd"/>
+      <w:r>
+        <w:rPr>
+          <w:lang w:val="en-GB"/>
+        </w:rPr>
+        <w:t>("blocade",6,j));</w:t>
+      </w:r>
+      <w:r>
+        <w:rPr>
+          <w:lang w:val="en-GB"/>
+        </w:rPr>
+        <w:br/>
+        <w:t xml:space="preserve">        }</w:t>
+      </w:r>
+      <w:r>
+        <w:rPr>
+          <w:lang w:val="en-GB"/>
+        </w:rPr>
+        <w:br/>
+        <w:t xml:space="preserve">        </w:t>
+      </w:r>
+      <w:proofErr w:type="spellStart"/>
+      <w:r>
+        <w:rPr>
+          <w:lang w:val="en-GB"/>
+        </w:rPr>
+        <w:t>chessBoard.addPiece</w:t>
+      </w:r>
+      <w:proofErr w:type="spellEnd"/>
+      <w:r>
+        <w:rPr>
+          <w:lang w:val="en-GB"/>
+        </w:rPr>
+        <w:t xml:space="preserve">(new </w:t>
+      </w:r>
+      <w:proofErr w:type="spellStart"/>
+      <w:r>
+        <w:rPr>
+          <w:lang w:val="en-GB"/>
+        </w:rPr>
+        <w:t>Blocade</w:t>
+      </w:r>
+      <w:proofErr w:type="spellEnd"/>
+      <w:r>
+        <w:rPr>
+          <w:lang w:val="en-GB"/>
+        </w:rPr>
+        <w:t>("blocade",3,6));</w:t>
+      </w:r>
+      <w:r>
+        <w:rPr>
+          <w:lang w:val="en-GB"/>
+        </w:rPr>
+        <w:br/>
+        <w:t xml:space="preserve">        </w:t>
+      </w:r>
+      <w:proofErr w:type="spellStart"/>
+      <w:r>
+        <w:rPr>
+          <w:lang w:val="en-GB"/>
+        </w:rPr>
+        <w:t>chessBoard.addPiece</w:t>
+      </w:r>
+      <w:proofErr w:type="spellEnd"/>
+      <w:r>
+        <w:rPr>
+          <w:lang w:val="en-GB"/>
+        </w:rPr>
+        <w:t xml:space="preserve">(new </w:t>
+      </w:r>
+      <w:proofErr w:type="spellStart"/>
+      <w:r>
+        <w:rPr>
+          <w:lang w:val="en-GB"/>
+        </w:rPr>
+        <w:t>Blocade</w:t>
+      </w:r>
+      <w:proofErr w:type="spellEnd"/>
+      <w:r>
+        <w:rPr>
+          <w:lang w:val="en-GB"/>
+        </w:rPr>
+        <w:t>("blocade",3,8));</w:t>
+      </w:r>
+      <w:r>
+        <w:rPr>
+          <w:lang w:val="en-GB"/>
+        </w:rPr>
+        <w:br/>
+        <w:t xml:space="preserve">        </w:t>
+      </w:r>
+      <w:proofErr w:type="spellStart"/>
+      <w:r>
+        <w:rPr>
+          <w:lang w:val="en-GB"/>
+        </w:rPr>
+        <w:t>chessBoard.addPiece</w:t>
+      </w:r>
+      <w:proofErr w:type="spellEnd"/>
+      <w:r>
+        <w:rPr>
+          <w:lang w:val="en-GB"/>
+        </w:rPr>
+        <w:t xml:space="preserve">(new </w:t>
+      </w:r>
+      <w:proofErr w:type="spellStart"/>
+      <w:r>
+        <w:rPr>
+          <w:lang w:val="en-GB"/>
+        </w:rPr>
+        <w:t>Blocade</w:t>
+      </w:r>
+      <w:proofErr w:type="spellEnd"/>
+      <w:r>
+        <w:rPr>
+          <w:lang w:val="en-GB"/>
+        </w:rPr>
+        <w:t>("blocade",3,9));</w:t>
+      </w:r>
+      <w:r>
+        <w:rPr>
+          <w:lang w:val="en-GB"/>
+        </w:rPr>
+        <w:br/>
+      </w:r>
+      <w:r>
+        <w:rPr>
+          <w:lang w:val="en-GB"/>
+        </w:rPr>
+        <w:br/>
+        <w:t xml:space="preserve">        </w:t>
+      </w:r>
+      <w:proofErr w:type="spellStart"/>
+      <w:r>
+        <w:rPr>
+          <w:lang w:val="en-GB"/>
+        </w:rPr>
+        <w:t>chessBoard.addPiece</w:t>
+      </w:r>
+      <w:proofErr w:type="spellEnd"/>
+      <w:r>
+        <w:rPr>
+          <w:lang w:val="en-GB"/>
+        </w:rPr>
+        <w:t xml:space="preserve">(new </w:t>
+      </w:r>
+      <w:proofErr w:type="spellStart"/>
+      <w:r>
+        <w:rPr>
+          <w:lang w:val="en-GB"/>
+        </w:rPr>
+        <w:t>Blocade</w:t>
+      </w:r>
+      <w:proofErr w:type="spellEnd"/>
+      <w:r>
+        <w:rPr>
+          <w:lang w:val="en-GB"/>
+        </w:rPr>
+        <w:t>("blocade",4,6));</w:t>
+      </w:r>
+      <w:r>
+        <w:rPr>
+          <w:lang w:val="en-GB"/>
+        </w:rPr>
+        <w:br/>
+        <w:t xml:space="preserve">        </w:t>
+      </w:r>
+      <w:proofErr w:type="spellStart"/>
+      <w:r>
+        <w:rPr>
+          <w:lang w:val="en-GB"/>
+        </w:rPr>
+        <w:t>chessBoard.addPiece</w:t>
+      </w:r>
+      <w:proofErr w:type="spellEnd"/>
+      <w:r>
+        <w:rPr>
+          <w:lang w:val="en-GB"/>
+        </w:rPr>
+        <w:t xml:space="preserve">(new </w:t>
+      </w:r>
+      <w:proofErr w:type="spellStart"/>
+      <w:r>
+        <w:rPr>
+          <w:lang w:val="en-GB"/>
+        </w:rPr>
+        <w:t>Blocade</w:t>
+      </w:r>
+      <w:proofErr w:type="spellEnd"/>
+      <w:r>
+        <w:rPr>
+          <w:lang w:val="en-GB"/>
+        </w:rPr>
+        <w:t>("blocade",4,7));</w:t>
+      </w:r>
+      <w:r>
+        <w:rPr>
+          <w:lang w:val="en-GB"/>
+        </w:rPr>
+        <w:br/>
+        <w:t xml:space="preserve">        </w:t>
+      </w:r>
+      <w:proofErr w:type="spellStart"/>
+      <w:r>
+        <w:rPr>
+          <w:lang w:val="en-GB"/>
+        </w:rPr>
+        <w:t>chessBoard.addPiece</w:t>
+      </w:r>
+      <w:proofErr w:type="spellEnd"/>
+      <w:r>
+        <w:rPr>
+          <w:lang w:val="en-GB"/>
+        </w:rPr>
+        <w:t xml:space="preserve">(new </w:t>
+      </w:r>
+      <w:proofErr w:type="spellStart"/>
+      <w:r>
+        <w:rPr>
+          <w:lang w:val="en-GB"/>
+        </w:rPr>
+        <w:t>Blocade</w:t>
+      </w:r>
+      <w:proofErr w:type="spellEnd"/>
+      <w:r>
+        <w:rPr>
+          <w:lang w:val="en-GB"/>
+        </w:rPr>
+        <w:t>("blocade",4,9));</w:t>
+      </w:r>
+      <w:r>
+        <w:rPr>
+          <w:lang w:val="en-GB"/>
+        </w:rPr>
+        <w:br/>
+      </w:r>
+      <w:r>
+        <w:rPr>
+          <w:lang w:val="en-GB"/>
+        </w:rPr>
+        <w:br/>
+        <w:t xml:space="preserve">        </w:t>
+      </w:r>
+      <w:proofErr w:type="spellStart"/>
+      <w:r>
+        <w:rPr>
+          <w:lang w:val="en-GB"/>
+        </w:rPr>
+        <w:t>chessBoard.addPiece</w:t>
+      </w:r>
+      <w:proofErr w:type="spellEnd"/>
+      <w:r>
+        <w:rPr>
+          <w:lang w:val="en-GB"/>
+        </w:rPr>
+        <w:t xml:space="preserve">(new </w:t>
+      </w:r>
+      <w:proofErr w:type="spellStart"/>
+      <w:r>
+        <w:rPr>
+          <w:lang w:val="en-GB"/>
+        </w:rPr>
+        <w:t>Blocade</w:t>
+      </w:r>
+      <w:proofErr w:type="spellEnd"/>
+      <w:r>
+        <w:rPr>
+          <w:lang w:val="en-GB"/>
+        </w:rPr>
+        <w:t>("blocade",5,6));</w:t>
+      </w:r>
+      <w:r>
+        <w:rPr>
+          <w:lang w:val="en-GB"/>
+        </w:rPr>
+        <w:br/>
+        <w:t xml:space="preserve">        </w:t>
+      </w:r>
+      <w:proofErr w:type="spellStart"/>
+      <w:r>
+        <w:rPr>
+          <w:lang w:val="en-GB"/>
+        </w:rPr>
+        <w:t>chessBoard.addPiece</w:t>
+      </w:r>
+      <w:proofErr w:type="spellEnd"/>
+      <w:r>
+        <w:rPr>
+          <w:lang w:val="en-GB"/>
+        </w:rPr>
+        <w:t xml:space="preserve">(new </w:t>
+      </w:r>
+      <w:proofErr w:type="spellStart"/>
+      <w:r>
+        <w:rPr>
+          <w:lang w:val="en-GB"/>
+        </w:rPr>
+        <w:t>Blocade</w:t>
+      </w:r>
+      <w:proofErr w:type="spellEnd"/>
+      <w:r>
+        <w:rPr>
+          <w:lang w:val="en-GB"/>
+        </w:rPr>
+        <w:t>("blocade",5,7));</w:t>
+      </w:r>
+      <w:r>
+        <w:rPr>
+          <w:lang w:val="en-GB"/>
+        </w:rPr>
+        <w:br/>
+        <w:t xml:space="preserve">        </w:t>
+      </w:r>
+      <w:proofErr w:type="spellStart"/>
+      <w:r>
+        <w:rPr>
+          <w:lang w:val="en-GB"/>
+        </w:rPr>
+        <w:t>chessBoard.addPiece</w:t>
+      </w:r>
+      <w:proofErr w:type="spellEnd"/>
+      <w:r>
+        <w:rPr>
+          <w:lang w:val="en-GB"/>
+        </w:rPr>
+        <w:t xml:space="preserve">(new </w:t>
+      </w:r>
+      <w:proofErr w:type="spellStart"/>
+      <w:r>
+        <w:rPr>
+          <w:lang w:val="en-GB"/>
+        </w:rPr>
+        <w:t>Blocade</w:t>
+      </w:r>
+      <w:proofErr w:type="spellEnd"/>
+      <w:r>
+        <w:rPr>
+          <w:lang w:val="en-GB"/>
+        </w:rPr>
+        <w:t>("blocade",5,8));</w:t>
       </w:r>
       <w:r>
         <w:rPr>
@@ -10241,6 +13420,504 @@
       </w:r>
       <w:proofErr w:type="spellEnd"/>
     </w:p>
+    <w:p>
+      <w:pPr>
+        <w:rPr>
+          <w:lang w:val="en-GB"/>
+        </w:rPr>
+      </w:pPr>
+    </w:p>
+    <w:p>
+      <w:pPr>
+        <w:rPr>
+          <w:lang w:val="en-GB"/>
+        </w:rPr>
+      </w:pPr>
+    </w:p>
+    <w:p>
+      <w:pPr>
+        <w:rPr>
+          <w:lang w:val="en-GB"/>
+        </w:rPr>
+      </w:pPr>
+    </w:p>
+    <w:p>
+      <w:pPr>
+        <w:rPr>
+          <w:lang w:val="en-GB"/>
+        </w:rPr>
+      </w:pPr>
+    </w:p>
+    <w:sdt>
+      <w:sdtPr>
+        <w:id w:val="-131398642"/>
+        <w:docPartObj>
+          <w:docPartGallery w:val="Table of Contents"/>
+          <w:docPartUnique/>
+        </w:docPartObj>
+      </w:sdtPr>
+      <w:sdtEndPr>
+        <w:rPr>
+          <w:rFonts w:asciiTheme="minorHAnsi" w:eastAsiaTheme="minorHAnsi" w:hAnsiTheme="minorHAnsi" w:cstheme="minorBidi"/>
+          <w:b/>
+          <w:bCs/>
+          <w:color w:val="auto"/>
+          <w:kern w:val="2"/>
+          <w:sz w:val="24"/>
+          <w:szCs w:val="24"/>
+          <w:lang w:val="cs-CZ" w:eastAsia="en-US"/>
+          <w14:ligatures w14:val="standardContextual"/>
+        </w:rPr>
+      </w:sdtEndPr>
+      <w:sdtContent>
+        <w:p>
+          <w:pPr>
+            <w:pStyle w:val="Nadpisobsahu"/>
+          </w:pPr>
+          <w:r>
+            <w:t>Contents</w:t>
+          </w:r>
+        </w:p>
+        <w:p>
+          <w:pPr>
+            <w:pStyle w:val="Obsah3"/>
+            <w:tabs>
+              <w:tab w:val="right" w:leader="dot" w:pos="9062"/>
+            </w:tabs>
+            <w:rPr>
+              <w:rFonts w:eastAsiaTheme="minorEastAsia"/>
+              <w:noProof/>
+              <w:lang w:val="en-GB" w:eastAsia="en-GB"/>
+            </w:rPr>
+          </w:pPr>
+          <w:r>
+            <w:fldChar w:fldCharType="begin"/>
+          </w:r>
+          <w:r>
+            <w:instrText xml:space="preserve"> TOC \o "1-3" \h \z \u </w:instrText>
+          </w:r>
+          <w:r>
+            <w:fldChar w:fldCharType="separate"/>
+          </w:r>
+          <w:hyperlink w:anchor="_Toc239881626" w:history="1">
+            <w:r>
+              <w:rPr>
+                <w:rStyle w:val="Hypertextovodkaz"/>
+                <w:noProof/>
+              </w:rPr>
+              <w:t>Standard</w:t>
+            </w:r>
+            <w:r>
+              <w:rPr>
+                <w:noProof/>
+                <w:webHidden/>
+              </w:rPr>
+              <w:tab/>
+            </w:r>
+            <w:r>
+              <w:rPr>
+                <w:noProof/>
+                <w:webHidden/>
+              </w:rPr>
+              <w:fldChar w:fldCharType="begin"/>
+            </w:r>
+            <w:r>
+              <w:rPr>
+                <w:noProof/>
+                <w:webHidden/>
+              </w:rPr>
+              <w:instrText xml:space="preserve"> PAGEREF _Toc239881626 \h </w:instrText>
+            </w:r>
+            <w:r>
+              <w:rPr>
+                <w:noProof/>
+                <w:webHidden/>
+              </w:rPr>
+            </w:r>
+            <w:r>
+              <w:rPr>
+                <w:noProof/>
+                <w:webHidden/>
+              </w:rPr>
+              <w:fldChar w:fldCharType="separate"/>
+            </w:r>
+            <w:r>
+              <w:rPr>
+                <w:noProof/>
+                <w:webHidden/>
+              </w:rPr>
+              <w:t>1</w:t>
+            </w:r>
+            <w:r>
+              <w:rPr>
+                <w:noProof/>
+                <w:webHidden/>
+              </w:rPr>
+              <w:fldChar w:fldCharType="end"/>
+            </w:r>
+          </w:hyperlink>
+        </w:p>
+        <w:p>
+          <w:pPr>
+            <w:pStyle w:val="Obsah3"/>
+            <w:tabs>
+              <w:tab w:val="right" w:leader="dot" w:pos="9062"/>
+            </w:tabs>
+            <w:rPr>
+              <w:rFonts w:eastAsiaTheme="minorEastAsia"/>
+              <w:noProof/>
+              <w:lang w:val="en-GB" w:eastAsia="en-GB"/>
+            </w:rPr>
+          </w:pPr>
+          <w:hyperlink w:anchor="_Toc239881627" w:history="1">
+            <w:r>
+              <w:rPr>
+                <w:rStyle w:val="Hypertextovodkaz"/>
+                <w:noProof/>
+              </w:rPr>
+              <w:t>fighter defense - map 1</w:t>
+            </w:r>
+            <w:r>
+              <w:rPr>
+                <w:noProof/>
+                <w:webHidden/>
+              </w:rPr>
+              <w:tab/>
+            </w:r>
+            <w:r>
+              <w:rPr>
+                <w:noProof/>
+                <w:webHidden/>
+              </w:rPr>
+              <w:fldChar w:fldCharType="begin"/>
+            </w:r>
+            <w:r>
+              <w:rPr>
+                <w:noProof/>
+                <w:webHidden/>
+              </w:rPr>
+              <w:instrText xml:space="preserve"> PAGEREF _Toc239881627 \h </w:instrText>
+            </w:r>
+            <w:r>
+              <w:rPr>
+                <w:noProof/>
+                <w:webHidden/>
+              </w:rPr>
+            </w:r>
+            <w:r>
+              <w:rPr>
+                <w:noProof/>
+                <w:webHidden/>
+              </w:rPr>
+              <w:fldChar w:fldCharType="separate"/>
+            </w:r>
+            <w:r>
+              <w:rPr>
+                <w:noProof/>
+                <w:webHidden/>
+              </w:rPr>
+              <w:t>3</w:t>
+            </w:r>
+            <w:r>
+              <w:rPr>
+                <w:noProof/>
+                <w:webHidden/>
+              </w:rPr>
+              <w:fldChar w:fldCharType="end"/>
+            </w:r>
+          </w:hyperlink>
+        </w:p>
+        <w:p>
+          <w:pPr>
+            <w:pStyle w:val="Obsah3"/>
+            <w:tabs>
+              <w:tab w:val="right" w:leader="dot" w:pos="9062"/>
+            </w:tabs>
+            <w:rPr>
+              <w:rFonts w:eastAsiaTheme="minorEastAsia"/>
+              <w:noProof/>
+              <w:lang w:val="en-GB" w:eastAsia="en-GB"/>
+            </w:rPr>
+          </w:pPr>
+          <w:hyperlink w:anchor="_Toc239881628" w:history="1">
+            <w:r>
+              <w:rPr>
+                <w:rStyle w:val="Hypertextovodkaz"/>
+                <w:noProof/>
+              </w:rPr>
+              <w:t>Water fight</w:t>
+            </w:r>
+            <w:r>
+              <w:rPr>
+                <w:noProof/>
+                <w:webHidden/>
+              </w:rPr>
+              <w:tab/>
+            </w:r>
+            <w:r>
+              <w:rPr>
+                <w:noProof/>
+                <w:webHidden/>
+              </w:rPr>
+              <w:fldChar w:fldCharType="begin"/>
+            </w:r>
+            <w:r>
+              <w:rPr>
+                <w:noProof/>
+                <w:webHidden/>
+              </w:rPr>
+              <w:instrText xml:space="preserve"> PAGEREF _Toc239881628 \h </w:instrText>
+            </w:r>
+            <w:r>
+              <w:rPr>
+                <w:noProof/>
+                <w:webHidden/>
+              </w:rPr>
+            </w:r>
+            <w:r>
+              <w:rPr>
+                <w:noProof/>
+                <w:webHidden/>
+              </w:rPr>
+              <w:fldChar w:fldCharType="separate"/>
+            </w:r>
+            <w:r>
+              <w:rPr>
+                <w:noProof/>
+                <w:webHidden/>
+              </w:rPr>
+              <w:t>8</w:t>
+            </w:r>
+            <w:r>
+              <w:rPr>
+                <w:noProof/>
+                <w:webHidden/>
+              </w:rPr>
+              <w:fldChar w:fldCharType="end"/>
+            </w:r>
+          </w:hyperlink>
+        </w:p>
+        <w:p>
+          <w:pPr>
+            <w:pStyle w:val="Obsah3"/>
+            <w:tabs>
+              <w:tab w:val="right" w:leader="dot" w:pos="9062"/>
+            </w:tabs>
+            <w:rPr>
+              <w:rFonts w:eastAsiaTheme="minorEastAsia"/>
+              <w:noProof/>
+              <w:lang w:val="en-GB" w:eastAsia="en-GB"/>
+            </w:rPr>
+          </w:pPr>
+          <w:hyperlink w:anchor="_Toc239881629" w:history="1">
+            <w:r>
+              <w:rPr>
+                <w:rStyle w:val="Hypertextovodkaz"/>
+                <w:noProof/>
+              </w:rPr>
+              <w:t>Test</w:t>
+            </w:r>
+            <w:r>
+              <w:rPr>
+                <w:noProof/>
+                <w:webHidden/>
+              </w:rPr>
+              <w:tab/>
+            </w:r>
+            <w:r>
+              <w:rPr>
+                <w:noProof/>
+                <w:webHidden/>
+              </w:rPr>
+              <w:fldChar w:fldCharType="begin"/>
+            </w:r>
+            <w:r>
+              <w:rPr>
+                <w:noProof/>
+                <w:webHidden/>
+              </w:rPr>
+              <w:instrText xml:space="preserve"> PAGEREF _Toc239881629 \h </w:instrText>
+            </w:r>
+            <w:r>
+              <w:rPr>
+                <w:noProof/>
+                <w:webHidden/>
+              </w:rPr>
+            </w:r>
+            <w:r>
+              <w:rPr>
+                <w:noProof/>
+                <w:webHidden/>
+              </w:rPr>
+              <w:fldChar w:fldCharType="separate"/>
+            </w:r>
+            <w:r>
+              <w:rPr>
+                <w:noProof/>
+                <w:webHidden/>
+              </w:rPr>
+              <w:t>11</w:t>
+            </w:r>
+            <w:r>
+              <w:rPr>
+                <w:noProof/>
+                <w:webHidden/>
+              </w:rPr>
+              <w:fldChar w:fldCharType="end"/>
+            </w:r>
+          </w:hyperlink>
+        </w:p>
+        <w:p>
+          <w:pPr>
+            <w:pStyle w:val="Obsah3"/>
+            <w:tabs>
+              <w:tab w:val="right" w:leader="dot" w:pos="9062"/>
+            </w:tabs>
+            <w:rPr>
+              <w:rFonts w:eastAsiaTheme="minorEastAsia"/>
+              <w:noProof/>
+              <w:lang w:val="en-GB" w:eastAsia="en-GB"/>
+            </w:rPr>
+          </w:pPr>
+          <w:hyperlink w:anchor="_Toc239881630" w:history="1">
+            <w:r>
+              <w:rPr>
+                <w:rStyle w:val="Hypertextovodkaz"/>
+                <w:noProof/>
+              </w:rPr>
+              <w:t>XXL chess (rip of)</w:t>
+            </w:r>
+            <w:r>
+              <w:rPr>
+                <w:noProof/>
+                <w:webHidden/>
+              </w:rPr>
+              <w:tab/>
+            </w:r>
+            <w:r>
+              <w:rPr>
+                <w:noProof/>
+                <w:webHidden/>
+              </w:rPr>
+              <w:fldChar w:fldCharType="begin"/>
+            </w:r>
+            <w:r>
+              <w:rPr>
+                <w:noProof/>
+                <w:webHidden/>
+              </w:rPr>
+              <w:instrText xml:space="preserve"> PAGEREF _Toc239881630 \h </w:instrText>
+            </w:r>
+            <w:r>
+              <w:rPr>
+                <w:noProof/>
+                <w:webHidden/>
+              </w:rPr>
+            </w:r>
+            <w:r>
+              <w:rPr>
+                <w:noProof/>
+                <w:webHidden/>
+              </w:rPr>
+              <w:fldChar w:fldCharType="separate"/>
+            </w:r>
+            <w:r>
+              <w:rPr>
+                <w:noProof/>
+                <w:webHidden/>
+              </w:rPr>
+              <w:t>14</w:t>
+            </w:r>
+            <w:r>
+              <w:rPr>
+                <w:noProof/>
+                <w:webHidden/>
+              </w:rPr>
+              <w:fldChar w:fldCharType="end"/>
+            </w:r>
+          </w:hyperlink>
+        </w:p>
+        <w:p>
+          <w:pPr>
+            <w:pStyle w:val="Obsah3"/>
+            <w:tabs>
+              <w:tab w:val="right" w:leader="dot" w:pos="9062"/>
+            </w:tabs>
+            <w:rPr>
+              <w:rFonts w:eastAsiaTheme="minorEastAsia"/>
+              <w:noProof/>
+              <w:lang w:val="en-GB" w:eastAsia="en-GB"/>
+            </w:rPr>
+          </w:pPr>
+          <w:hyperlink w:anchor="_Toc239881631" w:history="1">
+            <w:r>
+              <w:rPr>
+                <w:rStyle w:val="Hypertextovodkaz"/>
+                <w:noProof/>
+              </w:rPr>
+              <w:t>tutorial - Kill all kings as white - Map 0</w:t>
+            </w:r>
+            <w:r>
+              <w:rPr>
+                <w:noProof/>
+                <w:webHidden/>
+              </w:rPr>
+              <w:tab/>
+            </w:r>
+            <w:r>
+              <w:rPr>
+                <w:noProof/>
+                <w:webHidden/>
+              </w:rPr>
+              <w:fldChar w:fldCharType="begin"/>
+            </w:r>
+            <w:r>
+              <w:rPr>
+                <w:noProof/>
+                <w:webHidden/>
+              </w:rPr>
+              <w:instrText xml:space="preserve"> PAGEREF _Toc239881631 \h </w:instrText>
+            </w:r>
+            <w:r>
+              <w:rPr>
+                <w:noProof/>
+                <w:webHidden/>
+              </w:rPr>
+            </w:r>
+            <w:r>
+              <w:rPr>
+                <w:noProof/>
+                <w:webHidden/>
+              </w:rPr>
+              <w:fldChar w:fldCharType="separate"/>
+            </w:r>
+            <w:r>
+              <w:rPr>
+                <w:noProof/>
+                <w:webHidden/>
+              </w:rPr>
+              <w:t>15</w:t>
+            </w:r>
+            <w:r>
+              <w:rPr>
+                <w:noProof/>
+                <w:webHidden/>
+              </w:rPr>
+              <w:fldChar w:fldCharType="end"/>
+            </w:r>
+          </w:hyperlink>
+        </w:p>
+        <w:p>
+          <w:r>
+            <w:rPr>
+              <w:b/>
+              <w:bCs/>
+            </w:rPr>
+            <w:fldChar w:fldCharType="end"/>
+          </w:r>
+        </w:p>
+      </w:sdtContent>
+    </w:sdt>
     <w:p/>
     <w:sectPr>
       <w:pgSz w:w="11906" w:h="16838"/>
@@ -11167,6 +14844,50 @@
       <w:spacing w:val="5"/>
     </w:rPr>
   </w:style>
+  <w:style w:type="paragraph" w:styleId="Nadpisobsahu">
+    <w:name w:val="TOC Heading"/>
+    <w:basedOn w:val="Nadpis1"/>
+    <w:next w:val="Normln"/>
+    <w:uiPriority w:val="39"/>
+    <w:unhideWhenUsed/>
+    <w:qFormat/>
+    <w:rsid w:val="00D8577F"/>
+    <w:pPr>
+      <w:spacing w:before="240" w:after="0" w:line="259" w:lineRule="auto"/>
+      <w:outlineLvl w:val="9"/>
+    </w:pPr>
+    <w:rPr>
+      <w:kern w:val="0"/>
+      <w:sz w:val="32"/>
+      <w:szCs w:val="32"/>
+      <w:lang w:val="en-GB" w:eastAsia="en-GB"/>
+      <w14:ligatures w14:val="none"/>
+    </w:rPr>
+  </w:style>
+  <w:style w:type="paragraph" w:styleId="Obsah3">
+    <w:name w:val="toc 3"/>
+    <w:basedOn w:val="Normln"/>
+    <w:next w:val="Normln"/>
+    <w:autoRedefine/>
+    <w:uiPriority w:val="39"/>
+    <w:unhideWhenUsed/>
+    <w:rsid w:val="00D8577F"/>
+    <w:pPr>
+      <w:spacing w:after="100"/>
+      <w:ind w:left="480"/>
+    </w:pPr>
+  </w:style>
+  <w:style w:type="character" w:styleId="Hypertextovodkaz">
+    <w:name w:val="Hyperlink"/>
+    <w:basedOn w:val="Standardnpsmoodstavce"/>
+    <w:uiPriority w:val="99"/>
+    <w:unhideWhenUsed/>
+    <w:rsid w:val="00D8577F"/>
+    <w:rPr>
+      <w:color w:val="467886" w:themeColor="hyperlink"/>
+      <w:u w:val="single"/>
+    </w:rPr>
+  </w:style>
 </w:styles>
 </file>
 
@@ -11483,4 +15204,16 @@
     </a:ext>
   </a:extLst>
 </a:theme>
+</file>
+
+<file path=customXml/item1.xml><?xml version="1.0" encoding="utf-8"?>
+<b:Sources xmlns:b="http://schemas.openxmlformats.org/officeDocument/2006/bibliography" xmlns="http://schemas.openxmlformats.org/officeDocument/2006/bibliography" SelectedStyle="\APASixthEditionOfficeOnline.xsl" StyleName="APA" Version="6"/>
+</file>
+
+<file path=customXml/itemProps1.xml><?xml version="1.0" encoding="utf-8"?>
+<ds:datastoreItem xmlns:ds="http://schemas.openxmlformats.org/officeDocument/2006/customXml" ds:itemID="{5BC4BFC8-6FCF-40EF-9BEE-C536FA35F50D}">
+  <ds:schemaRefs>
+    <ds:schemaRef ds:uri="http://schemas.openxmlformats.org/officeDocument/2006/bibliography"/>
+  </ds:schemaRefs>
+</ds:datastoreItem>
 </file>